--- a/04_DecisionMaking/Worksheets/Maths_in_the_Wild_DecisionMakingWorksheet.docx
+++ b/04_DecisionMaking/Worksheets/Maths_in_the_Wild_DecisionMakingWorksheet.docx
@@ -6,13 +6,14 @@
       <w:pPr>
         <w:rPr>
           <w:rStyle w:val="TitleChar"/>
+          <w:rFonts w:ascii="Helvetica Light" w:hAnsi="Helvetica Light"/>
           <w:sz w:val="48"/>
           <w:szCs w:val="48"/>
         </w:rPr>
       </w:pPr>
       <w:r>
         <w:rPr>
-          <w:rFonts w:asciiTheme="majorHAnsi" w:eastAsiaTheme="majorEastAsia" w:hAnsiTheme="majorHAnsi" w:cstheme="majorBidi"/>
+          <w:rFonts w:ascii="Helvetica Light" w:eastAsiaTheme="majorEastAsia" w:hAnsi="Helvetica Light" w:cstheme="majorBidi"/>
           <w:spacing w:val="-10"/>
           <w:kern w:val="28"/>
           <w:sz w:val="48"/>
@@ -25,11 +26,13 @@
       <w:pPr>
         <w:rPr>
           <w:rStyle w:val="Heading1Char"/>
-        </w:rPr>
-      </w:pPr>
-      <w:r>
-        <w:rPr>
-          <w:rStyle w:val="Heading1Char"/>
+          <w:rFonts w:ascii="Helvetica Light" w:hAnsi="Helvetica Light"/>
+        </w:rPr>
+      </w:pPr>
+      <w:r>
+        <w:rPr>
+          <w:rStyle w:val="Heading1Char"/>
+          <w:rFonts w:ascii="Helvetica Light" w:hAnsi="Helvetica Light"/>
         </w:rPr>
         <w:t>Am I Going to Bike or Walk</w:t>
       </w:r>
@@ -37,145 +40,41 @@
     <w:p>
       <w:pPr>
         <w:rPr>
-          <w:rStyle w:val="Heading1Char"/>
-          <w:sz w:val="24"/>
-          <w:szCs w:val="24"/>
-          <w:u w:val="single"/>
-        </w:rPr>
-      </w:pPr>
-      <w:r>
-        <w:rPr>
-          <w:rStyle w:val="Heading1Char"/>
-          <w:sz w:val="24"/>
-          <w:szCs w:val="24"/>
-          <w:u w:val="single"/>
-        </w:rPr>
-        <w:tab/>
-      </w:r>
-      <w:r>
-        <w:rPr>
-          <w:rStyle w:val="Heading1Char"/>
-          <w:sz w:val="24"/>
-          <w:szCs w:val="24"/>
-          <w:u w:val="single"/>
-        </w:rPr>
-        <w:tab/>
-      </w:r>
-      <w:r>
-        <w:rPr>
-          <w:rStyle w:val="Heading1Char"/>
-          <w:sz w:val="24"/>
-          <w:szCs w:val="24"/>
-          <w:u w:val="single"/>
-        </w:rPr>
-        <w:tab/>
-      </w:r>
-      <w:r>
-        <w:rPr>
-          <w:rStyle w:val="Heading1Char"/>
-          <w:sz w:val="24"/>
-          <w:szCs w:val="24"/>
-          <w:u w:val="single"/>
-        </w:rPr>
-        <w:tab/>
-      </w:r>
-      <w:r>
-        <w:rPr>
-          <w:rStyle w:val="Heading1Char"/>
-          <w:sz w:val="24"/>
-          <w:szCs w:val="24"/>
-          <w:u w:val="single"/>
-        </w:rPr>
-        <w:tab/>
-      </w:r>
-      <w:r>
-        <w:rPr>
-          <w:rStyle w:val="Heading1Char"/>
-          <w:sz w:val="24"/>
-          <w:szCs w:val="24"/>
-          <w:u w:val="single"/>
-        </w:rPr>
-        <w:tab/>
-      </w:r>
-      <w:r>
-        <w:rPr>
-          <w:rStyle w:val="Heading1Char"/>
-          <w:sz w:val="24"/>
-          <w:szCs w:val="24"/>
-          <w:u w:val="single"/>
-        </w:rPr>
-        <w:tab/>
-      </w:r>
-      <w:r>
-        <w:rPr>
-          <w:rStyle w:val="Heading1Char"/>
-          <w:sz w:val="24"/>
-          <w:szCs w:val="24"/>
-          <w:u w:val="single"/>
-        </w:rPr>
-        <w:tab/>
-      </w:r>
-      <w:r>
-        <w:rPr>
-          <w:rStyle w:val="Heading1Char"/>
-          <w:sz w:val="24"/>
-          <w:szCs w:val="24"/>
-          <w:u w:val="single"/>
-        </w:rPr>
-        <w:tab/>
-      </w:r>
-      <w:r>
-        <w:rPr>
-          <w:rStyle w:val="Heading1Char"/>
-          <w:sz w:val="24"/>
-          <w:szCs w:val="24"/>
-          <w:u w:val="single"/>
-        </w:rPr>
-        <w:tab/>
-      </w:r>
-      <w:r>
-        <w:rPr>
-          <w:rStyle w:val="Heading1Char"/>
-          <w:sz w:val="24"/>
-          <w:szCs w:val="24"/>
-          <w:u w:val="single"/>
-        </w:rPr>
-        <w:tab/>
-      </w:r>
-      <w:r>
-        <w:rPr>
-          <w:rStyle w:val="Heading1Char"/>
-          <w:sz w:val="24"/>
-          <w:szCs w:val="24"/>
-          <w:u w:val="single"/>
-        </w:rPr>
-        <w:tab/>
-      </w:r>
-    </w:p>
-    <w:p>
-      <w:pPr>
-        <w:pStyle w:val="Heading2"/>
-        <w:rPr>
-          <w:rStyle w:val="Heading1Char"/>
-        </w:rPr>
-      </w:pPr>
-      <w:r>
-        <w:rPr>
-          <w:rStyle w:val="Heading1Char"/>
-        </w:rPr>
-        <w:t>Making a</w:t>
-      </w:r>
-      <w:r>
-        <w:rPr>
-          <w:rStyle w:val="Heading1Char"/>
-        </w:rPr>
-        <w:t xml:space="preserve"> Decision </w:t>
-      </w:r>
-    </w:p>
-    <w:p>
-      <w:pPr>
-        <w:rPr>
-          <w:rFonts w:eastAsiaTheme="majorEastAsia" w:cstheme="majorBidi"/>
+          <w:rFonts w:ascii="Helvetica Light" w:hAnsi="Helvetica Light"/>
+        </w:rPr>
+      </w:pPr>
+    </w:p>
+    <w:p>
+      <w:pPr>
+        <w:rPr>
+          <w:rFonts w:ascii="Helvetica Light" w:hAnsi="Helvetica Light"/>
+        </w:rPr>
+      </w:pPr>
+      <w:r>
+        <w:rPr>
+          <w:rFonts w:ascii="Helvetica Light" w:hAnsi="Helvetica Light"/>
+        </w:rPr>
+        <w:t>Name: ________________________________________________    Date: ____________</w:t>
+      </w:r>
+    </w:p>
+    <w:p>
+      <w:pPr>
+        <w:pStyle w:val="Heading3"/>
+        <w:rPr>
+          <w:rStyle w:val="Heading1Char"/>
+          <w:rFonts w:asciiTheme="minorHAnsi" w:hAnsiTheme="minorHAnsi"/>
+          <w:sz w:val="28"/>
+          <w:szCs w:val="28"/>
+        </w:rPr>
+      </w:pPr>
+      <w:r>
+        <w:t>Exercise 1: How do you Decide</w:t>
+      </w:r>
+    </w:p>
+    <w:p>
+      <w:pPr>
+        <w:rPr>
+          <w:rFonts w:ascii="Helvetica Light" w:eastAsiaTheme="majorEastAsia" w:hAnsi="Helvetica Light" w:cstheme="majorBidi"/>
           <w:color w:val="0F4761" w:themeColor="accent1" w:themeShade="BF"/>
           <w:sz w:val="28"/>
           <w:szCs w:val="28"/>
@@ -183,123 +82,528 @@
       </w:pPr>
     </w:p>
     <w:p>
-      <w:r>
-        <w:t>How did you get to here today?</w:t>
-      </w:r>
-    </w:p>
-    <w:p/>
-    <w:p/>
-    <w:p/>
-    <w:p>
-      <w:r>
-        <w:rPr>
+      <w:pPr>
+        <w:pStyle w:val="ListParagraph"/>
+        <w:numPr>
+          <w:ilvl w:val="0"/>
+          <w:numId w:val="2"/>
+        </w:numPr>
+        <w:rPr>
+          <w:rFonts w:ascii="Helvetica Light" w:hAnsi="Helvetica Light"/>
+        </w:rPr>
+      </w:pPr>
+      <w:r>
+        <w:rPr>
+          <w:rFonts w:ascii="Helvetica Light" w:hAnsi="Helvetica Light"/>
+        </w:rPr>
+        <w:t>How did you get  here today?</w:t>
+      </w:r>
+    </w:p>
+    <w:p>
+      <w:pPr>
+        <w:rPr>
+          <w:rFonts w:ascii="Helvetica Light" w:hAnsi="Helvetica Light"/>
+        </w:rPr>
+      </w:pPr>
+    </w:p>
+    <w:p>
+      <w:pPr>
+        <w:rPr>
+          <w:rFonts w:ascii="Helvetica Light" w:hAnsi="Helvetica Light"/>
+        </w:rPr>
+      </w:pPr>
+    </w:p>
+    <w:p>
+      <w:pPr>
+        <w:rPr>
+          <w:rFonts w:ascii="Helvetica Light" w:hAnsi="Helvetica Light"/>
+        </w:rPr>
+      </w:pPr>
+    </w:p>
+    <w:p>
+      <w:pPr>
+        <w:rPr>
+          <w:rFonts w:ascii="Helvetica Light" w:hAnsi="Helvetica Light"/>
           <w:lang w:val="en-US"/>
         </w:rPr>
-        <w:t>How do you decide?</w:t>
-      </w:r>
-    </w:p>
-    <w:p>
-      <w:pPr>
-        <w:rPr>
+      </w:pPr>
+    </w:p>
+    <w:p>
+      <w:pPr>
+        <w:rPr>
+          <w:rFonts w:ascii="Helvetica Light" w:hAnsi="Helvetica Light"/>
           <w:lang w:val="en-US"/>
         </w:rPr>
       </w:pPr>
     </w:p>
     <w:p>
       <w:pPr>
-        <w:rPr>
+        <w:pStyle w:val="ListParagraph"/>
+        <w:numPr>
+          <w:ilvl w:val="0"/>
+          <w:numId w:val="2"/>
+        </w:numPr>
+        <w:rPr>
+          <w:rFonts w:ascii="Helvetica Light" w:hAnsi="Helvetica Light"/>
+        </w:rPr>
+      </w:pPr>
+      <w:r>
+        <w:rPr>
+          <w:rFonts w:ascii="Helvetica Light" w:hAnsi="Helvetica Light"/>
           <w:lang w:val="en-US"/>
         </w:rPr>
-      </w:pPr>
-    </w:p>
-    <w:p>
-      <w:pPr>
-        <w:rPr>
+        <w:t xml:space="preserve">Did you </w:t>
+      </w:r>
+      <w:r>
+        <w:rPr>
+          <w:rFonts w:ascii="Helvetica Light" w:hAnsi="Helvetica Light"/>
           <w:lang w:val="en-US"/>
         </w:rPr>
-      </w:pPr>
-    </w:p>
-    <w:p>
-      <w:r>
-        <w:rPr>
+        <w:t>decide</w:t>
+      </w:r>
+      <w:r>
+        <w:rPr>
+          <w:rFonts w:ascii="Helvetica Light" w:hAnsi="Helvetica Light"/>
           <w:lang w:val="en-US"/>
         </w:rPr>
-        <w:t>What helps to a make decision?</w:t>
-      </w:r>
-    </w:p>
-    <w:p/>
-    <w:p/>
-    <w:p/>
-    <w:p>
-      <w:r>
-        <w:t>Do you sometimes make the wrong decision?</w:t>
-      </w:r>
-      <w:r>
-        <w:t xml:space="preserve"> Give an example</w:t>
-      </w:r>
-    </w:p>
-    <w:p/>
-    <w:p/>
-    <w:p/>
-    <w:p>
-      <w:r>
+        <w:t>?</w:t>
+      </w:r>
+    </w:p>
+    <w:p>
+      <w:pPr>
+        <w:rPr>
+          <w:rFonts w:ascii="Helvetica Light" w:hAnsi="Helvetica Light"/>
+          <w:lang w:val="en-US"/>
+        </w:rPr>
+      </w:pPr>
+    </w:p>
+    <w:p>
+      <w:pPr>
+        <w:rPr>
+          <w:rFonts w:ascii="Helvetica Light" w:hAnsi="Helvetica Light"/>
+          <w:lang w:val="en-US"/>
+        </w:rPr>
+      </w:pPr>
+    </w:p>
+    <w:p>
+      <w:pPr>
+        <w:rPr>
+          <w:rFonts w:ascii="Helvetica Light" w:hAnsi="Helvetica Light"/>
+          <w:lang w:val="en-US"/>
+        </w:rPr>
+      </w:pPr>
+    </w:p>
+    <w:p>
+      <w:pPr>
+        <w:rPr>
+          <w:rFonts w:ascii="Helvetica Light" w:hAnsi="Helvetica Light"/>
+          <w:lang w:val="en-US"/>
+        </w:rPr>
+      </w:pPr>
+    </w:p>
+    <w:p>
+      <w:pPr>
+        <w:rPr>
+          <w:rFonts w:ascii="Helvetica Light" w:hAnsi="Helvetica Light"/>
+          <w:lang w:val="en-US"/>
+        </w:rPr>
+      </w:pPr>
+    </w:p>
+    <w:p>
+      <w:pPr>
+        <w:pStyle w:val="ListParagraph"/>
+        <w:numPr>
+          <w:ilvl w:val="0"/>
+          <w:numId w:val="2"/>
+        </w:numPr>
+        <w:rPr>
+          <w:rFonts w:ascii="Helvetica Light" w:hAnsi="Helvetica Light"/>
+        </w:rPr>
+      </w:pPr>
+      <w:r>
+        <w:rPr>
+          <w:rFonts w:ascii="Helvetica Light" w:hAnsi="Helvetica Light"/>
+          <w:lang w:val="en-US"/>
+        </w:rPr>
+        <w:t xml:space="preserve">What helps </w:t>
+      </w:r>
+      <w:r>
+        <w:rPr>
+          <w:rFonts w:ascii="Helvetica Light" w:hAnsi="Helvetica Light"/>
+          <w:lang w:val="en-US"/>
+        </w:rPr>
+        <w:t xml:space="preserve">you </w:t>
+      </w:r>
+      <w:proofErr w:type="gramStart"/>
+      <w:r>
+        <w:rPr>
+          <w:rFonts w:ascii="Helvetica Light" w:hAnsi="Helvetica Light"/>
+          <w:lang w:val="en-US"/>
+        </w:rPr>
+        <w:t xml:space="preserve">make </w:t>
+      </w:r>
+      <w:r>
+        <w:rPr>
+          <w:rFonts w:ascii="Helvetica Light" w:hAnsi="Helvetica Light"/>
+          <w:lang w:val="en-US"/>
+        </w:rPr>
+        <w:t xml:space="preserve">a </w:t>
+      </w:r>
+      <w:r>
+        <w:rPr>
+          <w:rFonts w:ascii="Helvetica Light" w:hAnsi="Helvetica Light"/>
+          <w:lang w:val="en-US"/>
+        </w:rPr>
+        <w:t>decision</w:t>
+      </w:r>
+      <w:proofErr w:type="gramEnd"/>
+      <w:r>
+        <w:rPr>
+          <w:rFonts w:ascii="Helvetica Light" w:hAnsi="Helvetica Light"/>
+          <w:lang w:val="en-US"/>
+        </w:rPr>
+        <w:t>?</w:t>
+      </w:r>
+    </w:p>
+    <w:p>
+      <w:pPr>
+        <w:rPr>
+          <w:rFonts w:ascii="Helvetica Light" w:hAnsi="Helvetica Light"/>
+        </w:rPr>
+      </w:pPr>
+    </w:p>
+    <w:p>
+      <w:pPr>
+        <w:rPr>
+          <w:rFonts w:ascii="Helvetica Light" w:hAnsi="Helvetica Light"/>
+        </w:rPr>
+      </w:pPr>
+    </w:p>
+    <w:p>
+      <w:pPr>
+        <w:rPr>
+          <w:rFonts w:ascii="Helvetica Light" w:hAnsi="Helvetica Light"/>
+        </w:rPr>
+      </w:pPr>
+    </w:p>
+    <w:p>
+      <w:pPr>
+        <w:rPr>
+          <w:rFonts w:ascii="Helvetica Light" w:hAnsi="Helvetica Light"/>
+        </w:rPr>
+      </w:pPr>
+    </w:p>
+    <w:p>
+      <w:pPr>
+        <w:rPr>
+          <w:rFonts w:ascii="Helvetica Light" w:hAnsi="Helvetica Light"/>
+        </w:rPr>
+      </w:pPr>
+    </w:p>
+    <w:p>
+      <w:pPr>
+        <w:pStyle w:val="ListParagraph"/>
+        <w:numPr>
+          <w:ilvl w:val="0"/>
+          <w:numId w:val="2"/>
+        </w:numPr>
+        <w:rPr>
+          <w:rFonts w:ascii="Helvetica Light" w:hAnsi="Helvetica Light"/>
+        </w:rPr>
+      </w:pPr>
+      <w:r>
+        <w:rPr>
+          <w:rFonts w:ascii="Helvetica Light" w:hAnsi="Helvetica Light"/>
+        </w:rPr>
+        <w:t>Do you sometimes make the wrong decision? Give an example</w:t>
+      </w:r>
+    </w:p>
+    <w:p>
+      <w:pPr>
+        <w:rPr>
+          <w:rFonts w:ascii="Helvetica Light" w:hAnsi="Helvetica Light"/>
+        </w:rPr>
+      </w:pPr>
+    </w:p>
+    <w:p>
+      <w:pPr>
+        <w:rPr>
+          <w:rFonts w:ascii="Helvetica Light" w:hAnsi="Helvetica Light"/>
+        </w:rPr>
+      </w:pPr>
+    </w:p>
+    <w:p>
+      <w:pPr>
+        <w:rPr>
+          <w:rFonts w:ascii="Helvetica Light" w:hAnsi="Helvetica Light"/>
+        </w:rPr>
+      </w:pPr>
+    </w:p>
+    <w:p>
+      <w:pPr>
+        <w:rPr>
+          <w:rFonts w:ascii="Helvetica Light" w:hAnsi="Helvetica Light"/>
+        </w:rPr>
+      </w:pPr>
+    </w:p>
+    <w:p>
+      <w:pPr>
+        <w:rPr>
+          <w:rFonts w:ascii="Helvetica Light" w:hAnsi="Helvetica Light"/>
+        </w:rPr>
+      </w:pPr>
+    </w:p>
+    <w:p>
+      <w:pPr>
+        <w:pStyle w:val="ListParagraph"/>
+        <w:numPr>
+          <w:ilvl w:val="0"/>
+          <w:numId w:val="2"/>
+        </w:numPr>
+        <w:rPr>
+          <w:rFonts w:ascii="Helvetica Light" w:hAnsi="Helvetica Light"/>
+        </w:rPr>
+      </w:pPr>
+      <w:r>
+        <w:rPr>
+          <w:rFonts w:ascii="Helvetica Light" w:hAnsi="Helvetica Light"/>
+        </w:rPr>
         <w:t>Are you sometimes unable to decide?</w:t>
       </w:r>
     </w:p>
-    <w:p/>
-    <w:p/>
-    <w:p/>
-    <w:p>
-      <w:r>
+    <w:p>
+      <w:pPr>
+        <w:rPr>
+          <w:rFonts w:ascii="Helvetica Light" w:hAnsi="Helvetica Light"/>
+        </w:rPr>
+      </w:pPr>
+    </w:p>
+    <w:p>
+      <w:pPr>
+        <w:rPr>
+          <w:rFonts w:ascii="Helvetica Light" w:hAnsi="Helvetica Light"/>
+        </w:rPr>
+      </w:pPr>
+    </w:p>
+    <w:p>
+      <w:pPr>
+        <w:rPr>
+          <w:rFonts w:ascii="Helvetica Light" w:hAnsi="Helvetica Light"/>
+        </w:rPr>
+      </w:pPr>
+    </w:p>
+    <w:p>
+      <w:pPr>
+        <w:rPr>
+          <w:rFonts w:ascii="Helvetica Light" w:hAnsi="Helvetica Light"/>
+        </w:rPr>
+      </w:pPr>
+    </w:p>
+    <w:p>
+      <w:pPr>
+        <w:rPr>
+          <w:rFonts w:ascii="Helvetica Light" w:hAnsi="Helvetica Light"/>
+        </w:rPr>
+      </w:pPr>
+    </w:p>
+    <w:p>
+      <w:pPr>
+        <w:pStyle w:val="ListParagraph"/>
+        <w:numPr>
+          <w:ilvl w:val="0"/>
+          <w:numId w:val="2"/>
+        </w:numPr>
+        <w:rPr>
+          <w:rFonts w:ascii="Helvetica Light" w:hAnsi="Helvetica Light"/>
+        </w:rPr>
+      </w:pPr>
+      <w:r>
+        <w:rPr>
+          <w:rFonts w:ascii="Helvetica Light" w:hAnsi="Helvetica Light"/>
+        </w:rPr>
         <w:t>Is it better to decide slowly or quickly?</w:t>
       </w:r>
     </w:p>
-    <w:p/>
-    <w:p/>
-    <w:p/>
-    <w:p>
-      <w:r>
+    <w:p>
+      <w:pPr>
+        <w:rPr>
+          <w:rFonts w:ascii="Helvetica Light" w:hAnsi="Helvetica Light"/>
+        </w:rPr>
+      </w:pPr>
+    </w:p>
+    <w:p>
+      <w:pPr>
+        <w:rPr>
+          <w:rFonts w:ascii="Helvetica Light" w:hAnsi="Helvetica Light"/>
+        </w:rPr>
+      </w:pPr>
+    </w:p>
+    <w:p>
+      <w:pPr>
+        <w:rPr>
+          <w:rFonts w:ascii="Helvetica Light" w:hAnsi="Helvetica Light"/>
+        </w:rPr>
+      </w:pPr>
+    </w:p>
+    <w:p>
+      <w:pPr>
+        <w:rPr>
+          <w:rFonts w:ascii="Helvetica Light" w:hAnsi="Helvetica Light"/>
+        </w:rPr>
+      </w:pPr>
+    </w:p>
+    <w:p>
+      <w:pPr>
+        <w:rPr>
+          <w:rFonts w:ascii="Helvetica Light" w:hAnsi="Helvetica Light"/>
+        </w:rPr>
+      </w:pPr>
+    </w:p>
+    <w:p>
+      <w:pPr>
+        <w:pStyle w:val="ListParagraph"/>
+        <w:numPr>
+          <w:ilvl w:val="0"/>
+          <w:numId w:val="2"/>
+        </w:numPr>
+        <w:rPr>
+          <w:rFonts w:ascii="Helvetica Light" w:hAnsi="Helvetica Light"/>
+        </w:rPr>
+      </w:pPr>
+      <w:r>
+        <w:rPr>
+          <w:rFonts w:ascii="Helvetica Light" w:hAnsi="Helvetica Light"/>
+        </w:rPr>
         <w:t>What would make you change a decision?</w:t>
       </w:r>
     </w:p>
-    <w:p/>
-    <w:p/>
-    <w:p/>
-    <w:p>
-      <w:r>
-        <w:t>What happens when times runs out?</w:t>
-      </w:r>
-    </w:p>
-    <w:p/>
-    <w:p/>
-    <w:p>
-      <w:r>
+    <w:p>
+      <w:pPr>
+        <w:rPr>
+          <w:rFonts w:ascii="Helvetica Light" w:hAnsi="Helvetica Light"/>
+        </w:rPr>
+      </w:pPr>
+    </w:p>
+    <w:p>
+      <w:pPr>
+        <w:rPr>
+          <w:rFonts w:ascii="Helvetica Light" w:hAnsi="Helvetica Light"/>
+        </w:rPr>
+      </w:pPr>
+    </w:p>
+    <w:p>
+      <w:pPr>
+        <w:rPr>
+          <w:rFonts w:ascii="Helvetica Light" w:hAnsi="Helvetica Light"/>
+        </w:rPr>
+      </w:pPr>
+    </w:p>
+    <w:p>
+      <w:pPr>
+        <w:rPr>
+          <w:rFonts w:ascii="Helvetica Light" w:hAnsi="Helvetica Light"/>
+        </w:rPr>
+      </w:pPr>
+    </w:p>
+    <w:p>
+      <w:pPr>
+        <w:rPr>
+          <w:rFonts w:ascii="Helvetica Light" w:hAnsi="Helvetica Light"/>
+        </w:rPr>
+      </w:pPr>
+    </w:p>
+    <w:p>
+      <w:pPr>
+        <w:pStyle w:val="ListParagraph"/>
+        <w:numPr>
+          <w:ilvl w:val="0"/>
+          <w:numId w:val="2"/>
+        </w:numPr>
+        <w:rPr>
+          <w:rFonts w:ascii="Helvetica Light" w:hAnsi="Helvetica Light"/>
+        </w:rPr>
+      </w:pPr>
+      <w:r>
+        <w:rPr>
+          <w:rFonts w:ascii="Helvetica Light" w:hAnsi="Helvetica Light"/>
+        </w:rPr>
+        <w:t>What happens when time runs out?</w:t>
+      </w:r>
+    </w:p>
+    <w:p>
+      <w:pPr>
+        <w:rPr>
+          <w:rFonts w:ascii="Helvetica Light" w:hAnsi="Helvetica Light"/>
+        </w:rPr>
+      </w:pPr>
+    </w:p>
+    <w:p>
+      <w:pPr>
+        <w:rPr>
+          <w:rFonts w:ascii="Helvetica Light" w:hAnsi="Helvetica Light"/>
+        </w:rPr>
+      </w:pPr>
+    </w:p>
+    <w:p>
+      <w:pPr>
+        <w:rPr>
+          <w:rFonts w:ascii="Helvetica Light" w:hAnsi="Helvetica Light"/>
+        </w:rPr>
+      </w:pPr>
+    </w:p>
+    <w:p>
+      <w:pPr>
+        <w:rPr>
+          <w:rFonts w:ascii="Helvetica Light" w:hAnsi="Helvetica Light"/>
+        </w:rPr>
+      </w:pPr>
+    </w:p>
+    <w:p>
+      <w:pPr>
+        <w:rPr>
+          <w:rFonts w:ascii="Helvetica Light" w:hAnsi="Helvetica Light"/>
+        </w:rPr>
+      </w:pPr>
+      <w:r>
+        <w:rPr>
+          <w:rFonts w:ascii="Helvetica Light" w:hAnsi="Helvetica Light"/>
+        </w:rPr>
         <w:br w:type="page"/>
       </w:r>
     </w:p>
-    <w:p/>
+    <w:p>
+      <w:pPr>
+        <w:rPr>
+          <w:rFonts w:ascii="Helvetica Light" w:hAnsi="Helvetica Light"/>
+        </w:rPr>
+      </w:pPr>
+    </w:p>
     <w:p>
       <w:pPr>
         <w:pStyle w:val="Heading3"/>
         <w:rPr>
           <w:rStyle w:val="Heading1Char"/>
-        </w:rPr>
-      </w:pPr>
-      <w:r>
-        <w:rPr>
-          <w:rStyle w:val="Heading1Char"/>
+          <w:rFonts w:ascii="Helvetica Light" w:hAnsi="Helvetica Light"/>
+        </w:rPr>
+      </w:pPr>
+      <w:r>
+        <w:rPr>
+          <w:rStyle w:val="Heading1Char"/>
+          <w:rFonts w:ascii="Helvetica Light" w:hAnsi="Helvetica Light"/>
         </w:rPr>
         <w:t xml:space="preserve">Making </w:t>
       </w:r>
       <w:r>
         <w:rPr>
           <w:rStyle w:val="Heading1Char"/>
+          <w:rFonts w:ascii="Helvetica Light" w:hAnsi="Helvetica Light"/>
         </w:rPr>
         <w:t xml:space="preserve">a </w:t>
       </w:r>
       <w:r>
         <w:rPr>
           <w:rStyle w:val="Heading1Char"/>
+          <w:rFonts w:ascii="Helvetica Light" w:hAnsi="Helvetica Light"/>
         </w:rPr>
         <w:t>Decision</w:t>
       </w:r>
@@ -307,34 +611,131 @@
     <w:p>
       <w:pPr>
         <w:pStyle w:val="Heading3"/>
-      </w:pPr>
-      <w:r>
-        <w:t>Label the graph</w:t>
-      </w:r>
-      <w:r>
+        <w:rPr>
+          <w:rFonts w:ascii="Helvetica Light" w:hAnsi="Helvetica Light"/>
+        </w:rPr>
+      </w:pPr>
+      <w:r>
+        <w:rPr>
+          <w:rFonts w:ascii="Helvetica Light" w:hAnsi="Helvetica Light"/>
+        </w:rPr>
+        <w:t xml:space="preserve">Exercise 2: </w:t>
+      </w:r>
+      <w:r>
+        <w:rPr>
+          <w:rFonts w:ascii="Helvetica Light" w:hAnsi="Helvetica Light"/>
+        </w:rPr>
+        <w:t xml:space="preserve">A </w:t>
+      </w:r>
+      <w:r>
+        <w:rPr>
+          <w:rFonts w:ascii="Helvetica Light" w:hAnsi="Helvetica Light"/>
+        </w:rPr>
+        <w:t>P</w:t>
+      </w:r>
+      <w:r>
+        <w:rPr>
+          <w:rFonts w:ascii="Helvetica Light" w:hAnsi="Helvetica Light"/>
+        </w:rPr>
+        <w:t xml:space="preserve">lot </w:t>
+      </w:r>
+      <w:r>
+        <w:rPr>
+          <w:rFonts w:ascii="Helvetica Light" w:hAnsi="Helvetica Light"/>
+        </w:rPr>
+        <w:t>I</w:t>
+      </w:r>
+      <w:r>
+        <w:rPr>
+          <w:rFonts w:ascii="Helvetica Light" w:hAnsi="Helvetica Light"/>
+        </w:rPr>
+        <w:t xml:space="preserve">s </w:t>
+      </w:r>
+      <w:r>
+        <w:rPr>
+          <w:rFonts w:ascii="Helvetica Light" w:hAnsi="Helvetica Light"/>
+        </w:rPr>
+        <w:t>W</w:t>
+      </w:r>
+      <w:r>
+        <w:rPr>
+          <w:rFonts w:ascii="Helvetica Light" w:hAnsi="Helvetica Light"/>
+        </w:rPr>
+        <w:t xml:space="preserve">orth 1000 </w:t>
+      </w:r>
+      <w:r>
+        <w:rPr>
+          <w:rFonts w:ascii="Helvetica Light" w:hAnsi="Helvetica Light"/>
+        </w:rPr>
+        <w:t>W</w:t>
+      </w:r>
+      <w:r>
+        <w:rPr>
+          <w:rFonts w:ascii="Helvetica Light" w:hAnsi="Helvetica Light"/>
+        </w:rPr>
+        <w:t>ords</w:t>
+      </w:r>
+    </w:p>
+    <w:p>
+      <w:pPr>
+        <w:rPr>
+          <w:rFonts w:ascii="Helvetica Light" w:hAnsi="Helvetica Light"/>
+          <w:color w:val="000000" w:themeColor="text1"/>
+        </w:rPr>
+      </w:pPr>
+      <w:r>
+        <w:rPr>
+          <w:rFonts w:ascii="Helvetica Light" w:hAnsi="Helvetica Light"/>
+          <w:color w:val="000000" w:themeColor="text1"/>
+        </w:rPr>
+        <w:t xml:space="preserve">Put a start point and </w:t>
+      </w:r>
+      <w:r>
+        <w:rPr>
+          <w:rFonts w:ascii="Helvetica Light" w:hAnsi="Helvetica Light"/>
+          <w:color w:val="000000" w:themeColor="text1"/>
+        </w:rPr>
+        <w:t xml:space="preserve">explain the different lines on the </w:t>
+      </w:r>
+      <w:r>
+        <w:rPr>
+          <w:rFonts w:ascii="Helvetica Light" w:hAnsi="Helvetica Light"/>
+          <w:color w:val="000000" w:themeColor="text1"/>
+        </w:rPr>
+        <w:t xml:space="preserve">decision </w:t>
+      </w:r>
+      <w:r>
+        <w:rPr>
+          <w:rFonts w:ascii="Helvetica Light" w:hAnsi="Helvetica Light"/>
+          <w:color w:val="000000" w:themeColor="text1"/>
+        </w:rPr>
+        <w:t>graph</w:t>
+      </w:r>
+      <w:r>
+        <w:rPr>
+          <w:rFonts w:ascii="Helvetica Light" w:hAnsi="Helvetica Light"/>
+          <w:color w:val="000000" w:themeColor="text1"/>
+        </w:rPr>
         <w:t>:</w:t>
       </w:r>
     </w:p>
     <w:p>
-      <w:r>
-        <w:t>Put a start point and draw a graph that makes decision to walk and at what time:</w:t>
-      </w:r>
-    </w:p>
-    <w:p>
       <w:pPr>
         <w:jc w:val="center"/>
         <w:rPr>
           <w:rStyle w:val="Heading1Char"/>
-        </w:rPr>
-      </w:pPr>
-      <w:r>
-        <w:rPr>
+          <w:rFonts w:ascii="Helvetica Light" w:hAnsi="Helvetica Light"/>
+        </w:rPr>
+      </w:pPr>
+      <w:r>
+        <w:rPr>
+          <w:rFonts w:ascii="Helvetica Light" w:hAnsi="Helvetica Light"/>
           <w:noProof/>
         </w:rPr>
         <w:drawing>
-          <wp:inline distT="0" distB="0" distL="0" distR="0" wp14:anchorId="1FE25C3E" wp14:editId="0B39FCBC">
-            <wp:extent cx="4291073" cy="2889115"/>
-            <wp:effectExtent l="0" t="0" r="1905" b="0"/>
+          <wp:inline distT="0" distB="0" distL="0" distR="0" wp14:anchorId="1FE25C3E" wp14:editId="67177BBA">
+            <wp:extent cx="3666067" cy="2226734"/>
+            <wp:effectExtent l="0" t="0" r="4445" b="0"/>
             <wp:docPr id="216" name="Google Shape;216;p25"/>
             <wp:cNvGraphicFramePr>
               <a:graphicFrameLocks xmlns:a="http://schemas.openxmlformats.org/drawingml/2006/main" noGrp="1"/>
@@ -358,7 +759,7 @@
                   <pic:spPr bwMode="auto">
                     <a:xfrm>
                       <a:off x="0" y="0"/>
-                      <a:ext cx="4304080" cy="2897873"/>
+                      <a:ext cx="3697985" cy="2246121"/>
                     </a:xfrm>
                     <a:prstGeom prst="rect">
                       <a:avLst/>
@@ -380,44 +781,1312 @@
         <w:pStyle w:val="Heading3"/>
         <w:rPr>
           <w:rStyle w:val="Heading1Char"/>
-          <w:rFonts w:asciiTheme="minorHAnsi" w:hAnsiTheme="minorHAnsi"/>
+          <w:rFonts w:ascii="Helvetica Light" w:hAnsi="Helvetica Light"/>
           <w:sz w:val="28"/>
           <w:szCs w:val="28"/>
         </w:rPr>
       </w:pPr>
-      <w:r>
-        <w:rPr>
-          <w:rStyle w:val="Heading1Char"/>
-          <w:rFonts w:asciiTheme="minorHAnsi" w:hAnsiTheme="minorHAnsi"/>
+    </w:p>
+    <w:p>
+      <w:pPr>
+        <w:pStyle w:val="Heading3"/>
+        <w:rPr>
+          <w:rStyle w:val="Heading1Char"/>
+          <w:rFonts w:ascii="Helvetica Light" w:hAnsi="Helvetica Light"/>
           <w:sz w:val="28"/>
           <w:szCs w:val="28"/>
         </w:rPr>
-        <w:t>Which decision was faster?</w:t>
-      </w:r>
-    </w:p>
-    <w:p>
-      <w:pPr>
-        <w:jc w:val="center"/>
-        <w:rPr>
-          <w:rStyle w:val="Heading1Char"/>
-          <w:color w:val="000000" w:themeColor="text1"/>
+      </w:pPr>
+      <w:r>
+        <w:rPr>
+          <w:rStyle w:val="Heading1Char"/>
+          <w:rFonts w:ascii="Helvetica Light" w:hAnsi="Helvetica Light"/>
+          <w:sz w:val="28"/>
+          <w:szCs w:val="28"/>
+        </w:rPr>
+        <w:t>Exercise 3</w:t>
+      </w:r>
+      <w:r>
+        <w:rPr>
+          <w:rStyle w:val="Heading1Char"/>
+          <w:rFonts w:ascii="Helvetica Light" w:hAnsi="Helvetica Light"/>
+          <w:sz w:val="28"/>
+          <w:szCs w:val="28"/>
+        </w:rPr>
+        <w:t>.1</w:t>
+      </w:r>
+      <w:r>
+        <w:rPr>
+          <w:rStyle w:val="Heading1Char"/>
+          <w:rFonts w:ascii="Helvetica Light" w:hAnsi="Helvetica Light"/>
+          <w:sz w:val="28"/>
+          <w:szCs w:val="28"/>
+        </w:rPr>
+        <w:t>: The decision formula</w:t>
+      </w:r>
+      <w:r>
+        <w:rPr>
+          <w:rStyle w:val="Heading1Char"/>
+          <w:rFonts w:ascii="Helvetica Light" w:hAnsi="Helvetica Light"/>
+          <w:sz w:val="28"/>
+          <w:szCs w:val="28"/>
+        </w:rPr>
+        <w:t>?</w:t>
+      </w:r>
+    </w:p>
+    <w:p>
+      <w:pPr>
+        <w:rPr>
+          <w:color w:val="000000" w:themeColor="text1"/>
+        </w:rPr>
+      </w:pPr>
+      <w:r>
+        <w:rPr>
+          <w:color w:val="000000" w:themeColor="text1"/>
+        </w:rPr>
+        <w:t xml:space="preserve">The simplified decision formula is </w:t>
+      </w:r>
+      <w:r>
+        <w:rPr>
+          <w:color w:val="000000" w:themeColor="text1"/>
+        </w:rPr>
+        <w:t>a version of the</w:t>
+      </w:r>
+      <w:r>
+        <w:rPr>
+          <w:color w:val="000000" w:themeColor="text1"/>
+        </w:rPr>
+        <w:t xml:space="preserve"> formula of a line:</w:t>
+      </w:r>
+    </w:p>
+    <w:p>
+      <w:pPr>
+        <w:pStyle w:val="Heading3"/>
+        <w:rPr>
+          <w:rFonts w:ascii="Helvetica Light" w:hAnsi="Helvetica Light"/>
+        </w:rPr>
+      </w:pPr>
+      <m:oMathPara>
+        <m:oMath>
+          <m:r>
+            <w:rPr>
+              <w:rFonts w:ascii="Cambria Math" w:hAnsi="Cambria Math"/>
+              <w:color w:val="EE0000"/>
+            </w:rPr>
+            <m:t>x</m:t>
+          </m:r>
+          <m:r>
+            <w:rPr>
+              <w:rFonts w:ascii="Cambria Math" w:hAnsi="Cambria Math"/>
+            </w:rPr>
+            <m:t>=</m:t>
+          </m:r>
+          <m:r>
+            <w:rPr>
+              <w:rFonts w:ascii="Cambria Math" w:hAnsi="Cambria Math"/>
+              <w:color w:val="00B0F0"/>
+            </w:rPr>
+            <m:t>μ</m:t>
+          </m:r>
+          <m:r>
+            <w:rPr>
+              <w:rFonts w:ascii="Cambria Math" w:hAnsi="Cambria Math"/>
+            </w:rPr>
+            <m:t>t+0.</m:t>
+          </m:r>
+        </m:oMath>
+      </m:oMathPara>
+    </w:p>
+    <w:p>
+      <w:pPr>
+        <w:spacing w:line="276" w:lineRule="auto"/>
+      </w:pPr>
+      <w:r>
+        <w:t xml:space="preserve">What does the drift rate </w:t>
+      </w:r>
+      <m:oMath>
+        <m:r>
+          <w:rPr>
+            <w:rFonts w:ascii="Cambria Math" w:hAnsi="Cambria Math"/>
+            <w:color w:val="00B0F0"/>
+          </w:rPr>
+          <m:t>μ</m:t>
+        </m:r>
+      </m:oMath>
+      <w:r>
+        <w:rPr>
+          <w:rFonts w:eastAsiaTheme="minorEastAsia"/>
+          <w:color w:val="00B0F0"/>
+        </w:rPr>
+        <w:t xml:space="preserve"> </w:t>
+      </w:r>
+      <w:r>
+        <w:t xml:space="preserve">correspond to </w:t>
+      </w:r>
+    </w:p>
+    <w:p>
+      <w:pPr>
+        <w:pStyle w:val="ListParagraph"/>
+        <w:numPr>
+          <w:ilvl w:val="0"/>
+          <w:numId w:val="4"/>
+        </w:numPr>
+        <w:spacing w:line="276" w:lineRule="auto"/>
+      </w:pPr>
+      <w:r>
+        <w:t>The slope</w:t>
+      </w:r>
+    </w:p>
+    <w:p>
+      <w:pPr>
+        <w:pStyle w:val="ListParagraph"/>
+        <w:numPr>
+          <w:ilvl w:val="0"/>
+          <w:numId w:val="4"/>
+        </w:numPr>
+        <w:spacing w:line="276" w:lineRule="auto"/>
+      </w:pPr>
+      <w:r>
+        <w:t>The intercept</w:t>
+      </w:r>
+    </w:p>
+    <w:p>
+      <w:pPr>
+        <w:pStyle w:val="ListParagraph"/>
+        <w:numPr>
+          <w:ilvl w:val="0"/>
+          <w:numId w:val="4"/>
+        </w:numPr>
+        <w:spacing w:line="276" w:lineRule="auto"/>
+      </w:pPr>
+      <w:r>
+        <w:t>The y-variable</w:t>
+      </w:r>
+    </w:p>
+    <w:p/>
+    <w:p>
+      <w:pPr>
+        <w:pStyle w:val="Heading3"/>
+        <w:rPr>
+          <w:rFonts w:ascii="Helvetica Light" w:hAnsi="Helvetica Light"/>
+        </w:rPr>
+      </w:pPr>
+      <w:r>
+        <w:rPr>
+          <w:rStyle w:val="Heading1Char"/>
+          <w:rFonts w:ascii="Helvetica Light" w:hAnsi="Helvetica Light"/>
+          <w:sz w:val="28"/>
+          <w:szCs w:val="28"/>
+        </w:rPr>
+        <w:t xml:space="preserve">Exercise 3.2: </w:t>
+      </w:r>
+      <w:r>
+        <w:rPr>
+          <w:rFonts w:ascii="Helvetica Light" w:hAnsi="Helvetica Light"/>
+        </w:rPr>
+        <w:t>Drift to a Decision</w:t>
+      </w:r>
+    </w:p>
+    <w:p>
+      <w:r>
+        <w:rPr>
+          <w:noProof/>
+        </w:rPr>
+        <mc:AlternateContent>
+          <mc:Choice Requires="wps">
+            <w:drawing>
+              <wp:anchor distT="0" distB="0" distL="114300" distR="114300" simplePos="0" relativeHeight="251659264" behindDoc="0" locked="0" layoutInCell="1" allowOverlap="1" wp14:anchorId="61F0C838" wp14:editId="04D821B1">
+                <wp:simplePos x="0" y="0"/>
+                <wp:positionH relativeFrom="column">
+                  <wp:posOffset>3733800</wp:posOffset>
+                </wp:positionH>
+                <wp:positionV relativeFrom="paragraph">
+                  <wp:posOffset>263102</wp:posOffset>
+                </wp:positionV>
+                <wp:extent cx="1049867" cy="508000"/>
+                <wp:effectExtent l="0" t="0" r="17145" b="12700"/>
+                <wp:wrapNone/>
+                <wp:docPr id="996879827" name="Rectangle 1"/>
+                <wp:cNvGraphicFramePr/>
+                <a:graphic xmlns:a="http://schemas.openxmlformats.org/drawingml/2006/main">
+                  <a:graphicData uri="http://schemas.microsoft.com/office/word/2010/wordprocessingShape">
+                    <wps:wsp>
+                      <wps:cNvSpPr/>
+                      <wps:spPr>
+                        <a:xfrm>
+                          <a:off x="0" y="0"/>
+                          <a:ext cx="1049867" cy="508000"/>
+                        </a:xfrm>
+                        <a:prstGeom prst="rect">
+                          <a:avLst/>
+                        </a:prstGeom>
+                        <a:noFill/>
+                      </wps:spPr>
+                      <wps:style>
+                        <a:lnRef idx="2">
+                          <a:schemeClr val="accent1">
+                            <a:shade val="15000"/>
+                          </a:schemeClr>
+                        </a:lnRef>
+                        <a:fillRef idx="1">
+                          <a:schemeClr val="accent1"/>
+                        </a:fillRef>
+                        <a:effectRef idx="0">
+                          <a:schemeClr val="accent1"/>
+                        </a:effectRef>
+                        <a:fontRef idx="minor">
+                          <a:schemeClr val="lt1"/>
+                        </a:fontRef>
+                      </wps:style>
+                      <wps:bodyPr rot="0" spcFirstLastPara="0" vertOverflow="overflow" horzOverflow="overflow" vert="horz" wrap="square" lIns="91440" tIns="45720" rIns="91440" bIns="45720" numCol="1" spcCol="0" rtlCol="0" fromWordArt="0" anchor="ctr" anchorCtr="0" forceAA="0" compatLnSpc="1">
+                        <a:prstTxWarp prst="textNoShape">
+                          <a:avLst/>
+                        </a:prstTxWarp>
+                        <a:noAutofit/>
+                      </wps:bodyPr>
+                    </wps:wsp>
+                  </a:graphicData>
+                </a:graphic>
+                <wp14:sizeRelH relativeFrom="margin">
+                  <wp14:pctWidth>0</wp14:pctWidth>
+                </wp14:sizeRelH>
+                <wp14:sizeRelV relativeFrom="margin">
+                  <wp14:pctHeight>0</wp14:pctHeight>
+                </wp14:sizeRelV>
+              </wp:anchor>
+            </w:drawing>
+          </mc:Choice>
+          <mc:Fallback>
+            <w:pict>
+              <v:rect w14:anchorId="5A79F206" id="Rectangle 1" o:spid="_x0000_s1026" style="position:absolute;margin-left:294pt;margin-top:20.7pt;width:82.65pt;height:40pt;z-index:251659264;visibility:visible;mso-wrap-style:square;mso-width-percent:0;mso-height-percent:0;mso-wrap-distance-left:9pt;mso-wrap-distance-top:0;mso-wrap-distance-right:9pt;mso-wrap-distance-bottom:0;mso-position-horizontal:absolute;mso-position-horizontal-relative:text;mso-position-vertical:absolute;mso-position-vertical-relative:text;mso-width-percent:0;mso-height-percent:0;mso-width-relative:margin;mso-height-relative:margin;v-text-anchor:middle" o:gfxdata="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" filled="f" strokecolor="#030e13 [484]" strokeweight="1pt"/>
+            </w:pict>
+          </mc:Fallback>
+        </mc:AlternateContent>
+      </w:r>
+      <w:r>
+        <w:t>If the decision time is 1.5 seconds and the bike threshold is -1 calculate the Drift Rate</w:t>
+      </w:r>
+    </w:p>
+    <w:p>
+      <w:pPr>
+        <w:pStyle w:val="Heading3"/>
+        <w:rPr>
+          <w:rFonts w:ascii="Helvetica Light" w:hAnsi="Helvetica Light"/>
+          <w:iCs/>
+        </w:rPr>
+      </w:pPr>
+      <m:oMathPara>
+        <m:oMath>
+          <m:r>
+            <w:rPr>
+              <w:rFonts w:ascii="Cambria Math" w:hAnsi="Cambria Math"/>
+              <w:color w:val="00B0F0"/>
+            </w:rPr>
+            <m:t>μ</m:t>
+          </m:r>
+          <m:r>
+            <w:rPr>
+              <w:rFonts w:ascii="Cambria Math" w:hAnsi="Cambria Math"/>
+            </w:rPr>
+            <m:t>=</m:t>
+          </m:r>
+          <m:f>
+            <m:fPr>
+              <m:ctrlPr>
+                <w:rPr>
+                  <w:rFonts w:ascii="Cambria Math" w:hAnsi="Cambria Math"/>
+                  <w:i/>
+                </w:rPr>
+              </m:ctrlPr>
+            </m:fPr>
+            <m:num>
+              <m:r>
+                <w:rPr>
+                  <w:rFonts w:ascii="Cambria Math" w:hAnsi="Cambria Math"/>
+                </w:rPr>
+                <m:t>Bike Threshold</m:t>
+              </m:r>
+            </m:num>
+            <m:den>
+              <m:r>
+                <w:rPr>
+                  <w:rFonts w:ascii="Cambria Math" w:hAnsi="Cambria Math"/>
+                </w:rPr>
+                <m:t>Decsion Time</m:t>
+              </m:r>
+            </m:den>
+          </m:f>
+          <m:r>
+            <w:rPr>
+              <w:rFonts w:ascii="Cambria Math" w:hAnsi="Cambria Math"/>
+            </w:rPr>
+            <m:t>=</m:t>
+          </m:r>
+        </m:oMath>
+      </m:oMathPara>
+    </w:p>
+    <w:p/>
+    <w:p/>
+    <w:p>
+      <w:pPr>
+        <w:pStyle w:val="Heading3"/>
+        <w:rPr>
+          <w:rFonts w:ascii="Helvetica Light" w:hAnsi="Helvetica Light"/>
+        </w:rPr>
+      </w:pPr>
+      <w:r>
+        <w:rPr>
+          <w:rStyle w:val="Heading1Char"/>
+          <w:rFonts w:ascii="Helvetica Light" w:hAnsi="Helvetica Light"/>
+          <w:sz w:val="28"/>
+          <w:szCs w:val="28"/>
+        </w:rPr>
+        <w:t xml:space="preserve">Exercise 3.3: </w:t>
+      </w:r>
+      <w:r>
+        <w:rPr>
+          <w:rFonts w:ascii="Helvetica Light" w:hAnsi="Helvetica Light"/>
+        </w:rPr>
+        <w:t>Evidence</w:t>
+      </w:r>
+      <w:r>
+        <w:rPr>
+          <w:rFonts w:ascii="Helvetica Light" w:hAnsi="Helvetica Light"/>
+        </w:rPr>
+        <w:t xml:space="preserve"> in </w:t>
+      </w:r>
+      <w:r>
+        <w:rPr>
+          <w:rFonts w:ascii="Helvetica Light" w:hAnsi="Helvetica Light"/>
+        </w:rPr>
+        <w:t>Decision</w:t>
+      </w:r>
+    </w:p>
+    <w:p>
+      <w:r>
+        <w:t>Given</w:t>
+      </w:r>
+      <w:r>
+        <w:t xml:space="preserve"> the current decision evidence</w:t>
+      </w:r>
+      <w:r>
+        <w:t>, x(t),</w:t>
+      </w:r>
+      <w:r>
+        <w:t xml:space="preserve"> is 0.2 and the drift rate is 0.5 calculate the updated decision using the formula</w:t>
+      </w:r>
+    </w:p>
+    <w:p>
+      <m:oMathPara>
+        <m:oMathParaPr>
+          <m:jc m:val="centerGroup"/>
+        </m:oMathParaPr>
+        <m:oMath>
+          <m:r>
+            <w:rPr>
+              <w:rFonts w:ascii="Cambria Math" w:hAnsi="Cambria Math"/>
+            </w:rPr>
+            <m:t>x</m:t>
+          </m:r>
+          <m:d>
+            <m:dPr>
+              <m:ctrlPr>
+                <w:rPr>
+                  <w:rFonts w:ascii="Cambria Math" w:hAnsi="Cambria Math"/>
+                  <w:i/>
+                  <w:iCs/>
+                </w:rPr>
+              </m:ctrlPr>
+            </m:dPr>
+            <m:e>
+              <m:r>
+                <w:rPr>
+                  <w:rFonts w:ascii="Cambria Math" w:hAnsi="Cambria Math"/>
+                </w:rPr>
+                <m:t>t+1</m:t>
+              </m:r>
+            </m:e>
+          </m:d>
+          <m:r>
+            <w:rPr>
+              <w:rFonts w:ascii="Cambria Math" w:hAnsi="Cambria Math"/>
+            </w:rPr>
+            <m:t>=x</m:t>
+          </m:r>
+          <m:d>
+            <m:dPr>
+              <m:ctrlPr>
+                <w:rPr>
+                  <w:rFonts w:ascii="Cambria Math" w:hAnsi="Cambria Math"/>
+                  <w:i/>
+                  <w:iCs/>
+                </w:rPr>
+              </m:ctrlPr>
+            </m:dPr>
+            <m:e>
+              <m:r>
+                <w:rPr>
+                  <w:rFonts w:ascii="Cambria Math" w:hAnsi="Cambria Math"/>
+                </w:rPr>
+                <m:t>t</m:t>
+              </m:r>
+            </m:e>
+          </m:d>
+          <m:r>
+            <w:rPr>
+              <w:rFonts w:ascii="Cambria Math" w:hAnsi="Cambria Math"/>
+            </w:rPr>
+            <m:t>+0.5x</m:t>
+          </m:r>
+          <m:d>
+            <m:dPr>
+              <m:ctrlPr>
+                <w:rPr>
+                  <w:rFonts w:ascii="Cambria Math" w:hAnsi="Cambria Math"/>
+                  <w:i/>
+                  <w:iCs/>
+                </w:rPr>
+              </m:ctrlPr>
+            </m:dPr>
+            <m:e>
+              <m:r>
+                <w:rPr>
+                  <w:rFonts w:ascii="Cambria Math" w:hAnsi="Cambria Math"/>
+                </w:rPr>
+                <m:t>t</m:t>
+              </m:r>
+            </m:e>
+          </m:d>
+          <m:r>
+            <w:rPr>
+              <w:rFonts w:ascii="Cambria Math" w:eastAsiaTheme="minorEastAsia" w:hAnsi="Cambria Math"/>
+            </w:rPr>
+            <m:t>.</m:t>
+          </m:r>
+        </m:oMath>
+      </m:oMathPara>
+    </w:p>
+    <w:p>
+      <w:r>
+        <w:rPr>
+          <w:noProof/>
+        </w:rPr>
+        <mc:AlternateContent>
+          <mc:Choice Requires="wps">
+            <w:drawing>
+              <wp:anchor distT="0" distB="0" distL="114300" distR="114300" simplePos="0" relativeHeight="251661312" behindDoc="0" locked="0" layoutInCell="1" allowOverlap="1" wp14:anchorId="35FB0826" wp14:editId="0FFC0DCC">
+                <wp:simplePos x="0" y="0"/>
+                <wp:positionH relativeFrom="column">
+                  <wp:posOffset>668867</wp:posOffset>
+                </wp:positionH>
+                <wp:positionV relativeFrom="paragraph">
+                  <wp:posOffset>66887</wp:posOffset>
+                </wp:positionV>
+                <wp:extent cx="1049867" cy="508000"/>
+                <wp:effectExtent l="0" t="0" r="17145" b="12700"/>
+                <wp:wrapNone/>
+                <wp:docPr id="595823253" name="Rectangle 1"/>
+                <wp:cNvGraphicFramePr/>
+                <a:graphic xmlns:a="http://schemas.openxmlformats.org/drawingml/2006/main">
+                  <a:graphicData uri="http://schemas.microsoft.com/office/word/2010/wordprocessingShape">
+                    <wps:wsp>
+                      <wps:cNvSpPr/>
+                      <wps:spPr>
+                        <a:xfrm>
+                          <a:off x="0" y="0"/>
+                          <a:ext cx="1049867" cy="508000"/>
+                        </a:xfrm>
+                        <a:prstGeom prst="rect">
+                          <a:avLst/>
+                        </a:prstGeom>
+                        <a:noFill/>
+                      </wps:spPr>
+                      <wps:style>
+                        <a:lnRef idx="2">
+                          <a:schemeClr val="accent1">
+                            <a:shade val="15000"/>
+                          </a:schemeClr>
+                        </a:lnRef>
+                        <a:fillRef idx="1">
+                          <a:schemeClr val="accent1"/>
+                        </a:fillRef>
+                        <a:effectRef idx="0">
+                          <a:schemeClr val="accent1"/>
+                        </a:effectRef>
+                        <a:fontRef idx="minor">
+                          <a:schemeClr val="lt1"/>
+                        </a:fontRef>
+                      </wps:style>
+                      <wps:bodyPr rot="0" spcFirstLastPara="0" vertOverflow="overflow" horzOverflow="overflow" vert="horz" wrap="square" lIns="91440" tIns="45720" rIns="91440" bIns="45720" numCol="1" spcCol="0" rtlCol="0" fromWordArt="0" anchor="ctr" anchorCtr="0" forceAA="0" compatLnSpc="1">
+                        <a:prstTxWarp prst="textNoShape">
+                          <a:avLst/>
+                        </a:prstTxWarp>
+                        <a:noAutofit/>
+                      </wps:bodyPr>
+                    </wps:wsp>
+                  </a:graphicData>
+                </a:graphic>
+                <wp14:sizeRelH relativeFrom="margin">
+                  <wp14:pctWidth>0</wp14:pctWidth>
+                </wp14:sizeRelH>
+                <wp14:sizeRelV relativeFrom="margin">
+                  <wp14:pctHeight>0</wp14:pctHeight>
+                </wp14:sizeRelV>
+              </wp:anchor>
+            </w:drawing>
+          </mc:Choice>
+          <mc:Fallback>
+            <w:pict>
+              <v:rect w14:anchorId="5F1B8F2F" id="Rectangle 1" o:spid="_x0000_s1026" style="position:absolute;margin-left:52.65pt;margin-top:5.25pt;width:82.65pt;height:40pt;z-index:251661312;visibility:visible;mso-wrap-style:square;mso-width-percent:0;mso-height-percent:0;mso-wrap-distance-left:9pt;mso-wrap-distance-top:0;mso-wrap-distance-right:9pt;mso-wrap-distance-bottom:0;mso-position-horizontal:absolute;mso-position-horizontal-relative:text;mso-position-vertical:absolute;mso-position-vertical-relative:text;mso-width-percent:0;mso-height-percent:0;mso-width-relative:margin;mso-height-relative:margin;v-text-anchor:middle" o:gfxdata="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" filled="f" strokecolor="#030e13 [484]" strokeweight="1pt"/>
+            </w:pict>
+          </mc:Fallback>
+        </mc:AlternateContent>
+      </w:r>
+    </w:p>
+    <w:p>
+      <w:r>
+        <w:t xml:space="preserve">Answer: </w:t>
+      </w:r>
+    </w:p>
+    <w:p/>
+    <w:p>
+      <w:pPr>
+        <w:rPr>
+          <w:rStyle w:val="Heading1Char"/>
+          <w:rFonts w:ascii="Helvetica Light" w:hAnsi="Helvetica Light"/>
+          <w:sz w:val="28"/>
+          <w:szCs w:val="28"/>
+        </w:rPr>
+      </w:pPr>
+      <w:r>
+        <w:rPr>
+          <w:rStyle w:val="Heading1Char"/>
+          <w:rFonts w:ascii="Helvetica Light" w:hAnsi="Helvetica Light"/>
+          <w:sz w:val="28"/>
+          <w:szCs w:val="28"/>
+        </w:rPr>
+        <w:br w:type="page"/>
+      </w:r>
+      <w:r>
+        <w:rPr>
+          <w:rStyle w:val="Heading1Char"/>
+          <w:rFonts w:ascii="Helvetica Light" w:hAnsi="Helvetica Light"/>
+          <w:sz w:val="28"/>
+          <w:szCs w:val="28"/>
+        </w:rPr>
+        <w:lastRenderedPageBreak/>
+        <w:t xml:space="preserve">Exercise </w:t>
+      </w:r>
+      <w:r>
+        <w:rPr>
+          <w:rStyle w:val="Heading1Char"/>
+          <w:rFonts w:ascii="Helvetica Light" w:hAnsi="Helvetica Light"/>
+          <w:sz w:val="28"/>
+          <w:szCs w:val="28"/>
+        </w:rPr>
+        <w:t>4.1</w:t>
+      </w:r>
+      <w:r>
+        <w:rPr>
+          <w:rStyle w:val="Heading1Char"/>
+          <w:rFonts w:ascii="Helvetica Light" w:hAnsi="Helvetica Light"/>
+          <w:sz w:val="28"/>
+          <w:szCs w:val="28"/>
+        </w:rPr>
+        <w:t xml:space="preserve">: Let’s </w:t>
+      </w:r>
+      <w:proofErr w:type="gramStart"/>
+      <w:r>
+        <w:rPr>
+          <w:rStyle w:val="Heading1Char"/>
+          <w:rFonts w:ascii="Helvetica Light" w:hAnsi="Helvetica Light"/>
+          <w:sz w:val="28"/>
+          <w:szCs w:val="28"/>
+        </w:rPr>
+        <w:t>make a decision</w:t>
+      </w:r>
+      <w:proofErr w:type="gramEnd"/>
+    </w:p>
+    <w:p>
+      <w:r>
+        <w:t>Given the current decision evidence, x(t), is -0.2 and the drift rate is 0.75 calculate the updated decision for two time steps using the formula:</w:t>
+      </w:r>
+    </w:p>
+    <w:p>
+      <w:pPr>
+        <w:rPr>
+          <w:rFonts w:eastAsiaTheme="minorEastAsia"/>
+        </w:rPr>
+      </w:pPr>
+      <m:oMathPara>
+        <m:oMath>
+          <m:r>
+            <w:rPr>
+              <w:rFonts w:ascii="Cambria Math" w:hAnsi="Cambria Math"/>
+            </w:rPr>
+            <m:t>x</m:t>
+          </m:r>
+          <m:d>
+            <m:dPr>
+              <m:ctrlPr>
+                <w:rPr>
+                  <w:rFonts w:ascii="Cambria Math" w:hAnsi="Cambria Math"/>
+                  <w:i/>
+                  <w:iCs/>
+                </w:rPr>
+              </m:ctrlPr>
+            </m:dPr>
+            <m:e>
+              <m:r>
+                <w:rPr>
+                  <w:rFonts w:ascii="Cambria Math" w:hAnsi="Cambria Math"/>
+                </w:rPr>
+                <m:t>t+1</m:t>
+              </m:r>
+            </m:e>
+          </m:d>
+          <m:r>
+            <w:rPr>
+              <w:rFonts w:ascii="Cambria Math" w:hAnsi="Cambria Math"/>
+            </w:rPr>
+            <m:t>=x</m:t>
+          </m:r>
+          <m:d>
+            <m:dPr>
+              <m:ctrlPr>
+                <w:rPr>
+                  <w:rFonts w:ascii="Cambria Math" w:hAnsi="Cambria Math"/>
+                  <w:i/>
+                  <w:iCs/>
+                </w:rPr>
+              </m:ctrlPr>
+            </m:dPr>
+            <m:e>
+              <m:r>
+                <w:rPr>
+                  <w:rFonts w:ascii="Cambria Math" w:hAnsi="Cambria Math"/>
+                </w:rPr>
+                <m:t>t</m:t>
+              </m:r>
+            </m:e>
+          </m:d>
+          <m:r>
+            <w:rPr>
+              <w:rFonts w:ascii="Cambria Math" w:hAnsi="Cambria Math"/>
+            </w:rPr>
+            <m:t>+0.75x(t)</m:t>
+          </m:r>
+        </m:oMath>
+      </m:oMathPara>
+    </w:p>
+    <w:p/>
+    <w:tbl>
+      <w:tblPr>
+        <w:tblW w:w="9200" w:type="dxa"/>
+        <w:tblCellMar>
+          <w:left w:w="0" w:type="dxa"/>
+          <w:right w:w="0" w:type="dxa"/>
+        </w:tblCellMar>
+        <w:tblLook w:val="0420" w:firstRow="1" w:lastRow="0" w:firstColumn="0" w:lastColumn="0" w:noHBand="0" w:noVBand="1"/>
+      </w:tblPr>
+      <w:tblGrid>
+        <w:gridCol w:w="2160"/>
+        <w:gridCol w:w="3080"/>
+        <w:gridCol w:w="3960"/>
+      </w:tblGrid>
+      <w:tr>
+        <w:trPr>
+          <w:trHeight w:val="340"/>
+        </w:trPr>
+        <w:tc>
+          <w:tcPr>
+            <w:tcW w:w="2160" w:type="dxa"/>
+            <w:tcBorders>
+              <w:top w:val="single" w:sz="8" w:space="0" w:color="FFFFFF"/>
+              <w:left w:val="single" w:sz="8" w:space="0" w:color="FFFFFF"/>
+              <w:bottom w:val="single" w:sz="24" w:space="0" w:color="FFFFFF"/>
+              <w:right w:val="single" w:sz="8" w:space="0" w:color="FFFFFF"/>
+            </w:tcBorders>
+            <w:shd w:val="clear" w:color="auto" w:fill="000000"/>
+            <w:tcMar>
+              <w:top w:w="72" w:type="dxa"/>
+              <w:left w:w="144" w:type="dxa"/>
+              <w:bottom w:w="72" w:type="dxa"/>
+              <w:right w:w="144" w:type="dxa"/>
+            </w:tcMar>
+            <w:hideMark/>
+          </w:tcPr>
+          <w:p>
+            <w:pPr>
+              <w:pStyle w:val="Heading3"/>
+              <w:rPr>
+                <w:rFonts w:ascii="Helvetica Light" w:hAnsi="Helvetica Light"/>
+                <w:color w:val="FFFFFF" w:themeColor="background1"/>
+                <w:sz w:val="24"/>
+                <w:szCs w:val="24"/>
+              </w:rPr>
+            </w:pPr>
+            <w:r>
+              <w:rPr>
+                <w:rFonts w:ascii="Helvetica Light" w:hAnsi="Helvetica Light"/>
+                <w:b/>
+                <w:bCs/>
+                <w:color w:val="FFFFFF" w:themeColor="background1"/>
+                <w:sz w:val="24"/>
+                <w:szCs w:val="24"/>
+                <w:lang w:val="en-US"/>
+              </w:rPr>
+              <w:t>Time step</w:t>
+            </w:r>
+          </w:p>
+        </w:tc>
+        <w:tc>
+          <w:tcPr>
+            <w:tcW w:w="3080" w:type="dxa"/>
+            <w:tcBorders>
+              <w:top w:val="single" w:sz="8" w:space="0" w:color="FFFFFF"/>
+              <w:left w:val="single" w:sz="8" w:space="0" w:color="FFFFFF"/>
+              <w:bottom w:val="single" w:sz="24" w:space="0" w:color="FFFFFF"/>
+              <w:right w:val="single" w:sz="8" w:space="0" w:color="FFFFFF"/>
+            </w:tcBorders>
+            <w:shd w:val="clear" w:color="auto" w:fill="000000"/>
+            <w:tcMar>
+              <w:top w:w="72" w:type="dxa"/>
+              <w:left w:w="144" w:type="dxa"/>
+              <w:bottom w:w="72" w:type="dxa"/>
+              <w:right w:w="144" w:type="dxa"/>
+            </w:tcMar>
+            <w:hideMark/>
+          </w:tcPr>
+          <w:p>
+            <w:pPr>
+              <w:pStyle w:val="Heading3"/>
+              <w:rPr>
+                <w:rFonts w:ascii="Helvetica Light" w:hAnsi="Helvetica Light"/>
+                <w:color w:val="FFFFFF" w:themeColor="background1"/>
+                <w:sz w:val="24"/>
+                <w:szCs w:val="24"/>
+              </w:rPr>
+            </w:pPr>
+            <w:r>
+              <w:rPr>
+                <w:rFonts w:ascii="Helvetica Light" w:hAnsi="Helvetica Light"/>
+                <w:b/>
+                <w:bCs/>
+                <w:color w:val="FFFFFF" w:themeColor="background1"/>
+                <w:sz w:val="24"/>
+                <w:szCs w:val="24"/>
+                <w:lang w:val="en-US"/>
+              </w:rPr>
+              <w:t>Current Decision</w:t>
+            </w:r>
+            <w:r>
+              <w:rPr>
+                <w:rFonts w:ascii="Helvetica Light" w:hAnsi="Helvetica Light"/>
+                <w:b/>
+                <w:bCs/>
+                <w:color w:val="FFFFFF" w:themeColor="background1"/>
+                <w:sz w:val="24"/>
+                <w:szCs w:val="24"/>
+                <w:lang w:val="en-US"/>
+              </w:rPr>
+              <w:t xml:space="preserve"> x(t)</w:t>
+            </w:r>
+          </w:p>
+        </w:tc>
+        <w:tc>
+          <w:tcPr>
+            <w:tcW w:w="3960" w:type="dxa"/>
+            <w:tcBorders>
+              <w:top w:val="single" w:sz="8" w:space="0" w:color="FFFFFF"/>
+              <w:left w:val="single" w:sz="8" w:space="0" w:color="FFFFFF"/>
+              <w:bottom w:val="single" w:sz="24" w:space="0" w:color="FFFFFF"/>
+              <w:right w:val="single" w:sz="8" w:space="0" w:color="FFFFFF"/>
+            </w:tcBorders>
+            <w:shd w:val="clear" w:color="auto" w:fill="000000"/>
+            <w:tcMar>
+              <w:top w:w="72" w:type="dxa"/>
+              <w:left w:w="144" w:type="dxa"/>
+              <w:bottom w:w="72" w:type="dxa"/>
+              <w:right w:w="144" w:type="dxa"/>
+            </w:tcMar>
+            <w:hideMark/>
+          </w:tcPr>
+          <w:p>
+            <w:pPr>
+              <w:pStyle w:val="Heading3"/>
+              <w:rPr>
+                <w:rFonts w:ascii="Helvetica Light" w:hAnsi="Helvetica Light"/>
+                <w:color w:val="FFFFFF" w:themeColor="background1"/>
+                <w:sz w:val="24"/>
+                <w:szCs w:val="24"/>
+              </w:rPr>
+            </w:pPr>
+            <w:r>
+              <w:rPr>
+                <w:rFonts w:ascii="Helvetica Light" w:hAnsi="Helvetica Light"/>
+                <w:b/>
+                <w:bCs/>
+                <w:color w:val="FFFFFF" w:themeColor="background1"/>
+                <w:sz w:val="24"/>
+                <w:szCs w:val="24"/>
+                <w:lang w:val="en-US"/>
+              </w:rPr>
+              <w:t>Updated Decision</w:t>
+            </w:r>
+            <w:r>
+              <w:rPr>
+                <w:rFonts w:ascii="Helvetica Light" w:hAnsi="Helvetica Light"/>
+                <w:b/>
+                <w:bCs/>
+                <w:color w:val="FFFFFF" w:themeColor="background1"/>
+                <w:sz w:val="24"/>
+                <w:szCs w:val="24"/>
+                <w:lang w:val="en-US"/>
+              </w:rPr>
+              <w:t xml:space="preserve"> x(t+1)</w:t>
+            </w:r>
+          </w:p>
+        </w:tc>
+      </w:tr>
+      <w:tr>
+        <w:trPr>
+          <w:trHeight w:val="340"/>
+        </w:trPr>
+        <w:tc>
+          <w:tcPr>
+            <w:tcW w:w="2160" w:type="dxa"/>
+            <w:tcBorders>
+              <w:top w:val="single" w:sz="24" w:space="0" w:color="FFFFFF"/>
+              <w:left w:val="single" w:sz="8" w:space="0" w:color="FFFFFF"/>
+              <w:bottom w:val="single" w:sz="8" w:space="0" w:color="FFFFFF"/>
+              <w:right w:val="single" w:sz="8" w:space="0" w:color="FFFFFF"/>
+            </w:tcBorders>
+            <w:shd w:val="clear" w:color="auto" w:fill="CBCBCB"/>
+            <w:tcMar>
+              <w:top w:w="72" w:type="dxa"/>
+              <w:left w:w="144" w:type="dxa"/>
+              <w:bottom w:w="72" w:type="dxa"/>
+              <w:right w:w="144" w:type="dxa"/>
+            </w:tcMar>
+            <w:hideMark/>
+          </w:tcPr>
+          <w:p>
+            <w:pPr>
+              <w:pStyle w:val="Heading3"/>
+              <w:rPr>
+                <w:rFonts w:ascii="Helvetica Light" w:hAnsi="Helvetica Light"/>
+                <w:sz w:val="24"/>
+                <w:szCs w:val="24"/>
+              </w:rPr>
+            </w:pPr>
+            <w:r>
+              <w:rPr>
+                <w:rFonts w:ascii="Helvetica Light" w:hAnsi="Helvetica Light"/>
+                <w:sz w:val="24"/>
+                <w:szCs w:val="24"/>
+                <w:lang w:val="en-US"/>
+              </w:rPr>
+              <w:t>0</w:t>
+            </w:r>
+          </w:p>
+        </w:tc>
+        <w:tc>
+          <w:tcPr>
+            <w:tcW w:w="3080" w:type="dxa"/>
+            <w:tcBorders>
+              <w:top w:val="single" w:sz="24" w:space="0" w:color="FFFFFF"/>
+              <w:left w:val="single" w:sz="8" w:space="0" w:color="FFFFFF"/>
+              <w:bottom w:val="single" w:sz="8" w:space="0" w:color="FFFFFF"/>
+              <w:right w:val="single" w:sz="8" w:space="0" w:color="FFFFFF"/>
+            </w:tcBorders>
+            <w:shd w:val="clear" w:color="auto" w:fill="CBCBCB"/>
+            <w:tcMar>
+              <w:top w:w="72" w:type="dxa"/>
+              <w:left w:w="144" w:type="dxa"/>
+              <w:bottom w:w="72" w:type="dxa"/>
+              <w:right w:w="144" w:type="dxa"/>
+            </w:tcMar>
+            <w:hideMark/>
+          </w:tcPr>
+          <w:p>
+            <w:pPr>
+              <w:pStyle w:val="Heading3"/>
+              <w:rPr>
+                <w:rFonts w:ascii="Helvetica Light" w:hAnsi="Helvetica Light"/>
+                <w:sz w:val="24"/>
+                <w:szCs w:val="24"/>
+              </w:rPr>
+            </w:pPr>
+            <w:r>
+              <w:rPr>
+                <w:rFonts w:ascii="Helvetica Light" w:hAnsi="Helvetica Light"/>
+                <w:sz w:val="24"/>
+                <w:szCs w:val="24"/>
+                <w:lang w:val="en-US"/>
+              </w:rPr>
+              <w:t>-0.2</w:t>
+            </w:r>
+          </w:p>
+        </w:tc>
+        <w:tc>
+          <w:tcPr>
+            <w:tcW w:w="3960" w:type="dxa"/>
+            <w:tcBorders>
+              <w:top w:val="single" w:sz="24" w:space="0" w:color="FFFFFF"/>
+              <w:left w:val="single" w:sz="8" w:space="0" w:color="FFFFFF"/>
+              <w:bottom w:val="single" w:sz="8" w:space="0" w:color="FFFFFF"/>
+              <w:right w:val="single" w:sz="8" w:space="0" w:color="FFFFFF"/>
+            </w:tcBorders>
+            <w:shd w:val="clear" w:color="auto" w:fill="CBCBCB"/>
+            <w:tcMar>
+              <w:top w:w="72" w:type="dxa"/>
+              <w:left w:w="144" w:type="dxa"/>
+              <w:bottom w:w="72" w:type="dxa"/>
+              <w:right w:w="144" w:type="dxa"/>
+            </w:tcMar>
+            <w:hideMark/>
+          </w:tcPr>
+          <w:p>
+            <w:pPr>
+              <w:pStyle w:val="Heading3"/>
+              <w:rPr>
+                <w:rFonts w:ascii="Helvetica Light" w:hAnsi="Helvetica Light"/>
+                <w:sz w:val="24"/>
+                <w:szCs w:val="24"/>
+              </w:rPr>
+            </w:pPr>
+            <w:r>
+              <w:rPr>
+                <w:rFonts w:ascii="Helvetica Light" w:hAnsi="Helvetica Light"/>
+                <w:sz w:val="24"/>
+                <w:szCs w:val="24"/>
+                <w:lang w:val="en-US"/>
+              </w:rPr>
+              <w:t>-0.2+0.75*(-0.2)</w:t>
+            </w:r>
+          </w:p>
+        </w:tc>
+      </w:tr>
+      <w:tr>
+        <w:trPr>
+          <w:trHeight w:val="340"/>
+        </w:trPr>
+        <w:tc>
+          <w:tcPr>
+            <w:tcW w:w="2160" w:type="dxa"/>
+            <w:tcBorders>
+              <w:top w:val="single" w:sz="8" w:space="0" w:color="FFFFFF"/>
+              <w:left w:val="single" w:sz="8" w:space="0" w:color="FFFFFF"/>
+              <w:bottom w:val="single" w:sz="8" w:space="0" w:color="FFFFFF"/>
+              <w:right w:val="single" w:sz="8" w:space="0" w:color="FFFFFF"/>
+            </w:tcBorders>
+            <w:shd w:val="clear" w:color="auto" w:fill="E7E7E7"/>
+            <w:tcMar>
+              <w:top w:w="72" w:type="dxa"/>
+              <w:left w:w="144" w:type="dxa"/>
+              <w:bottom w:w="72" w:type="dxa"/>
+              <w:right w:w="144" w:type="dxa"/>
+            </w:tcMar>
+            <w:hideMark/>
+          </w:tcPr>
+          <w:p>
+            <w:pPr>
+              <w:pStyle w:val="Heading3"/>
+              <w:rPr>
+                <w:rFonts w:ascii="Helvetica Light" w:hAnsi="Helvetica Light"/>
+                <w:sz w:val="24"/>
+                <w:szCs w:val="24"/>
+              </w:rPr>
+            </w:pPr>
+            <w:r>
+              <w:rPr>
+                <w:rFonts w:ascii="Helvetica Light" w:hAnsi="Helvetica Light"/>
+                <w:sz w:val="24"/>
+                <w:szCs w:val="24"/>
+                <w:lang w:val="en-US"/>
+              </w:rPr>
+              <w:t>1</w:t>
+            </w:r>
+          </w:p>
+        </w:tc>
+        <w:tc>
+          <w:tcPr>
+            <w:tcW w:w="3080" w:type="dxa"/>
+            <w:tcBorders>
+              <w:top w:val="single" w:sz="8" w:space="0" w:color="FFFFFF"/>
+              <w:left w:val="single" w:sz="8" w:space="0" w:color="FFFFFF"/>
+              <w:bottom w:val="single" w:sz="8" w:space="0" w:color="FFFFFF"/>
+              <w:right w:val="single" w:sz="8" w:space="0" w:color="FFFFFF"/>
+            </w:tcBorders>
+            <w:shd w:val="clear" w:color="auto" w:fill="E7E7E7"/>
+            <w:tcMar>
+              <w:top w:w="72" w:type="dxa"/>
+              <w:left w:w="144" w:type="dxa"/>
+              <w:bottom w:w="72" w:type="dxa"/>
+              <w:right w:w="144" w:type="dxa"/>
+            </w:tcMar>
+            <w:hideMark/>
+          </w:tcPr>
+          <w:p>
+            <w:pPr>
+              <w:pStyle w:val="Heading3"/>
+              <w:rPr>
+                <w:rFonts w:ascii="Helvetica Light" w:hAnsi="Helvetica Light"/>
+                <w:sz w:val="24"/>
+                <w:szCs w:val="24"/>
+              </w:rPr>
+            </w:pPr>
+          </w:p>
+        </w:tc>
+        <w:tc>
+          <w:tcPr>
+            <w:tcW w:w="3960" w:type="dxa"/>
+            <w:tcBorders>
+              <w:top w:val="single" w:sz="8" w:space="0" w:color="FFFFFF"/>
+              <w:left w:val="single" w:sz="8" w:space="0" w:color="FFFFFF"/>
+              <w:bottom w:val="single" w:sz="8" w:space="0" w:color="FFFFFF"/>
+              <w:right w:val="single" w:sz="8" w:space="0" w:color="FFFFFF"/>
+            </w:tcBorders>
+            <w:shd w:val="clear" w:color="auto" w:fill="E7E7E7"/>
+            <w:tcMar>
+              <w:top w:w="72" w:type="dxa"/>
+              <w:left w:w="144" w:type="dxa"/>
+              <w:bottom w:w="72" w:type="dxa"/>
+              <w:right w:w="144" w:type="dxa"/>
+            </w:tcMar>
+            <w:hideMark/>
+          </w:tcPr>
+          <w:p>
+            <w:pPr>
+              <w:pStyle w:val="Heading3"/>
+              <w:rPr>
+                <w:rFonts w:ascii="Helvetica Light" w:hAnsi="Helvetica Light"/>
+                <w:sz w:val="24"/>
+                <w:szCs w:val="24"/>
+              </w:rPr>
+            </w:pPr>
+          </w:p>
+        </w:tc>
+      </w:tr>
+      <w:tr>
+        <w:trPr>
+          <w:trHeight w:val="340"/>
+        </w:trPr>
+        <w:tc>
+          <w:tcPr>
+            <w:tcW w:w="2160" w:type="dxa"/>
+            <w:tcBorders>
+              <w:top w:val="single" w:sz="8" w:space="0" w:color="FFFFFF"/>
+              <w:left w:val="single" w:sz="8" w:space="0" w:color="FFFFFF"/>
+              <w:bottom w:val="single" w:sz="8" w:space="0" w:color="FFFFFF"/>
+              <w:right w:val="single" w:sz="8" w:space="0" w:color="FFFFFF"/>
+            </w:tcBorders>
+            <w:shd w:val="clear" w:color="auto" w:fill="CBCBCB"/>
+            <w:tcMar>
+              <w:top w:w="72" w:type="dxa"/>
+              <w:left w:w="144" w:type="dxa"/>
+              <w:bottom w:w="72" w:type="dxa"/>
+              <w:right w:w="144" w:type="dxa"/>
+            </w:tcMar>
+            <w:hideMark/>
+          </w:tcPr>
+          <w:p>
+            <w:pPr>
+              <w:pStyle w:val="Heading3"/>
+              <w:rPr>
+                <w:rFonts w:ascii="Helvetica Light" w:hAnsi="Helvetica Light"/>
+                <w:sz w:val="24"/>
+                <w:szCs w:val="24"/>
+              </w:rPr>
+            </w:pPr>
+            <w:r>
+              <w:rPr>
+                <w:rFonts w:ascii="Helvetica Light" w:hAnsi="Helvetica Light"/>
+                <w:sz w:val="24"/>
+                <w:szCs w:val="24"/>
+                <w:lang w:val="en-US"/>
+              </w:rPr>
+              <w:t>2</w:t>
+            </w:r>
+          </w:p>
+        </w:tc>
+        <w:tc>
+          <w:tcPr>
+            <w:tcW w:w="3080" w:type="dxa"/>
+            <w:tcBorders>
+              <w:top w:val="single" w:sz="8" w:space="0" w:color="FFFFFF"/>
+              <w:left w:val="single" w:sz="8" w:space="0" w:color="FFFFFF"/>
+              <w:bottom w:val="single" w:sz="8" w:space="0" w:color="FFFFFF"/>
+              <w:right w:val="single" w:sz="8" w:space="0" w:color="FFFFFF"/>
+            </w:tcBorders>
+            <w:shd w:val="clear" w:color="auto" w:fill="CBCBCB"/>
+            <w:tcMar>
+              <w:top w:w="72" w:type="dxa"/>
+              <w:left w:w="144" w:type="dxa"/>
+              <w:bottom w:w="72" w:type="dxa"/>
+              <w:right w:w="144" w:type="dxa"/>
+            </w:tcMar>
+            <w:hideMark/>
+          </w:tcPr>
+          <w:p>
+            <w:pPr>
+              <w:pStyle w:val="Heading3"/>
+              <w:rPr>
+                <w:rFonts w:ascii="Helvetica Light" w:hAnsi="Helvetica Light"/>
+                <w:sz w:val="24"/>
+                <w:szCs w:val="24"/>
+              </w:rPr>
+            </w:pPr>
+          </w:p>
+        </w:tc>
+        <w:tc>
+          <w:tcPr>
+            <w:tcW w:w="3960" w:type="dxa"/>
+            <w:tcBorders>
+              <w:top w:val="single" w:sz="8" w:space="0" w:color="FFFFFF"/>
+              <w:left w:val="single" w:sz="8" w:space="0" w:color="FFFFFF"/>
+              <w:bottom w:val="single" w:sz="8" w:space="0" w:color="FFFFFF"/>
+              <w:right w:val="single" w:sz="8" w:space="0" w:color="FFFFFF"/>
+            </w:tcBorders>
+            <w:shd w:val="clear" w:color="auto" w:fill="CBCBCB"/>
+            <w:tcMar>
+              <w:top w:w="72" w:type="dxa"/>
+              <w:left w:w="144" w:type="dxa"/>
+              <w:bottom w:w="72" w:type="dxa"/>
+              <w:right w:w="144" w:type="dxa"/>
+            </w:tcMar>
+            <w:hideMark/>
+          </w:tcPr>
+          <w:p>
+            <w:pPr>
+              <w:pStyle w:val="Heading3"/>
+              <w:rPr>
+                <w:rFonts w:ascii="Helvetica Light" w:hAnsi="Helvetica Light"/>
+                <w:sz w:val="24"/>
+                <w:szCs w:val="24"/>
+              </w:rPr>
+            </w:pPr>
+          </w:p>
+        </w:tc>
+      </w:tr>
+    </w:tbl>
+    <w:p>
+      <w:pPr>
+        <w:pStyle w:val="Heading3"/>
+        <w:rPr>
+          <w:rStyle w:val="Heading1Char"/>
+          <w:rFonts w:ascii="Helvetica Light" w:hAnsi="Helvetica Light"/>
+          <w:sz w:val="28"/>
+          <w:szCs w:val="28"/>
+        </w:rPr>
+      </w:pPr>
+    </w:p>
+    <w:p>
+      <w:pPr>
+        <w:pStyle w:val="Heading3"/>
+        <w:rPr>
+          <w:rStyle w:val="Heading1Char"/>
+          <w:rFonts w:ascii="Helvetica Light" w:hAnsi="Helvetica Light"/>
+          <w:sz w:val="28"/>
+          <w:szCs w:val="28"/>
+        </w:rPr>
+      </w:pPr>
+      <w:r>
+        <w:rPr>
+          <w:rStyle w:val="Heading1Char"/>
+          <w:rFonts w:ascii="Helvetica Light" w:hAnsi="Helvetica Light"/>
+          <w:sz w:val="28"/>
+          <w:szCs w:val="28"/>
+        </w:rPr>
+        <w:t>Exercise 4.2: Let’s make a decision</w:t>
+      </w:r>
+    </w:p>
+    <w:p>
+      <w:pPr>
+        <w:rPr>
+          <w:rStyle w:val="Heading1Char"/>
+          <w:rFonts w:asciiTheme="minorHAnsi" w:eastAsiaTheme="minorHAnsi" w:hAnsiTheme="minorHAnsi" w:cstheme="minorBidi"/>
+          <w:color w:val="auto"/>
           <w:sz w:val="24"/>
           <w:szCs w:val="24"/>
         </w:rPr>
       </w:pPr>
       <w:r>
         <w:rPr>
-          <w:rFonts w:asciiTheme="majorHAnsi" w:eastAsiaTheme="majorEastAsia" w:hAnsiTheme="majorHAnsi" w:cstheme="majorBidi"/>
+          <w:rStyle w:val="Heading1Char"/>
+          <w:rFonts w:asciiTheme="minorHAnsi" w:eastAsiaTheme="minorHAnsi" w:hAnsiTheme="minorHAnsi" w:cstheme="minorBidi"/>
+          <w:color w:val="auto"/>
+          <w:sz w:val="24"/>
+          <w:szCs w:val="24"/>
+        </w:rPr>
+        <w:t>Sketch</w:t>
+      </w:r>
+      <w:r>
+        <w:rPr>
+          <w:rStyle w:val="Heading1Char"/>
+          <w:rFonts w:asciiTheme="minorHAnsi" w:eastAsiaTheme="minorHAnsi" w:hAnsiTheme="minorHAnsi" w:cstheme="minorBidi"/>
+          <w:color w:val="auto"/>
+          <w:sz w:val="24"/>
+          <w:szCs w:val="24"/>
+        </w:rPr>
+        <w:t xml:space="preserve"> the answer</w:t>
+      </w:r>
+      <w:r>
+        <w:rPr>
+          <w:rStyle w:val="Heading1Char"/>
+          <w:rFonts w:asciiTheme="minorHAnsi" w:eastAsiaTheme="minorHAnsi" w:hAnsiTheme="minorHAnsi" w:cstheme="minorBidi"/>
+          <w:color w:val="auto"/>
+          <w:sz w:val="24"/>
+          <w:szCs w:val="24"/>
+        </w:rPr>
+        <w:t>s</w:t>
+      </w:r>
+      <w:r>
+        <w:rPr>
+          <w:rStyle w:val="Heading1Char"/>
+          <w:rFonts w:asciiTheme="minorHAnsi" w:eastAsiaTheme="minorHAnsi" w:hAnsiTheme="minorHAnsi" w:cstheme="minorBidi"/>
+          <w:color w:val="auto"/>
+          <w:sz w:val="24"/>
+          <w:szCs w:val="24"/>
+        </w:rPr>
+        <w:t xml:space="preserve"> </w:t>
+      </w:r>
+      <w:r>
+        <w:rPr>
+          <w:rStyle w:val="Heading1Char"/>
+          <w:rFonts w:asciiTheme="minorHAnsi" w:eastAsiaTheme="minorHAnsi" w:hAnsiTheme="minorHAnsi" w:cstheme="minorBidi"/>
+          <w:color w:val="auto"/>
+          <w:sz w:val="24"/>
+          <w:szCs w:val="24"/>
+        </w:rPr>
+        <w:t xml:space="preserve">in the table </w:t>
+      </w:r>
+      <w:r>
+        <w:rPr>
+          <w:rStyle w:val="Heading1Char"/>
+          <w:rFonts w:asciiTheme="minorHAnsi" w:eastAsiaTheme="minorHAnsi" w:hAnsiTheme="minorHAnsi" w:cstheme="minorBidi"/>
+          <w:color w:val="auto"/>
+          <w:sz w:val="24"/>
+          <w:szCs w:val="24"/>
+        </w:rPr>
+        <w:t>on the graph</w:t>
+      </w:r>
+    </w:p>
+    <w:p>
+      <w:pPr>
+        <w:jc w:val="center"/>
+      </w:pPr>
+      <w:r>
+        <w:rPr>
+          <w:rFonts w:ascii="Helvetica Light" w:hAnsi="Helvetica Light"/>
           <w:noProof/>
-          <w:color w:val="0F4761" w:themeColor="accent1" w:themeShade="BF"/>
-          <w:sz w:val="40"/>
-          <w:szCs w:val="40"/>
         </w:rPr>
         <w:drawing>
-          <wp:inline distT="0" distB="0" distL="0" distR="0" wp14:anchorId="333D2049" wp14:editId="5099A386">
-            <wp:extent cx="1733550" cy="1162050"/>
-            <wp:effectExtent l="0" t="0" r="6350" b="6350"/>
-            <wp:docPr id="303" name="Google Shape;303;g14932f223b8_0_5" descr="A graph of a graph of a person walking&#10;&#10;AI-generated content may be incorrect."/>
+          <wp:inline distT="0" distB="0" distL="0" distR="0" wp14:anchorId="56D65699" wp14:editId="142A5509">
+            <wp:extent cx="3666067" cy="2226734"/>
+            <wp:effectExtent l="0" t="0" r="4445" b="0"/>
+            <wp:docPr id="712139702" name="Google Shape;216;p25" descr="A line drawing of a line&#10;&#10;AI-generated content may be incorrect."/>
             <wp:cNvGraphicFramePr>
               <a:graphicFrameLocks xmlns:a="http://schemas.openxmlformats.org/drawingml/2006/main" noGrp="1"/>
             </wp:cNvGraphicFramePr>
@@ -425,22 +2094,22 @@
               <a:graphicData uri="http://schemas.openxmlformats.org/drawingml/2006/picture">
                 <pic:pic xmlns:pic="http://schemas.openxmlformats.org/drawingml/2006/picture">
                   <pic:nvPicPr>
-                    <pic:cNvPr id="303" name="Google Shape;303;g14932f223b8_0_5" descr="A graph of a graph of a person walking&#10;&#10;AI-generated content may be incorrect."/>
+                    <pic:cNvPr id="712139702" name="Google Shape;216;p25" descr="A line drawing of a line&#10;&#10;AI-generated content may be incorrect."/>
                     <pic:cNvPicPr preferRelativeResize="0">
                       <a:picLocks noGrp="1"/>
                     </pic:cNvPicPr>
                   </pic:nvPicPr>
                   <pic:blipFill rotWithShape="1">
-                    <a:blip r:embed="rId9">
+                    <a:blip r:embed="rId8">
                       <a:alphaModFix/>
                     </a:blip>
-                    <a:srcRect l="327" r="317"/>
+                    <a:srcRect/>
                     <a:stretch/>
                   </pic:blipFill>
                   <pic:spPr bwMode="auto">
                     <a:xfrm>
                       <a:off x="0" y="0"/>
-                      <a:ext cx="1733550" cy="1162050"/>
+                      <a:ext cx="3697985" cy="2246121"/>
                     </a:xfrm>
                     <a:prstGeom prst="rect">
                       <a:avLst/>
@@ -449,25 +2118,6 @@
                     <a:ln>
                       <a:noFill/>
                     </a:ln>
-                    <a:extLst>
-                      <a:ext uri="{909E8E84-426E-40DD-AFC4-6F175D3DCCD1}">
-                        <a14:hiddenFill xmlns:a14="http://schemas.microsoft.com/office/drawing/2010/main">
-                          <a:solidFill>
-                            <a:srgbClr val="FFFFFF"/>
-                          </a:solidFill>
-                        </a14:hiddenFill>
-                      </a:ext>
-                      <a:ext uri="{91240B29-F687-4F45-9708-019B960494DF}">
-                        <a14:hiddenLine xmlns:a14="http://schemas.microsoft.com/office/drawing/2010/main" w="9525">
-                          <a:solidFill>
-                            <a:srgbClr val="000000"/>
-                          </a:solidFill>
-                          <a:miter lim="800000"/>
-                          <a:headEnd/>
-                          <a:tailEnd/>
-                        </a14:hiddenLine>
-                      </a:ext>
-                    </a:extLst>
                   </pic:spPr>
                 </pic:pic>
               </a:graphicData>
@@ -475,93 +2125,175 @@
           </wp:inline>
         </w:drawing>
       </w:r>
-      <w:r>
-        <w:rPr>
-          <w:rStyle w:val="Heading1Char"/>
-        </w:rPr>
-        <w:tab/>
-      </w:r>
-      <w:r>
-        <w:rPr>
-          <w:rStyle w:val="Heading1Char"/>
-        </w:rPr>
-        <w:tab/>
-      </w:r>
-      <w:r>
-        <w:rPr>
-          <w:rStyle w:val="Heading1Char"/>
-        </w:rPr>
-        <w:tab/>
-      </w:r>
-      <w:r>
-        <w:rPr>
-          <w:rFonts w:asciiTheme="majorHAnsi" w:eastAsiaTheme="majorEastAsia" w:hAnsiTheme="majorHAnsi" w:cstheme="majorBidi"/>
-          <w:noProof/>
-          <w:color w:val="0F4761" w:themeColor="accent1" w:themeShade="BF"/>
-          <w:sz w:val="40"/>
-          <w:szCs w:val="40"/>
-        </w:rPr>
-        <w:drawing>
-          <wp:inline distT="0" distB="0" distL="0" distR="0" wp14:anchorId="5F2A7CEF" wp14:editId="1D93ED22">
-            <wp:extent cx="1733550" cy="1163240"/>
-            <wp:effectExtent l="0" t="0" r="0" b="5715"/>
-            <wp:docPr id="304" name="Google Shape;304;g14932f223b8_0_5" descr="A graph of a graph of a walking path&#10;&#10;AI-generated content may be incorrect."/>
-            <wp:cNvGraphicFramePr>
-              <a:graphicFrameLocks xmlns:a="http://schemas.openxmlformats.org/drawingml/2006/main" noGrp="1"/>
-            </wp:cNvGraphicFramePr>
-            <a:graphic xmlns:a="http://schemas.openxmlformats.org/drawingml/2006/main">
-              <a:graphicData uri="http://schemas.openxmlformats.org/drawingml/2006/picture">
-                <pic:pic xmlns:pic="http://schemas.openxmlformats.org/drawingml/2006/picture">
-                  <pic:nvPicPr>
-                    <pic:cNvPr id="304" name="Google Shape;304;g14932f223b8_0_5" descr="A graph of a graph of a walking path&#10;&#10;AI-generated content may be incorrect."/>
-                    <pic:cNvPicPr preferRelativeResize="0">
-                      <a:picLocks noGrp="1"/>
-                    </pic:cNvPicPr>
-                  </pic:nvPicPr>
-                  <pic:blipFill rotWithShape="1">
-                    <a:blip r:embed="rId10">
-                      <a:alphaModFix/>
-                    </a:blip>
-                    <a:srcRect t="3453" b="3453"/>
-                    <a:stretch/>
-                  </pic:blipFill>
-                  <pic:spPr bwMode="auto">
-                    <a:xfrm>
-                      <a:off x="0" y="0"/>
-                      <a:ext cx="1733550" cy="1163240"/>
-                    </a:xfrm>
-                    <a:prstGeom prst="rect">
-                      <a:avLst/>
-                    </a:prstGeom>
-                    <a:noFill/>
-                    <a:ln>
-                      <a:noFill/>
-                    </a:ln>
-                    <a:extLst>
-                      <a:ext uri="{909E8E84-426E-40DD-AFC4-6F175D3DCCD1}">
-                        <a14:hiddenFill xmlns:a14="http://schemas.microsoft.com/office/drawing/2010/main">
-                          <a:solidFill>
-                            <a:srgbClr val="FFFFFF"/>
-                          </a:solidFill>
-                        </a14:hiddenFill>
-                      </a:ext>
-                      <a:ext uri="{91240B29-F687-4F45-9708-019B960494DF}">
-                        <a14:hiddenLine xmlns:a14="http://schemas.microsoft.com/office/drawing/2010/main" w="9525">
-                          <a:solidFill>
-                            <a:srgbClr val="000000"/>
-                          </a:solidFill>
-                          <a:miter lim="800000"/>
-                          <a:headEnd/>
-                          <a:tailEnd/>
-                        </a14:hiddenLine>
-                      </a:ext>
-                    </a:extLst>
-                  </pic:spPr>
-                </pic:pic>
-              </a:graphicData>
-            </a:graphic>
-          </wp:inline>
-        </w:drawing>
+    </w:p>
+    <w:p/>
+    <w:p>
+      <w:pPr>
+        <w:pStyle w:val="Heading3"/>
+        <w:rPr>
+          <w:rFonts w:ascii="Helvetica Light" w:hAnsi="Helvetica Light"/>
+        </w:rPr>
+      </w:pPr>
+      <w:r>
+        <w:rPr>
+          <w:rStyle w:val="Heading1Char"/>
+          <w:rFonts w:ascii="Helvetica Light" w:hAnsi="Helvetica Light"/>
+          <w:sz w:val="28"/>
+          <w:szCs w:val="28"/>
+        </w:rPr>
+        <w:t xml:space="preserve">Exercise </w:t>
+      </w:r>
+      <w:r>
+        <w:rPr>
+          <w:rStyle w:val="Heading1Char"/>
+          <w:rFonts w:ascii="Helvetica Light" w:hAnsi="Helvetica Light"/>
+          <w:sz w:val="28"/>
+          <w:szCs w:val="28"/>
+        </w:rPr>
+        <w:t>4.</w:t>
+      </w:r>
+      <w:r>
+        <w:rPr>
+          <w:rStyle w:val="Heading1Char"/>
+          <w:rFonts w:ascii="Helvetica Light" w:hAnsi="Helvetica Light"/>
+          <w:sz w:val="28"/>
+          <w:szCs w:val="28"/>
+        </w:rPr>
+        <w:t>3</w:t>
+      </w:r>
+      <w:r>
+        <w:rPr>
+          <w:rStyle w:val="Heading1Char"/>
+          <w:rFonts w:ascii="Helvetica Light" w:hAnsi="Helvetica Light"/>
+          <w:sz w:val="28"/>
+          <w:szCs w:val="28"/>
+        </w:rPr>
+        <w:t xml:space="preserve">: </w:t>
+      </w:r>
+      <w:r>
+        <w:rPr>
+          <w:rFonts w:ascii="Helvetica Light" w:hAnsi="Helvetica Light"/>
+        </w:rPr>
+        <w:t>Deciding Fast, Deciding Slow</w:t>
+      </w:r>
+    </w:p>
+    <w:p>
+      <w:pPr>
+        <w:rPr>
+          <w:lang w:val="en-GB"/>
+        </w:rPr>
+      </w:pPr>
+      <w:r>
+        <w:rPr>
+          <w:lang w:val="en-GB"/>
+        </w:rPr>
+        <w:t xml:space="preserve">Will a large drift, </w:t>
+      </w:r>
+      <m:oMath>
+        <m:r>
+          <w:rPr>
+            <w:rFonts w:ascii="Cambria Math" w:hAnsi="Cambria Math"/>
+            <w:lang w:val="en-GB"/>
+          </w:rPr>
+          <m:t>μ,</m:t>
+        </m:r>
+      </m:oMath>
+      <w:r>
+        <w:rPr>
+          <w:lang w:val="en-GB"/>
+        </w:rPr>
+        <w:t xml:space="preserve"> mean you decide?</w:t>
+      </w:r>
+    </w:p>
+    <w:p/>
+    <w:p>
+      <w:pPr>
+        <w:numPr>
+          <w:ilvl w:val="0"/>
+          <w:numId w:val="3"/>
+        </w:numPr>
+      </w:pPr>
+      <w:r>
+        <w:rPr>
+          <w:lang w:val="en-GB"/>
+        </w:rPr>
+        <w:t>Faster</w:t>
+      </w:r>
+      <w:r>
+        <w:rPr>
+          <w:lang w:val="en-GB"/>
+        </w:rPr>
+        <w:br/>
+      </w:r>
+    </w:p>
+    <w:p>
+      <w:pPr>
+        <w:numPr>
+          <w:ilvl w:val="0"/>
+          <w:numId w:val="3"/>
+        </w:numPr>
+      </w:pPr>
+      <w:r>
+        <w:rPr>
+          <w:lang w:val="en-GB"/>
+        </w:rPr>
+        <w:t>Slower</w:t>
+      </w:r>
+    </w:p>
+    <w:p>
+      <w:pPr>
+        <w:ind w:left="720"/>
+        <w:rPr>
+          <w:lang w:val="en-GB"/>
+        </w:rPr>
+      </w:pPr>
+    </w:p>
+    <w:p>
+      <w:pPr>
+        <w:ind w:left="720"/>
+        <w:rPr>
+          <w:lang w:val="en-GB"/>
+        </w:rPr>
+      </w:pPr>
+    </w:p>
+    <w:p>
+      <w:pPr>
+        <w:rPr>
+          <w:rStyle w:val="Heading1Char"/>
+          <w:rFonts w:asciiTheme="minorHAnsi" w:eastAsiaTheme="minorHAnsi" w:hAnsiTheme="minorHAnsi" w:cstheme="minorBidi"/>
+          <w:color w:val="auto"/>
+          <w:sz w:val="24"/>
+          <w:szCs w:val="24"/>
+        </w:rPr>
+      </w:pPr>
+      <w:r>
+        <w:rPr>
+          <w:rStyle w:val="Heading1Char"/>
+          <w:rFonts w:asciiTheme="minorHAnsi" w:eastAsiaTheme="minorHAnsi" w:hAnsiTheme="minorHAnsi" w:cstheme="minorBidi"/>
+          <w:color w:val="auto"/>
+          <w:sz w:val="24"/>
+          <w:szCs w:val="24"/>
+        </w:rPr>
+        <w:br w:type="page"/>
+      </w:r>
+    </w:p>
+    <w:p>
+      <w:pPr>
+        <w:pStyle w:val="Heading2"/>
+        <w:rPr>
+          <w:rStyle w:val="Heading1Char"/>
+          <w:sz w:val="32"/>
+          <w:szCs w:val="32"/>
+        </w:rPr>
+      </w:pPr>
+      <w:r>
+        <w:rPr>
+          <w:rStyle w:val="Heading1Char"/>
+          <w:sz w:val="32"/>
+          <w:szCs w:val="32"/>
+        </w:rPr>
+        <w:lastRenderedPageBreak/>
+        <w:t>Exercise 5: No Decision</w:t>
       </w:r>
     </w:p>
     <w:p>
@@ -581,21 +2313,71 @@
           <w:sz w:val="28"/>
           <w:szCs w:val="28"/>
         </w:rPr>
-        <w:t>What would no decision graph look like:</w:t>
-      </w:r>
-    </w:p>
-    <w:p>
-      <w:pPr>
-        <w:jc w:val="center"/>
-        <w:rPr>
-          <w:rStyle w:val="Heading1Char"/>
-          <w:color w:val="000000" w:themeColor="text1"/>
+        <w:t xml:space="preserve">Exercise </w:t>
+      </w:r>
+      <w:r>
+        <w:rPr>
+          <w:rStyle w:val="Heading1Char"/>
+          <w:rFonts w:asciiTheme="minorHAnsi" w:hAnsiTheme="minorHAnsi"/>
+          <w:sz w:val="28"/>
+          <w:szCs w:val="28"/>
+        </w:rPr>
+        <w:t>5.1</w:t>
+      </w:r>
+      <w:r>
+        <w:rPr>
+          <w:rStyle w:val="Heading1Char"/>
+          <w:rFonts w:asciiTheme="minorHAnsi" w:hAnsiTheme="minorHAnsi"/>
+          <w:sz w:val="28"/>
+          <w:szCs w:val="28"/>
+        </w:rPr>
+        <w:t xml:space="preserve">: </w:t>
+      </w:r>
+      <w:r>
+        <w:rPr>
+          <w:rStyle w:val="Heading1Char"/>
+          <w:rFonts w:asciiTheme="minorHAnsi" w:hAnsiTheme="minorHAnsi"/>
+          <w:sz w:val="28"/>
+          <w:szCs w:val="28"/>
+        </w:rPr>
+        <w:t>Let’s Draw No Decision</w:t>
+      </w:r>
+    </w:p>
+    <w:p>
+      <w:pPr>
+        <w:rPr>
+          <w:rStyle w:val="Heading1Char"/>
+          <w:rFonts w:asciiTheme="minorHAnsi" w:eastAsiaTheme="minorHAnsi" w:hAnsiTheme="minorHAnsi" w:cstheme="minorBidi"/>
+          <w:color w:val="auto"/>
           <w:sz w:val="24"/>
           <w:szCs w:val="24"/>
         </w:rPr>
       </w:pPr>
       <w:r>
         <w:rPr>
+          <w:rStyle w:val="Heading1Char"/>
+          <w:rFonts w:asciiTheme="minorHAnsi" w:eastAsiaTheme="minorHAnsi" w:hAnsiTheme="minorHAnsi" w:cstheme="minorBidi"/>
+          <w:color w:val="auto"/>
+          <w:sz w:val="24"/>
+          <w:szCs w:val="24"/>
+        </w:rPr>
+        <w:t>Sketch a graph where there is no evidence for the decision:</w:t>
+      </w:r>
+    </w:p>
+    <w:p>
+      <w:pPr>
+        <w:jc w:val="center"/>
+        <w:rPr>
+          <w:rStyle w:val="Heading1Char"/>
+          <w:rFonts w:ascii="Helvetica Light" w:hAnsi="Helvetica Light"/>
+          <w:color w:val="000000" w:themeColor="text1"/>
+          <w:sz w:val="24"/>
+          <w:szCs w:val="24"/>
+        </w:rPr>
+      </w:pPr>
+      <w:r>
+        <w:rPr>
+          <w:rFonts w:ascii="Helvetica Light" w:hAnsi="Helvetica Light"/>
           <w:noProof/>
         </w:rPr>
         <w:drawing>
@@ -641,66 +2423,921 @@
           </wp:inline>
         </w:drawing>
       </w:r>
-      <w:r>
-        <w:rPr>
-          <w:rStyle w:val="Heading1Char"/>
+    </w:p>
+    <w:p>
+      <w:pPr>
+        <w:pStyle w:val="Heading2"/>
+        <w:rPr>
+          <w:rStyle w:val="Heading1Char"/>
+          <w:sz w:val="32"/>
+          <w:szCs w:val="32"/>
+        </w:rPr>
+      </w:pPr>
+      <w:r>
+        <w:rPr>
+          <w:rStyle w:val="Heading1Char"/>
+          <w:sz w:val="32"/>
+          <w:szCs w:val="32"/>
+        </w:rPr>
+        <w:t xml:space="preserve">Exercise 5.2: Let’s Calculate </w:t>
+      </w:r>
+      <w:r>
+        <w:rPr>
+          <w:rStyle w:val="Heading1Char"/>
+          <w:sz w:val="32"/>
+          <w:szCs w:val="32"/>
+        </w:rPr>
+        <w:t>N</w:t>
+      </w:r>
+      <w:r>
+        <w:rPr>
+          <w:rStyle w:val="Heading1Char"/>
+          <w:sz w:val="32"/>
+          <w:szCs w:val="32"/>
+        </w:rPr>
+        <w:t xml:space="preserve">o </w:t>
+      </w:r>
+      <w:r>
+        <w:rPr>
+          <w:rStyle w:val="Heading1Char"/>
+          <w:sz w:val="32"/>
+          <w:szCs w:val="32"/>
+        </w:rPr>
+        <w:t>D</w:t>
+      </w:r>
+      <w:r>
+        <w:rPr>
+          <w:rStyle w:val="Heading1Char"/>
+          <w:sz w:val="32"/>
+          <w:szCs w:val="32"/>
+        </w:rPr>
+        <w:t>ecision</w:t>
+      </w:r>
+    </w:p>
+    <w:p>
+      <w:r>
+        <w:t>Given the current decision evidence, x(t), is -0.2 and the drift rate is 0.5 calculate the updated decision for two time steps using the formula:</w:t>
+      </w:r>
+    </w:p>
+    <w:p>
+      <w:pPr>
+        <w:rPr>
+          <w:rFonts w:eastAsiaTheme="minorEastAsia"/>
+        </w:rPr>
+      </w:pPr>
+      <m:oMathPara>
+        <m:oMath>
+          <m:r>
+            <w:rPr>
+              <w:rFonts w:ascii="Cambria Math" w:hAnsi="Cambria Math"/>
+            </w:rPr>
+            <m:t>x</m:t>
+          </m:r>
+          <m:d>
+            <m:dPr>
+              <m:ctrlPr>
+                <w:rPr>
+                  <w:rFonts w:ascii="Cambria Math" w:hAnsi="Cambria Math"/>
+                  <w:i/>
+                  <w:iCs/>
+                </w:rPr>
+              </m:ctrlPr>
+            </m:dPr>
+            <m:e>
+              <m:r>
+                <w:rPr>
+                  <w:rFonts w:ascii="Cambria Math" w:hAnsi="Cambria Math"/>
+                </w:rPr>
+                <m:t>t+1</m:t>
+              </m:r>
+            </m:e>
+          </m:d>
+          <m:r>
+            <w:rPr>
+              <w:rFonts w:ascii="Cambria Math" w:hAnsi="Cambria Math"/>
+            </w:rPr>
+            <m:t>=x</m:t>
+          </m:r>
+          <m:d>
+            <m:dPr>
+              <m:ctrlPr>
+                <w:rPr>
+                  <w:rFonts w:ascii="Cambria Math" w:hAnsi="Cambria Math"/>
+                  <w:i/>
+                  <w:iCs/>
+                </w:rPr>
+              </m:ctrlPr>
+            </m:dPr>
+            <m:e>
+              <m:r>
+                <w:rPr>
+                  <w:rFonts w:ascii="Cambria Math" w:hAnsi="Cambria Math"/>
+                </w:rPr>
+                <m:t>t</m:t>
+              </m:r>
+            </m:e>
+          </m:d>
+          <m:r>
+            <w:rPr>
+              <w:rFonts w:ascii="Cambria Math" w:hAnsi="Cambria Math"/>
+            </w:rPr>
+            <m:t>+0.5x(t)</m:t>
+          </m:r>
+        </m:oMath>
+      </m:oMathPara>
+    </w:p>
+    <w:p/>
+    <w:tbl>
+      <w:tblPr>
+        <w:tblW w:w="9200" w:type="dxa"/>
+        <w:tblCellMar>
+          <w:left w:w="0" w:type="dxa"/>
+          <w:right w:w="0" w:type="dxa"/>
+        </w:tblCellMar>
+        <w:tblLook w:val="0420" w:firstRow="1" w:lastRow="0" w:firstColumn="0" w:lastColumn="0" w:noHBand="0" w:noVBand="1"/>
+      </w:tblPr>
+      <w:tblGrid>
+        <w:gridCol w:w="2160"/>
+        <w:gridCol w:w="3080"/>
+        <w:gridCol w:w="3960"/>
+      </w:tblGrid>
+      <w:tr>
+        <w:trPr>
+          <w:trHeight w:val="340"/>
+        </w:trPr>
+        <w:tc>
+          <w:tcPr>
+            <w:tcW w:w="2160" w:type="dxa"/>
+            <w:tcBorders>
+              <w:top w:val="single" w:sz="8" w:space="0" w:color="FFFFFF"/>
+              <w:left w:val="single" w:sz="8" w:space="0" w:color="FFFFFF"/>
+              <w:bottom w:val="single" w:sz="24" w:space="0" w:color="FFFFFF"/>
+              <w:right w:val="single" w:sz="8" w:space="0" w:color="FFFFFF"/>
+            </w:tcBorders>
+            <w:shd w:val="clear" w:color="auto" w:fill="000000"/>
+            <w:tcMar>
+              <w:top w:w="72" w:type="dxa"/>
+              <w:left w:w="144" w:type="dxa"/>
+              <w:bottom w:w="72" w:type="dxa"/>
+              <w:right w:w="144" w:type="dxa"/>
+            </w:tcMar>
+            <w:hideMark/>
+          </w:tcPr>
+          <w:p>
+            <w:pPr>
+              <w:pStyle w:val="Heading3"/>
+              <w:rPr>
+                <w:rFonts w:ascii="Helvetica Light" w:hAnsi="Helvetica Light"/>
+                <w:color w:val="FFFFFF" w:themeColor="background1"/>
+                <w:sz w:val="24"/>
+                <w:szCs w:val="24"/>
+              </w:rPr>
+            </w:pPr>
+            <w:r>
+              <w:rPr>
+                <w:rFonts w:ascii="Helvetica Light" w:hAnsi="Helvetica Light"/>
+                <w:b/>
+                <w:bCs/>
+                <w:color w:val="FFFFFF" w:themeColor="background1"/>
+                <w:sz w:val="24"/>
+                <w:szCs w:val="24"/>
+                <w:lang w:val="en-US"/>
+              </w:rPr>
+              <w:t>Time step</w:t>
+            </w:r>
+          </w:p>
+        </w:tc>
+        <w:tc>
+          <w:tcPr>
+            <w:tcW w:w="3080" w:type="dxa"/>
+            <w:tcBorders>
+              <w:top w:val="single" w:sz="8" w:space="0" w:color="FFFFFF"/>
+              <w:left w:val="single" w:sz="8" w:space="0" w:color="FFFFFF"/>
+              <w:bottom w:val="single" w:sz="24" w:space="0" w:color="FFFFFF"/>
+              <w:right w:val="single" w:sz="8" w:space="0" w:color="FFFFFF"/>
+            </w:tcBorders>
+            <w:shd w:val="clear" w:color="auto" w:fill="000000"/>
+            <w:tcMar>
+              <w:top w:w="72" w:type="dxa"/>
+              <w:left w:w="144" w:type="dxa"/>
+              <w:bottom w:w="72" w:type="dxa"/>
+              <w:right w:w="144" w:type="dxa"/>
+            </w:tcMar>
+            <w:hideMark/>
+          </w:tcPr>
+          <w:p>
+            <w:pPr>
+              <w:pStyle w:val="Heading3"/>
+              <w:rPr>
+                <w:rFonts w:ascii="Helvetica Light" w:hAnsi="Helvetica Light"/>
+                <w:color w:val="FFFFFF" w:themeColor="background1"/>
+                <w:sz w:val="24"/>
+                <w:szCs w:val="24"/>
+              </w:rPr>
+            </w:pPr>
+            <w:r>
+              <w:rPr>
+                <w:rFonts w:ascii="Helvetica Light" w:hAnsi="Helvetica Light"/>
+                <w:b/>
+                <w:bCs/>
+                <w:color w:val="FFFFFF" w:themeColor="background1"/>
+                <w:sz w:val="24"/>
+                <w:szCs w:val="24"/>
+                <w:lang w:val="en-US"/>
+              </w:rPr>
+              <w:t>Current Decision</w:t>
+            </w:r>
+            <w:r>
+              <w:rPr>
+                <w:rFonts w:ascii="Helvetica Light" w:hAnsi="Helvetica Light"/>
+                <w:b/>
+                <w:bCs/>
+                <w:color w:val="FFFFFF" w:themeColor="background1"/>
+                <w:sz w:val="24"/>
+                <w:szCs w:val="24"/>
+                <w:lang w:val="en-US"/>
+              </w:rPr>
+              <w:t xml:space="preserve"> x(t)</w:t>
+            </w:r>
+          </w:p>
+        </w:tc>
+        <w:tc>
+          <w:tcPr>
+            <w:tcW w:w="3960" w:type="dxa"/>
+            <w:tcBorders>
+              <w:top w:val="single" w:sz="8" w:space="0" w:color="FFFFFF"/>
+              <w:left w:val="single" w:sz="8" w:space="0" w:color="FFFFFF"/>
+              <w:bottom w:val="single" w:sz="24" w:space="0" w:color="FFFFFF"/>
+              <w:right w:val="single" w:sz="8" w:space="0" w:color="FFFFFF"/>
+            </w:tcBorders>
+            <w:shd w:val="clear" w:color="auto" w:fill="000000"/>
+            <w:tcMar>
+              <w:top w:w="72" w:type="dxa"/>
+              <w:left w:w="144" w:type="dxa"/>
+              <w:bottom w:w="72" w:type="dxa"/>
+              <w:right w:w="144" w:type="dxa"/>
+            </w:tcMar>
+            <w:hideMark/>
+          </w:tcPr>
+          <w:p>
+            <w:pPr>
+              <w:pStyle w:val="Heading3"/>
+              <w:rPr>
+                <w:rFonts w:ascii="Helvetica Light" w:hAnsi="Helvetica Light"/>
+                <w:color w:val="FFFFFF" w:themeColor="background1"/>
+                <w:sz w:val="24"/>
+                <w:szCs w:val="24"/>
+              </w:rPr>
+            </w:pPr>
+            <w:r>
+              <w:rPr>
+                <w:rFonts w:ascii="Helvetica Light" w:hAnsi="Helvetica Light"/>
+                <w:b/>
+                <w:bCs/>
+                <w:color w:val="FFFFFF" w:themeColor="background1"/>
+                <w:sz w:val="24"/>
+                <w:szCs w:val="24"/>
+                <w:lang w:val="en-US"/>
+              </w:rPr>
+              <w:t>Updated Decision</w:t>
+            </w:r>
+            <w:r>
+              <w:rPr>
+                <w:rFonts w:ascii="Helvetica Light" w:hAnsi="Helvetica Light"/>
+                <w:b/>
+                <w:bCs/>
+                <w:color w:val="FFFFFF" w:themeColor="background1"/>
+                <w:sz w:val="24"/>
+                <w:szCs w:val="24"/>
+                <w:lang w:val="en-US"/>
+              </w:rPr>
+              <w:t xml:space="preserve"> x(t+1)</w:t>
+            </w:r>
+          </w:p>
+        </w:tc>
+      </w:tr>
+      <w:tr>
+        <w:trPr>
+          <w:trHeight w:val="340"/>
+        </w:trPr>
+        <w:tc>
+          <w:tcPr>
+            <w:tcW w:w="2160" w:type="dxa"/>
+            <w:tcBorders>
+              <w:top w:val="single" w:sz="24" w:space="0" w:color="FFFFFF"/>
+              <w:left w:val="single" w:sz="8" w:space="0" w:color="FFFFFF"/>
+              <w:bottom w:val="single" w:sz="8" w:space="0" w:color="FFFFFF"/>
+              <w:right w:val="single" w:sz="8" w:space="0" w:color="FFFFFF"/>
+            </w:tcBorders>
+            <w:shd w:val="clear" w:color="auto" w:fill="CBCBCB"/>
+            <w:tcMar>
+              <w:top w:w="72" w:type="dxa"/>
+              <w:left w:w="144" w:type="dxa"/>
+              <w:bottom w:w="72" w:type="dxa"/>
+              <w:right w:w="144" w:type="dxa"/>
+            </w:tcMar>
+            <w:hideMark/>
+          </w:tcPr>
+          <w:p>
+            <w:pPr>
+              <w:pStyle w:val="Heading3"/>
+              <w:rPr>
+                <w:rFonts w:ascii="Helvetica Light" w:hAnsi="Helvetica Light"/>
+                <w:sz w:val="24"/>
+                <w:szCs w:val="24"/>
+              </w:rPr>
+            </w:pPr>
+            <w:r>
+              <w:rPr>
+                <w:rFonts w:ascii="Helvetica Light" w:hAnsi="Helvetica Light"/>
+                <w:sz w:val="24"/>
+                <w:szCs w:val="24"/>
+                <w:lang w:val="en-US"/>
+              </w:rPr>
+              <w:t>0</w:t>
+            </w:r>
+          </w:p>
+        </w:tc>
+        <w:tc>
+          <w:tcPr>
+            <w:tcW w:w="3080" w:type="dxa"/>
+            <w:tcBorders>
+              <w:top w:val="single" w:sz="24" w:space="0" w:color="FFFFFF"/>
+              <w:left w:val="single" w:sz="8" w:space="0" w:color="FFFFFF"/>
+              <w:bottom w:val="single" w:sz="8" w:space="0" w:color="FFFFFF"/>
+              <w:right w:val="single" w:sz="8" w:space="0" w:color="FFFFFF"/>
+            </w:tcBorders>
+            <w:shd w:val="clear" w:color="auto" w:fill="CBCBCB"/>
+            <w:tcMar>
+              <w:top w:w="72" w:type="dxa"/>
+              <w:left w:w="144" w:type="dxa"/>
+              <w:bottom w:w="72" w:type="dxa"/>
+              <w:right w:w="144" w:type="dxa"/>
+            </w:tcMar>
+            <w:hideMark/>
+          </w:tcPr>
+          <w:p>
+            <w:pPr>
+              <w:pStyle w:val="Heading3"/>
+              <w:rPr>
+                <w:rFonts w:ascii="Helvetica Light" w:hAnsi="Helvetica Light"/>
+                <w:sz w:val="24"/>
+                <w:szCs w:val="24"/>
+              </w:rPr>
+            </w:pPr>
+            <w:r>
+              <w:rPr>
+                <w:rFonts w:ascii="Helvetica Light" w:hAnsi="Helvetica Light"/>
+                <w:sz w:val="24"/>
+                <w:szCs w:val="24"/>
+                <w:lang w:val="en-US"/>
+              </w:rPr>
+              <w:t>0</w:t>
+            </w:r>
+          </w:p>
+        </w:tc>
+        <w:tc>
+          <w:tcPr>
+            <w:tcW w:w="3960" w:type="dxa"/>
+            <w:tcBorders>
+              <w:top w:val="single" w:sz="24" w:space="0" w:color="FFFFFF"/>
+              <w:left w:val="single" w:sz="8" w:space="0" w:color="FFFFFF"/>
+              <w:bottom w:val="single" w:sz="8" w:space="0" w:color="FFFFFF"/>
+              <w:right w:val="single" w:sz="8" w:space="0" w:color="FFFFFF"/>
+            </w:tcBorders>
+            <w:shd w:val="clear" w:color="auto" w:fill="CBCBCB"/>
+            <w:tcMar>
+              <w:top w:w="72" w:type="dxa"/>
+              <w:left w:w="144" w:type="dxa"/>
+              <w:bottom w:w="72" w:type="dxa"/>
+              <w:right w:w="144" w:type="dxa"/>
+            </w:tcMar>
+            <w:hideMark/>
+          </w:tcPr>
+          <w:p>
+            <w:pPr>
+              <w:pStyle w:val="Heading3"/>
+              <w:rPr>
+                <w:rFonts w:ascii="Helvetica Light" w:hAnsi="Helvetica Light"/>
+                <w:sz w:val="24"/>
+                <w:szCs w:val="24"/>
+              </w:rPr>
+            </w:pPr>
+            <w:r>
+              <w:rPr>
+                <w:rFonts w:ascii="Helvetica Light" w:hAnsi="Helvetica Light"/>
+                <w:sz w:val="24"/>
+                <w:szCs w:val="24"/>
+                <w:lang w:val="en-US"/>
+              </w:rPr>
+              <w:t>0.</w:t>
+            </w:r>
+            <w:r>
+              <w:rPr>
+                <w:rFonts w:ascii="Helvetica Light" w:hAnsi="Helvetica Light"/>
+                <w:sz w:val="24"/>
+                <w:szCs w:val="24"/>
+                <w:lang w:val="en-US"/>
+              </w:rPr>
+              <w:t>0</w:t>
+            </w:r>
+            <w:r>
+              <w:rPr>
+                <w:rFonts w:ascii="Helvetica Light" w:hAnsi="Helvetica Light"/>
+                <w:sz w:val="24"/>
+                <w:szCs w:val="24"/>
+                <w:lang w:val="en-US"/>
+              </w:rPr>
+              <w:t>+0.5*(0.</w:t>
+            </w:r>
+            <w:r>
+              <w:rPr>
+                <w:rFonts w:ascii="Helvetica Light" w:hAnsi="Helvetica Light"/>
+                <w:sz w:val="24"/>
+                <w:szCs w:val="24"/>
+                <w:lang w:val="en-US"/>
+              </w:rPr>
+              <w:t>0</w:t>
+            </w:r>
+            <w:r>
+              <w:rPr>
+                <w:rFonts w:ascii="Helvetica Light" w:hAnsi="Helvetica Light"/>
+                <w:sz w:val="24"/>
+                <w:szCs w:val="24"/>
+                <w:lang w:val="en-US"/>
+              </w:rPr>
+              <w:t>)</w:t>
+            </w:r>
+          </w:p>
+        </w:tc>
+      </w:tr>
+      <w:tr>
+        <w:trPr>
+          <w:trHeight w:val="340"/>
+        </w:trPr>
+        <w:tc>
+          <w:tcPr>
+            <w:tcW w:w="2160" w:type="dxa"/>
+            <w:tcBorders>
+              <w:top w:val="single" w:sz="8" w:space="0" w:color="FFFFFF"/>
+              <w:left w:val="single" w:sz="8" w:space="0" w:color="FFFFFF"/>
+              <w:bottom w:val="single" w:sz="8" w:space="0" w:color="FFFFFF"/>
+              <w:right w:val="single" w:sz="8" w:space="0" w:color="FFFFFF"/>
+            </w:tcBorders>
+            <w:shd w:val="clear" w:color="auto" w:fill="E7E7E7"/>
+            <w:tcMar>
+              <w:top w:w="72" w:type="dxa"/>
+              <w:left w:w="144" w:type="dxa"/>
+              <w:bottom w:w="72" w:type="dxa"/>
+              <w:right w:w="144" w:type="dxa"/>
+            </w:tcMar>
+            <w:hideMark/>
+          </w:tcPr>
+          <w:p>
+            <w:pPr>
+              <w:pStyle w:val="Heading3"/>
+              <w:rPr>
+                <w:rFonts w:ascii="Helvetica Light" w:hAnsi="Helvetica Light"/>
+                <w:sz w:val="24"/>
+                <w:szCs w:val="24"/>
+              </w:rPr>
+            </w:pPr>
+            <w:r>
+              <w:rPr>
+                <w:rFonts w:ascii="Helvetica Light" w:hAnsi="Helvetica Light"/>
+                <w:sz w:val="24"/>
+                <w:szCs w:val="24"/>
+                <w:lang w:val="en-US"/>
+              </w:rPr>
+              <w:t>1</w:t>
+            </w:r>
+          </w:p>
+        </w:tc>
+        <w:tc>
+          <w:tcPr>
+            <w:tcW w:w="3080" w:type="dxa"/>
+            <w:tcBorders>
+              <w:top w:val="single" w:sz="8" w:space="0" w:color="FFFFFF"/>
+              <w:left w:val="single" w:sz="8" w:space="0" w:color="FFFFFF"/>
+              <w:bottom w:val="single" w:sz="8" w:space="0" w:color="FFFFFF"/>
+              <w:right w:val="single" w:sz="8" w:space="0" w:color="FFFFFF"/>
+            </w:tcBorders>
+            <w:shd w:val="clear" w:color="auto" w:fill="E7E7E7"/>
+            <w:tcMar>
+              <w:top w:w="72" w:type="dxa"/>
+              <w:left w:w="144" w:type="dxa"/>
+              <w:bottom w:w="72" w:type="dxa"/>
+              <w:right w:w="144" w:type="dxa"/>
+            </w:tcMar>
+            <w:hideMark/>
+          </w:tcPr>
+          <w:p>
+            <w:pPr>
+              <w:pStyle w:val="Heading3"/>
+              <w:rPr>
+                <w:rFonts w:ascii="Helvetica Light" w:hAnsi="Helvetica Light"/>
+                <w:sz w:val="24"/>
+                <w:szCs w:val="24"/>
+              </w:rPr>
+            </w:pPr>
+          </w:p>
+        </w:tc>
+        <w:tc>
+          <w:tcPr>
+            <w:tcW w:w="3960" w:type="dxa"/>
+            <w:tcBorders>
+              <w:top w:val="single" w:sz="8" w:space="0" w:color="FFFFFF"/>
+              <w:left w:val="single" w:sz="8" w:space="0" w:color="FFFFFF"/>
+              <w:bottom w:val="single" w:sz="8" w:space="0" w:color="FFFFFF"/>
+              <w:right w:val="single" w:sz="8" w:space="0" w:color="FFFFFF"/>
+            </w:tcBorders>
+            <w:shd w:val="clear" w:color="auto" w:fill="E7E7E7"/>
+            <w:tcMar>
+              <w:top w:w="72" w:type="dxa"/>
+              <w:left w:w="144" w:type="dxa"/>
+              <w:bottom w:w="72" w:type="dxa"/>
+              <w:right w:w="144" w:type="dxa"/>
+            </w:tcMar>
+            <w:hideMark/>
+          </w:tcPr>
+          <w:p>
+            <w:pPr>
+              <w:pStyle w:val="Heading3"/>
+              <w:rPr>
+                <w:rFonts w:ascii="Helvetica Light" w:hAnsi="Helvetica Light"/>
+                <w:sz w:val="24"/>
+                <w:szCs w:val="24"/>
+              </w:rPr>
+            </w:pPr>
+          </w:p>
+        </w:tc>
+      </w:tr>
+      <w:tr>
+        <w:trPr>
+          <w:trHeight w:val="340"/>
+        </w:trPr>
+        <w:tc>
+          <w:tcPr>
+            <w:tcW w:w="2160" w:type="dxa"/>
+            <w:tcBorders>
+              <w:top w:val="single" w:sz="8" w:space="0" w:color="FFFFFF"/>
+              <w:left w:val="single" w:sz="8" w:space="0" w:color="FFFFFF"/>
+              <w:bottom w:val="single" w:sz="8" w:space="0" w:color="FFFFFF"/>
+              <w:right w:val="single" w:sz="8" w:space="0" w:color="FFFFFF"/>
+            </w:tcBorders>
+            <w:shd w:val="clear" w:color="auto" w:fill="CBCBCB"/>
+            <w:tcMar>
+              <w:top w:w="72" w:type="dxa"/>
+              <w:left w:w="144" w:type="dxa"/>
+              <w:bottom w:w="72" w:type="dxa"/>
+              <w:right w:w="144" w:type="dxa"/>
+            </w:tcMar>
+            <w:hideMark/>
+          </w:tcPr>
+          <w:p>
+            <w:pPr>
+              <w:pStyle w:val="Heading3"/>
+              <w:rPr>
+                <w:rFonts w:ascii="Helvetica Light" w:hAnsi="Helvetica Light"/>
+                <w:sz w:val="24"/>
+                <w:szCs w:val="24"/>
+              </w:rPr>
+            </w:pPr>
+            <w:r>
+              <w:rPr>
+                <w:rFonts w:ascii="Helvetica Light" w:hAnsi="Helvetica Light"/>
+                <w:sz w:val="24"/>
+                <w:szCs w:val="24"/>
+                <w:lang w:val="en-US"/>
+              </w:rPr>
+              <w:t>2</w:t>
+            </w:r>
+          </w:p>
+        </w:tc>
+        <w:tc>
+          <w:tcPr>
+            <w:tcW w:w="3080" w:type="dxa"/>
+            <w:tcBorders>
+              <w:top w:val="single" w:sz="8" w:space="0" w:color="FFFFFF"/>
+              <w:left w:val="single" w:sz="8" w:space="0" w:color="FFFFFF"/>
+              <w:bottom w:val="single" w:sz="8" w:space="0" w:color="FFFFFF"/>
+              <w:right w:val="single" w:sz="8" w:space="0" w:color="FFFFFF"/>
+            </w:tcBorders>
+            <w:shd w:val="clear" w:color="auto" w:fill="CBCBCB"/>
+            <w:tcMar>
+              <w:top w:w="72" w:type="dxa"/>
+              <w:left w:w="144" w:type="dxa"/>
+              <w:bottom w:w="72" w:type="dxa"/>
+              <w:right w:w="144" w:type="dxa"/>
+            </w:tcMar>
+            <w:hideMark/>
+          </w:tcPr>
+          <w:p>
+            <w:pPr>
+              <w:pStyle w:val="Heading3"/>
+              <w:rPr>
+                <w:rFonts w:ascii="Helvetica Light" w:hAnsi="Helvetica Light"/>
+                <w:sz w:val="24"/>
+                <w:szCs w:val="24"/>
+              </w:rPr>
+            </w:pPr>
+          </w:p>
+        </w:tc>
+        <w:tc>
+          <w:tcPr>
+            <w:tcW w:w="3960" w:type="dxa"/>
+            <w:tcBorders>
+              <w:top w:val="single" w:sz="8" w:space="0" w:color="FFFFFF"/>
+              <w:left w:val="single" w:sz="8" w:space="0" w:color="FFFFFF"/>
+              <w:bottom w:val="single" w:sz="8" w:space="0" w:color="FFFFFF"/>
+              <w:right w:val="single" w:sz="8" w:space="0" w:color="FFFFFF"/>
+            </w:tcBorders>
+            <w:shd w:val="clear" w:color="auto" w:fill="CBCBCB"/>
+            <w:tcMar>
+              <w:top w:w="72" w:type="dxa"/>
+              <w:left w:w="144" w:type="dxa"/>
+              <w:bottom w:w="72" w:type="dxa"/>
+              <w:right w:w="144" w:type="dxa"/>
+            </w:tcMar>
+            <w:hideMark/>
+          </w:tcPr>
+          <w:p>
+            <w:pPr>
+              <w:pStyle w:val="Heading3"/>
+              <w:rPr>
+                <w:rFonts w:ascii="Helvetica Light" w:hAnsi="Helvetica Light"/>
+                <w:sz w:val="24"/>
+                <w:szCs w:val="24"/>
+              </w:rPr>
+            </w:pPr>
+          </w:p>
+        </w:tc>
+      </w:tr>
+    </w:tbl>
+    <w:p>
+      <w:pPr>
+        <w:pStyle w:val="Heading3"/>
+        <w:rPr>
+          <w:rStyle w:val="Heading1Char"/>
+          <w:rFonts w:ascii="Helvetica Light" w:hAnsi="Helvetica Light"/>
+          <w:sz w:val="28"/>
+          <w:szCs w:val="28"/>
+        </w:rPr>
+      </w:pPr>
+    </w:p>
+    <w:p>
+      <w:pPr>
+        <w:pStyle w:val="Heading2"/>
+        <w:rPr>
+          <w:rStyle w:val="Heading1Char"/>
+          <w:sz w:val="32"/>
+          <w:szCs w:val="32"/>
+        </w:rPr>
+      </w:pPr>
+      <w:r>
+        <w:rPr>
+          <w:rStyle w:val="Heading1Char"/>
+          <w:sz w:val="32"/>
+          <w:szCs w:val="32"/>
+        </w:rPr>
+        <w:t xml:space="preserve">Exercise 5.3: Let’s </w:t>
+      </w:r>
+      <w:r>
+        <w:rPr>
+          <w:rStyle w:val="Heading1Char"/>
+          <w:sz w:val="32"/>
+          <w:szCs w:val="32"/>
+        </w:rPr>
+        <w:t>Make</w:t>
+      </w:r>
+      <w:r>
+        <w:rPr>
+          <w:rStyle w:val="Heading1Char"/>
+          <w:sz w:val="32"/>
+          <w:szCs w:val="32"/>
+        </w:rPr>
+        <w:t xml:space="preserve"> </w:t>
+      </w:r>
+      <w:r>
+        <w:rPr>
+          <w:rStyle w:val="Heading1Char"/>
+          <w:sz w:val="32"/>
+          <w:szCs w:val="32"/>
+        </w:rPr>
+        <w:t>N</w:t>
+      </w:r>
+      <w:r>
+        <w:rPr>
+          <w:rStyle w:val="Heading1Char"/>
+          <w:sz w:val="32"/>
+          <w:szCs w:val="32"/>
+        </w:rPr>
+        <w:t>o decision</w:t>
+      </w:r>
+    </w:p>
+    <w:p>
+      <w:pPr>
+        <w:rPr>
+          <w:lang w:val="en-GB"/>
+        </w:rPr>
+      </w:pPr>
+      <w:r>
+        <w:rPr>
+          <w:lang w:val="en-GB"/>
+        </w:rPr>
+        <w:t>What would make it hard to decide to bike or walk?</w:t>
+      </w:r>
+    </w:p>
+    <w:p/>
+    <w:p>
+      <w:pPr>
+        <w:numPr>
+          <w:ilvl w:val="0"/>
+          <w:numId w:val="5"/>
+        </w:numPr>
+      </w:pPr>
+      <w:r>
+        <w:rPr>
+          <w:lang w:val="en-GB"/>
+        </w:rPr>
+        <w:t>You only love walking</w:t>
+      </w:r>
+    </w:p>
+    <w:p>
+      <w:pPr>
+        <w:numPr>
+          <w:ilvl w:val="0"/>
+          <w:numId w:val="5"/>
+        </w:numPr>
+      </w:pPr>
+      <w:r>
+        <w:rPr>
+          <w:lang w:val="en-GB"/>
+        </w:rPr>
+        <w:t>You only love biking</w:t>
+      </w:r>
+    </w:p>
+    <w:p>
+      <w:pPr>
+        <w:numPr>
+          <w:ilvl w:val="0"/>
+          <w:numId w:val="5"/>
+        </w:numPr>
+      </w:pPr>
+      <w:r>
+        <w:rPr>
+          <w:lang w:val="en-GB"/>
+        </w:rPr>
+        <w:t>You love both walking and biking the same</w:t>
+      </w:r>
+    </w:p>
+    <w:p/>
+    <w:p>
+      <w:pPr>
+        <w:jc w:val="center"/>
+        <w:rPr>
+          <w:rStyle w:val="Heading1Char"/>
+          <w:rFonts w:ascii="Helvetica Light" w:hAnsi="Helvetica Light"/>
           <w:color w:val="000000" w:themeColor="text1"/>
           <w:sz w:val="24"/>
           <w:szCs w:val="24"/>
         </w:rPr>
-        <w:br w:type="page"/>
-      </w:r>
-    </w:p>
-    <w:p>
-      <w:pPr>
-        <w:rPr>
-          <w:rStyle w:val="Heading1Char"/>
+      </w:pPr>
+      <w:r>
+        <w:rPr>
+          <w:rStyle w:val="Heading1Char"/>
+          <w:rFonts w:ascii="Helvetica Light" w:hAnsi="Helvetica Light"/>
           <w:color w:val="000000" w:themeColor="text1"/>
           <w:sz w:val="24"/>
           <w:szCs w:val="24"/>
         </w:rPr>
-      </w:pPr>
-    </w:p>
-    <w:p>
-      <w:pPr>
-        <w:pStyle w:val="Heading3"/>
-        <w:rPr>
-          <w:rStyle w:val="Heading1Char"/>
-          <w:rFonts w:asciiTheme="minorHAnsi" w:hAnsiTheme="minorHAnsi"/>
-          <w:sz w:val="28"/>
-          <w:szCs w:val="28"/>
-        </w:rPr>
-      </w:pPr>
-      <w:r>
-        <w:rPr>
-          <w:rStyle w:val="Heading1Char"/>
-          <w:rFonts w:asciiTheme="minorHAnsi" w:hAnsiTheme="minorHAnsi"/>
-          <w:sz w:val="28"/>
-          <w:szCs w:val="28"/>
-        </w:rPr>
-        <w:t>What would a bias to bike look like:</w:t>
-      </w:r>
-    </w:p>
-    <w:p>
-      <w:pPr>
-        <w:jc w:val="center"/>
-        <w:rPr>
-          <w:rStyle w:val="Heading1Char"/>
+        <w:br w:type="page"/>
+      </w:r>
+    </w:p>
+    <w:p>
+      <w:pPr>
+        <w:pStyle w:val="Heading2"/>
+        <w:rPr>
+          <w:rStyle w:val="Heading1Char"/>
+          <w:sz w:val="32"/>
+          <w:szCs w:val="32"/>
+        </w:rPr>
+      </w:pPr>
+      <w:r>
+        <w:rPr>
+          <w:rStyle w:val="Heading1Char"/>
+          <w:sz w:val="32"/>
+          <w:szCs w:val="32"/>
+        </w:rPr>
+        <w:lastRenderedPageBreak/>
+        <w:t xml:space="preserve">Exercise </w:t>
+      </w:r>
+      <w:r>
+        <w:rPr>
+          <w:rStyle w:val="Heading1Char"/>
+          <w:sz w:val="32"/>
+          <w:szCs w:val="32"/>
+        </w:rPr>
+        <w:t>6</w:t>
+      </w:r>
+      <w:r>
+        <w:rPr>
+          <w:rStyle w:val="Heading1Char"/>
+          <w:sz w:val="32"/>
+          <w:szCs w:val="32"/>
+        </w:rPr>
+        <w:t xml:space="preserve">: </w:t>
+      </w:r>
+      <w:r>
+        <w:rPr>
+          <w:rStyle w:val="Heading1Char"/>
+          <w:sz w:val="32"/>
+          <w:szCs w:val="32"/>
+        </w:rPr>
+        <w:t>Let’s Bias a</w:t>
+      </w:r>
+      <w:r>
+        <w:rPr>
+          <w:rStyle w:val="Heading1Char"/>
+          <w:sz w:val="32"/>
+          <w:szCs w:val="32"/>
+        </w:rPr>
+        <w:t xml:space="preserve"> Decision</w:t>
+      </w:r>
+    </w:p>
+    <w:p>
+      <w:pPr>
+        <w:rPr>
+          <w:rStyle w:val="Heading1Char"/>
+          <w:rFonts w:ascii="Helvetica Light" w:hAnsi="Helvetica Light"/>
           <w:color w:val="000000" w:themeColor="text1"/>
           <w:sz w:val="24"/>
           <w:szCs w:val="24"/>
         </w:rPr>
       </w:pPr>
-      <w:r>
-        <w:rPr>
-          <w:rFonts w:asciiTheme="majorHAnsi" w:eastAsiaTheme="majorEastAsia" w:hAnsiTheme="majorHAnsi" w:cstheme="majorBidi"/>
+    </w:p>
+    <w:p>
+      <w:pPr>
+        <w:rPr>
+          <w:rStyle w:val="Heading1Char"/>
+          <w:rFonts w:asciiTheme="minorHAnsi" w:eastAsiaTheme="minorHAnsi" w:hAnsiTheme="minorHAnsi" w:cstheme="minorBidi"/>
+          <w:color w:val="auto"/>
+          <w:sz w:val="24"/>
+          <w:szCs w:val="24"/>
+        </w:rPr>
+      </w:pPr>
+      <w:r>
+        <w:rPr>
+          <w:rStyle w:val="Heading1Char"/>
+          <w:rFonts w:asciiTheme="minorHAnsi" w:eastAsiaTheme="minorHAnsi" w:hAnsiTheme="minorHAnsi" w:cstheme="minorBidi"/>
+          <w:color w:val="auto"/>
+          <w:sz w:val="24"/>
+          <w:szCs w:val="24"/>
+        </w:rPr>
+        <w:t xml:space="preserve">Exercise 6.1: </w:t>
+      </w:r>
+      <w:r>
+        <w:rPr>
+          <w:rStyle w:val="Heading1Char"/>
+          <w:rFonts w:asciiTheme="minorHAnsi" w:eastAsiaTheme="minorHAnsi" w:hAnsiTheme="minorHAnsi" w:cstheme="minorBidi"/>
+          <w:color w:val="auto"/>
+          <w:sz w:val="24"/>
+          <w:szCs w:val="24"/>
+        </w:rPr>
+        <w:t>Add a start point to the plot that would be biased to decide to bike</w:t>
+      </w:r>
+      <w:r>
+        <w:rPr>
+          <w:rStyle w:val="Heading1Char"/>
+          <w:rFonts w:asciiTheme="minorHAnsi" w:eastAsiaTheme="minorHAnsi" w:hAnsiTheme="minorHAnsi" w:cstheme="minorBidi"/>
+          <w:color w:val="auto"/>
+          <w:sz w:val="24"/>
+          <w:szCs w:val="24"/>
+        </w:rPr>
+        <w:t>:</w:t>
+      </w:r>
+    </w:p>
+    <w:p>
+      <w:pPr>
+        <w:jc w:val="center"/>
+        <w:rPr>
+          <w:rStyle w:val="Heading1Char"/>
+          <w:rFonts w:ascii="Helvetica Light" w:hAnsi="Helvetica Light"/>
+          <w:color w:val="000000" w:themeColor="text1"/>
+          <w:sz w:val="24"/>
+          <w:szCs w:val="24"/>
+        </w:rPr>
+      </w:pPr>
+      <w:r>
+        <w:rPr>
+          <w:rFonts w:ascii="Helvetica Light" w:eastAsiaTheme="majorEastAsia" w:hAnsi="Helvetica Light" w:cstheme="majorBidi"/>
           <w:noProof/>
           <w:color w:val="000000" w:themeColor="text1"/>
         </w:rPr>
         <w:drawing>
-          <wp:inline distT="0" distB="0" distL="0" distR="0" wp14:anchorId="024611FC" wp14:editId="464DC78D">
-            <wp:extent cx="4827290" cy="3240000"/>
-            <wp:effectExtent l="0" t="0" r="0" b="0"/>
+          <wp:inline distT="0" distB="0" distL="0" distR="0" wp14:anchorId="024611FC" wp14:editId="67EDEA6F">
+            <wp:extent cx="4191947" cy="2813568"/>
+            <wp:effectExtent l="0" t="0" r="0" b="6350"/>
             <wp:docPr id="262561753" name="Google Shape;216;p25" descr="A line drawing of a line&#10;&#10;AI-generated content may be incorrect.">
               <a:extLst xmlns:a="http://schemas.openxmlformats.org/drawingml/2006/main">
                 <a:ext uri="{FF2B5EF4-FFF2-40B4-BE49-F238E27FC236}">
@@ -736,7 +3373,7 @@
                   <pic:spPr bwMode="auto">
                     <a:xfrm>
                       <a:off x="0" y="0"/>
-                      <a:ext cx="4827290" cy="3240000"/>
+                      <a:ext cx="4195765" cy="2816130"/>
                     </a:xfrm>
                     <a:prstGeom prst="rect">
                       <a:avLst/>
@@ -756,7 +3393,706 @@
     <w:p>
       <w:pPr>
         <w:rPr>
-          <w:rStyle w:val="Heading1Char"/>
+          <w:rFonts w:ascii="Helvetica Light" w:eastAsiaTheme="majorEastAsia" w:hAnsi="Helvetica Light" w:cstheme="majorBidi"/>
+          <w:color w:val="000000" w:themeColor="text1"/>
+          <w:lang w:val="en-GB"/>
+        </w:rPr>
+      </w:pPr>
+      <w:r>
+        <w:rPr>
+          <w:rFonts w:ascii="Helvetica Light" w:eastAsiaTheme="majorEastAsia" w:hAnsi="Helvetica Light" w:cstheme="majorBidi"/>
+          <w:color w:val="000000" w:themeColor="text1"/>
+          <w:lang w:val="en-GB"/>
+        </w:rPr>
+        <w:t>Exercise 6.</w:t>
+      </w:r>
+      <w:r>
+        <w:rPr>
+          <w:rFonts w:ascii="Helvetica Light" w:eastAsiaTheme="majorEastAsia" w:hAnsi="Helvetica Light" w:cstheme="majorBidi"/>
+          <w:color w:val="000000" w:themeColor="text1"/>
+          <w:lang w:val="en-GB"/>
+        </w:rPr>
+        <w:t>2</w:t>
+      </w:r>
+      <w:r>
+        <w:rPr>
+          <w:rFonts w:ascii="Helvetica Light" w:eastAsiaTheme="majorEastAsia" w:hAnsi="Helvetica Light" w:cstheme="majorBidi"/>
+          <w:color w:val="000000" w:themeColor="text1"/>
+          <w:lang w:val="en-GB"/>
+        </w:rPr>
+        <w:t xml:space="preserve">: Let’s </w:t>
+      </w:r>
+      <w:r>
+        <w:rPr>
+          <w:rFonts w:ascii="Helvetica Light" w:eastAsiaTheme="majorEastAsia" w:hAnsi="Helvetica Light" w:cstheme="majorBidi"/>
+          <w:color w:val="000000" w:themeColor="text1"/>
+          <w:lang w:val="en-GB"/>
+        </w:rPr>
+        <w:t>Calculate</w:t>
+      </w:r>
+      <w:r>
+        <w:rPr>
+          <w:rFonts w:ascii="Helvetica Light" w:eastAsiaTheme="majorEastAsia" w:hAnsi="Helvetica Light" w:cstheme="majorBidi"/>
+          <w:color w:val="000000" w:themeColor="text1"/>
+          <w:lang w:val="en-GB"/>
+        </w:rPr>
+        <w:t xml:space="preserve"> </w:t>
+      </w:r>
+      <w:r>
+        <w:rPr>
+          <w:rFonts w:ascii="Helvetica Light" w:eastAsiaTheme="majorEastAsia" w:hAnsi="Helvetica Light" w:cstheme="majorBidi"/>
+          <w:color w:val="000000" w:themeColor="text1"/>
+          <w:lang w:val="en-GB"/>
+        </w:rPr>
+        <w:t>a</w:t>
+      </w:r>
+      <w:r>
+        <w:rPr>
+          <w:rFonts w:ascii="Helvetica Light" w:eastAsiaTheme="majorEastAsia" w:hAnsi="Helvetica Light" w:cstheme="majorBidi"/>
+          <w:color w:val="000000" w:themeColor="text1"/>
+          <w:lang w:val="en-GB"/>
+        </w:rPr>
+        <w:t xml:space="preserve"> </w:t>
+      </w:r>
+      <w:r>
+        <w:rPr>
+          <w:rFonts w:ascii="Helvetica Light" w:eastAsiaTheme="majorEastAsia" w:hAnsi="Helvetica Light" w:cstheme="majorBidi"/>
+          <w:color w:val="000000" w:themeColor="text1"/>
+          <w:lang w:val="en-GB"/>
+        </w:rPr>
+        <w:t>Bias</w:t>
+      </w:r>
+    </w:p>
+    <w:p>
+      <w:r>
+        <w:t>Given the current decision evidence, x(t), is -0.</w:t>
+      </w:r>
+      <w:r>
+        <w:t>6 which is -0.2 and a bias of -0.4,</w:t>
+      </w:r>
+      <w:r>
+        <w:t xml:space="preserve"> and the drift rate is 0.75 calculate the updated decision for two time steps using the formula:</w:t>
+      </w:r>
+    </w:p>
+    <w:p>
+      <w:pPr>
+        <w:rPr>
+          <w:rFonts w:eastAsiaTheme="minorEastAsia"/>
+        </w:rPr>
+      </w:pPr>
+      <m:oMathPara>
+        <m:oMath>
+          <m:r>
+            <w:rPr>
+              <w:rFonts w:ascii="Cambria Math" w:hAnsi="Cambria Math"/>
+            </w:rPr>
+            <m:t>x</m:t>
+          </m:r>
+          <m:d>
+            <m:dPr>
+              <m:ctrlPr>
+                <w:rPr>
+                  <w:rFonts w:ascii="Cambria Math" w:hAnsi="Cambria Math"/>
+                  <w:i/>
+                  <w:iCs/>
+                </w:rPr>
+              </m:ctrlPr>
+            </m:dPr>
+            <m:e>
+              <m:r>
+                <w:rPr>
+                  <w:rFonts w:ascii="Cambria Math" w:hAnsi="Cambria Math"/>
+                </w:rPr>
+                <m:t>t+1</m:t>
+              </m:r>
+            </m:e>
+          </m:d>
+          <m:r>
+            <w:rPr>
+              <w:rFonts w:ascii="Cambria Math" w:hAnsi="Cambria Math"/>
+            </w:rPr>
+            <m:t>=x</m:t>
+          </m:r>
+          <m:d>
+            <m:dPr>
+              <m:ctrlPr>
+                <w:rPr>
+                  <w:rFonts w:ascii="Cambria Math" w:hAnsi="Cambria Math"/>
+                  <w:i/>
+                  <w:iCs/>
+                </w:rPr>
+              </m:ctrlPr>
+            </m:dPr>
+            <m:e>
+              <m:r>
+                <w:rPr>
+                  <w:rFonts w:ascii="Cambria Math" w:hAnsi="Cambria Math"/>
+                </w:rPr>
+                <m:t>t</m:t>
+              </m:r>
+            </m:e>
+          </m:d>
+          <m:r>
+            <w:rPr>
+              <w:rFonts w:ascii="Cambria Math" w:hAnsi="Cambria Math"/>
+            </w:rPr>
+            <m:t>+0.75x(t)</m:t>
+          </m:r>
+        </m:oMath>
+      </m:oMathPara>
+    </w:p>
+    <w:p/>
+    <w:tbl>
+      <w:tblPr>
+        <w:tblW w:w="9200" w:type="dxa"/>
+        <w:tblCellMar>
+          <w:left w:w="0" w:type="dxa"/>
+          <w:right w:w="0" w:type="dxa"/>
+        </w:tblCellMar>
+        <w:tblLook w:val="0420" w:firstRow="1" w:lastRow="0" w:firstColumn="0" w:lastColumn="0" w:noHBand="0" w:noVBand="1"/>
+      </w:tblPr>
+      <w:tblGrid>
+        <w:gridCol w:w="2160"/>
+        <w:gridCol w:w="3080"/>
+        <w:gridCol w:w="3960"/>
+      </w:tblGrid>
+      <w:tr>
+        <w:trPr>
+          <w:trHeight w:val="340"/>
+        </w:trPr>
+        <w:tc>
+          <w:tcPr>
+            <w:tcW w:w="2160" w:type="dxa"/>
+            <w:tcBorders>
+              <w:top w:val="single" w:sz="8" w:space="0" w:color="FFFFFF"/>
+              <w:left w:val="single" w:sz="8" w:space="0" w:color="FFFFFF"/>
+              <w:bottom w:val="single" w:sz="24" w:space="0" w:color="FFFFFF"/>
+              <w:right w:val="single" w:sz="8" w:space="0" w:color="FFFFFF"/>
+            </w:tcBorders>
+            <w:shd w:val="clear" w:color="auto" w:fill="000000"/>
+            <w:tcMar>
+              <w:top w:w="72" w:type="dxa"/>
+              <w:left w:w="144" w:type="dxa"/>
+              <w:bottom w:w="72" w:type="dxa"/>
+              <w:right w:w="144" w:type="dxa"/>
+            </w:tcMar>
+            <w:hideMark/>
+          </w:tcPr>
+          <w:p>
+            <w:pPr>
+              <w:pStyle w:val="Heading3"/>
+              <w:rPr>
+                <w:rFonts w:ascii="Helvetica Light" w:hAnsi="Helvetica Light"/>
+                <w:color w:val="FFFFFF" w:themeColor="background1"/>
+                <w:sz w:val="24"/>
+                <w:szCs w:val="24"/>
+              </w:rPr>
+            </w:pPr>
+            <w:r>
+              <w:rPr>
+                <w:rFonts w:ascii="Helvetica Light" w:hAnsi="Helvetica Light"/>
+                <w:b/>
+                <w:bCs/>
+                <w:color w:val="FFFFFF" w:themeColor="background1"/>
+                <w:sz w:val="24"/>
+                <w:szCs w:val="24"/>
+                <w:lang w:val="en-US"/>
+              </w:rPr>
+              <w:t>Time step</w:t>
+            </w:r>
+          </w:p>
+        </w:tc>
+        <w:tc>
+          <w:tcPr>
+            <w:tcW w:w="3080" w:type="dxa"/>
+            <w:tcBorders>
+              <w:top w:val="single" w:sz="8" w:space="0" w:color="FFFFFF"/>
+              <w:left w:val="single" w:sz="8" w:space="0" w:color="FFFFFF"/>
+              <w:bottom w:val="single" w:sz="24" w:space="0" w:color="FFFFFF"/>
+              <w:right w:val="single" w:sz="8" w:space="0" w:color="FFFFFF"/>
+            </w:tcBorders>
+            <w:shd w:val="clear" w:color="auto" w:fill="000000"/>
+            <w:tcMar>
+              <w:top w:w="72" w:type="dxa"/>
+              <w:left w:w="144" w:type="dxa"/>
+              <w:bottom w:w="72" w:type="dxa"/>
+              <w:right w:w="144" w:type="dxa"/>
+            </w:tcMar>
+            <w:hideMark/>
+          </w:tcPr>
+          <w:p>
+            <w:pPr>
+              <w:pStyle w:val="Heading3"/>
+              <w:rPr>
+                <w:rFonts w:ascii="Helvetica Light" w:hAnsi="Helvetica Light"/>
+                <w:color w:val="FFFFFF" w:themeColor="background1"/>
+                <w:sz w:val="24"/>
+                <w:szCs w:val="24"/>
+              </w:rPr>
+            </w:pPr>
+            <w:r>
+              <w:rPr>
+                <w:rFonts w:ascii="Helvetica Light" w:hAnsi="Helvetica Light"/>
+                <w:b/>
+                <w:bCs/>
+                <w:color w:val="FFFFFF" w:themeColor="background1"/>
+                <w:sz w:val="24"/>
+                <w:szCs w:val="24"/>
+                <w:lang w:val="en-US"/>
+              </w:rPr>
+              <w:t>Current Decision</w:t>
+            </w:r>
+            <w:r>
+              <w:rPr>
+                <w:rFonts w:ascii="Helvetica Light" w:hAnsi="Helvetica Light"/>
+                <w:b/>
+                <w:bCs/>
+                <w:color w:val="FFFFFF" w:themeColor="background1"/>
+                <w:sz w:val="24"/>
+                <w:szCs w:val="24"/>
+                <w:lang w:val="en-US"/>
+              </w:rPr>
+              <w:t xml:space="preserve"> x(t)</w:t>
+            </w:r>
+          </w:p>
+        </w:tc>
+        <w:tc>
+          <w:tcPr>
+            <w:tcW w:w="3960" w:type="dxa"/>
+            <w:tcBorders>
+              <w:top w:val="single" w:sz="8" w:space="0" w:color="FFFFFF"/>
+              <w:left w:val="single" w:sz="8" w:space="0" w:color="FFFFFF"/>
+              <w:bottom w:val="single" w:sz="24" w:space="0" w:color="FFFFFF"/>
+              <w:right w:val="single" w:sz="8" w:space="0" w:color="FFFFFF"/>
+            </w:tcBorders>
+            <w:shd w:val="clear" w:color="auto" w:fill="000000"/>
+            <w:tcMar>
+              <w:top w:w="72" w:type="dxa"/>
+              <w:left w:w="144" w:type="dxa"/>
+              <w:bottom w:w="72" w:type="dxa"/>
+              <w:right w:w="144" w:type="dxa"/>
+            </w:tcMar>
+            <w:hideMark/>
+          </w:tcPr>
+          <w:p>
+            <w:pPr>
+              <w:pStyle w:val="Heading3"/>
+              <w:rPr>
+                <w:rFonts w:ascii="Helvetica Light" w:hAnsi="Helvetica Light"/>
+                <w:color w:val="FFFFFF" w:themeColor="background1"/>
+                <w:sz w:val="24"/>
+                <w:szCs w:val="24"/>
+              </w:rPr>
+            </w:pPr>
+            <w:r>
+              <w:rPr>
+                <w:rFonts w:ascii="Helvetica Light" w:hAnsi="Helvetica Light"/>
+                <w:b/>
+                <w:bCs/>
+                <w:color w:val="FFFFFF" w:themeColor="background1"/>
+                <w:sz w:val="24"/>
+                <w:szCs w:val="24"/>
+                <w:lang w:val="en-US"/>
+              </w:rPr>
+              <w:t>Updated Decision</w:t>
+            </w:r>
+            <w:r>
+              <w:rPr>
+                <w:rFonts w:ascii="Helvetica Light" w:hAnsi="Helvetica Light"/>
+                <w:b/>
+                <w:bCs/>
+                <w:color w:val="FFFFFF" w:themeColor="background1"/>
+                <w:sz w:val="24"/>
+                <w:szCs w:val="24"/>
+                <w:lang w:val="en-US"/>
+              </w:rPr>
+              <w:t xml:space="preserve"> x(t+1)</w:t>
+            </w:r>
+          </w:p>
+        </w:tc>
+      </w:tr>
+      <w:tr>
+        <w:trPr>
+          <w:trHeight w:val="340"/>
+        </w:trPr>
+        <w:tc>
+          <w:tcPr>
+            <w:tcW w:w="2160" w:type="dxa"/>
+            <w:tcBorders>
+              <w:top w:val="single" w:sz="24" w:space="0" w:color="FFFFFF"/>
+              <w:left w:val="single" w:sz="8" w:space="0" w:color="FFFFFF"/>
+              <w:bottom w:val="single" w:sz="8" w:space="0" w:color="FFFFFF"/>
+              <w:right w:val="single" w:sz="8" w:space="0" w:color="FFFFFF"/>
+            </w:tcBorders>
+            <w:shd w:val="clear" w:color="auto" w:fill="CBCBCB"/>
+            <w:tcMar>
+              <w:top w:w="72" w:type="dxa"/>
+              <w:left w:w="144" w:type="dxa"/>
+              <w:bottom w:w="72" w:type="dxa"/>
+              <w:right w:w="144" w:type="dxa"/>
+            </w:tcMar>
+            <w:hideMark/>
+          </w:tcPr>
+          <w:p>
+            <w:pPr>
+              <w:pStyle w:val="Heading3"/>
+              <w:rPr>
+                <w:rFonts w:ascii="Helvetica Light" w:hAnsi="Helvetica Light"/>
+                <w:sz w:val="24"/>
+                <w:szCs w:val="24"/>
+              </w:rPr>
+            </w:pPr>
+            <w:r>
+              <w:rPr>
+                <w:rFonts w:ascii="Helvetica Light" w:hAnsi="Helvetica Light"/>
+                <w:sz w:val="24"/>
+                <w:szCs w:val="24"/>
+                <w:lang w:val="en-US"/>
+              </w:rPr>
+              <w:t>0</w:t>
+            </w:r>
+          </w:p>
+        </w:tc>
+        <w:tc>
+          <w:tcPr>
+            <w:tcW w:w="3080" w:type="dxa"/>
+            <w:tcBorders>
+              <w:top w:val="single" w:sz="24" w:space="0" w:color="FFFFFF"/>
+              <w:left w:val="single" w:sz="8" w:space="0" w:color="FFFFFF"/>
+              <w:bottom w:val="single" w:sz="8" w:space="0" w:color="FFFFFF"/>
+              <w:right w:val="single" w:sz="8" w:space="0" w:color="FFFFFF"/>
+            </w:tcBorders>
+            <w:shd w:val="clear" w:color="auto" w:fill="CBCBCB"/>
+            <w:tcMar>
+              <w:top w:w="72" w:type="dxa"/>
+              <w:left w:w="144" w:type="dxa"/>
+              <w:bottom w:w="72" w:type="dxa"/>
+              <w:right w:w="144" w:type="dxa"/>
+            </w:tcMar>
+            <w:hideMark/>
+          </w:tcPr>
+          <w:p>
+            <w:pPr>
+              <w:pStyle w:val="Heading3"/>
+              <w:rPr>
+                <w:rFonts w:ascii="Helvetica Light" w:hAnsi="Helvetica Light"/>
+                <w:sz w:val="24"/>
+                <w:szCs w:val="24"/>
+              </w:rPr>
+            </w:pPr>
+            <w:r>
+              <w:rPr>
+                <w:rFonts w:ascii="Helvetica Light" w:hAnsi="Helvetica Light"/>
+                <w:sz w:val="24"/>
+                <w:szCs w:val="24"/>
+                <w:lang w:val="en-US"/>
+              </w:rPr>
+              <w:t>-0.2-0.4=</w:t>
+            </w:r>
+            <w:r>
+              <w:rPr>
+                <w:rFonts w:ascii="Helvetica Light" w:hAnsi="Helvetica Light"/>
+                <w:sz w:val="24"/>
+                <w:szCs w:val="24"/>
+                <w:lang w:val="en-US"/>
+              </w:rPr>
+              <w:t>-0.</w:t>
+            </w:r>
+            <w:r>
+              <w:rPr>
+                <w:rFonts w:ascii="Helvetica Light" w:hAnsi="Helvetica Light"/>
+                <w:sz w:val="24"/>
+                <w:szCs w:val="24"/>
+                <w:lang w:val="en-US"/>
+              </w:rPr>
+              <w:t>6</w:t>
+            </w:r>
+          </w:p>
+        </w:tc>
+        <w:tc>
+          <w:tcPr>
+            <w:tcW w:w="3960" w:type="dxa"/>
+            <w:tcBorders>
+              <w:top w:val="single" w:sz="24" w:space="0" w:color="FFFFFF"/>
+              <w:left w:val="single" w:sz="8" w:space="0" w:color="FFFFFF"/>
+              <w:bottom w:val="single" w:sz="8" w:space="0" w:color="FFFFFF"/>
+              <w:right w:val="single" w:sz="8" w:space="0" w:color="FFFFFF"/>
+            </w:tcBorders>
+            <w:shd w:val="clear" w:color="auto" w:fill="CBCBCB"/>
+            <w:tcMar>
+              <w:top w:w="72" w:type="dxa"/>
+              <w:left w:w="144" w:type="dxa"/>
+              <w:bottom w:w="72" w:type="dxa"/>
+              <w:right w:w="144" w:type="dxa"/>
+            </w:tcMar>
+            <w:hideMark/>
+          </w:tcPr>
+          <w:p>
+            <w:pPr>
+              <w:pStyle w:val="Heading3"/>
+              <w:rPr>
+                <w:rFonts w:ascii="Helvetica Light" w:hAnsi="Helvetica Light"/>
+                <w:sz w:val="24"/>
+                <w:szCs w:val="24"/>
+              </w:rPr>
+            </w:pPr>
+            <w:r>
+              <w:rPr>
+                <w:rFonts w:ascii="Helvetica Light" w:hAnsi="Helvetica Light"/>
+                <w:sz w:val="24"/>
+                <w:szCs w:val="24"/>
+                <w:lang w:val="en-US"/>
+              </w:rPr>
+              <w:t>-0.</w:t>
+            </w:r>
+            <w:r>
+              <w:rPr>
+                <w:rFonts w:ascii="Helvetica Light" w:hAnsi="Helvetica Light"/>
+                <w:sz w:val="24"/>
+                <w:szCs w:val="24"/>
+                <w:lang w:val="en-US"/>
+              </w:rPr>
+              <w:t>6</w:t>
+            </w:r>
+            <w:r>
+              <w:rPr>
+                <w:rFonts w:ascii="Helvetica Light" w:hAnsi="Helvetica Light"/>
+                <w:sz w:val="24"/>
+                <w:szCs w:val="24"/>
+                <w:lang w:val="en-US"/>
+              </w:rPr>
+              <w:t>+0.75*(-0.</w:t>
+            </w:r>
+            <w:r>
+              <w:rPr>
+                <w:rFonts w:ascii="Helvetica Light" w:hAnsi="Helvetica Light"/>
+                <w:sz w:val="24"/>
+                <w:szCs w:val="24"/>
+                <w:lang w:val="en-US"/>
+              </w:rPr>
+              <w:t>6</w:t>
+            </w:r>
+            <w:r>
+              <w:rPr>
+                <w:rFonts w:ascii="Helvetica Light" w:hAnsi="Helvetica Light"/>
+                <w:sz w:val="24"/>
+                <w:szCs w:val="24"/>
+                <w:lang w:val="en-US"/>
+              </w:rPr>
+              <w:t>)</w:t>
+            </w:r>
+          </w:p>
+        </w:tc>
+      </w:tr>
+      <w:tr>
+        <w:trPr>
+          <w:trHeight w:val="340"/>
+        </w:trPr>
+        <w:tc>
+          <w:tcPr>
+            <w:tcW w:w="2160" w:type="dxa"/>
+            <w:tcBorders>
+              <w:top w:val="single" w:sz="8" w:space="0" w:color="FFFFFF"/>
+              <w:left w:val="single" w:sz="8" w:space="0" w:color="FFFFFF"/>
+              <w:bottom w:val="single" w:sz="8" w:space="0" w:color="FFFFFF"/>
+              <w:right w:val="single" w:sz="8" w:space="0" w:color="FFFFFF"/>
+            </w:tcBorders>
+            <w:shd w:val="clear" w:color="auto" w:fill="E7E7E7"/>
+            <w:tcMar>
+              <w:top w:w="72" w:type="dxa"/>
+              <w:left w:w="144" w:type="dxa"/>
+              <w:bottom w:w="72" w:type="dxa"/>
+              <w:right w:w="144" w:type="dxa"/>
+            </w:tcMar>
+            <w:hideMark/>
+          </w:tcPr>
+          <w:p>
+            <w:pPr>
+              <w:pStyle w:val="Heading3"/>
+              <w:rPr>
+                <w:rFonts w:ascii="Helvetica Light" w:hAnsi="Helvetica Light"/>
+                <w:sz w:val="24"/>
+                <w:szCs w:val="24"/>
+              </w:rPr>
+            </w:pPr>
+            <w:r>
+              <w:rPr>
+                <w:rFonts w:ascii="Helvetica Light" w:hAnsi="Helvetica Light"/>
+                <w:sz w:val="24"/>
+                <w:szCs w:val="24"/>
+                <w:lang w:val="en-US"/>
+              </w:rPr>
+              <w:t>1</w:t>
+            </w:r>
+          </w:p>
+        </w:tc>
+        <w:tc>
+          <w:tcPr>
+            <w:tcW w:w="3080" w:type="dxa"/>
+            <w:tcBorders>
+              <w:top w:val="single" w:sz="8" w:space="0" w:color="FFFFFF"/>
+              <w:left w:val="single" w:sz="8" w:space="0" w:color="FFFFFF"/>
+              <w:bottom w:val="single" w:sz="8" w:space="0" w:color="FFFFFF"/>
+              <w:right w:val="single" w:sz="8" w:space="0" w:color="FFFFFF"/>
+            </w:tcBorders>
+            <w:shd w:val="clear" w:color="auto" w:fill="E7E7E7"/>
+            <w:tcMar>
+              <w:top w:w="72" w:type="dxa"/>
+              <w:left w:w="144" w:type="dxa"/>
+              <w:bottom w:w="72" w:type="dxa"/>
+              <w:right w:w="144" w:type="dxa"/>
+            </w:tcMar>
+            <w:hideMark/>
+          </w:tcPr>
+          <w:p>
+            <w:pPr>
+              <w:pStyle w:val="Heading3"/>
+              <w:rPr>
+                <w:rFonts w:ascii="Helvetica Light" w:hAnsi="Helvetica Light"/>
+                <w:sz w:val="24"/>
+                <w:szCs w:val="24"/>
+              </w:rPr>
+            </w:pPr>
+          </w:p>
+        </w:tc>
+        <w:tc>
+          <w:tcPr>
+            <w:tcW w:w="3960" w:type="dxa"/>
+            <w:tcBorders>
+              <w:top w:val="single" w:sz="8" w:space="0" w:color="FFFFFF"/>
+              <w:left w:val="single" w:sz="8" w:space="0" w:color="FFFFFF"/>
+              <w:bottom w:val="single" w:sz="8" w:space="0" w:color="FFFFFF"/>
+              <w:right w:val="single" w:sz="8" w:space="0" w:color="FFFFFF"/>
+            </w:tcBorders>
+            <w:shd w:val="clear" w:color="auto" w:fill="E7E7E7"/>
+            <w:tcMar>
+              <w:top w:w="72" w:type="dxa"/>
+              <w:left w:w="144" w:type="dxa"/>
+              <w:bottom w:w="72" w:type="dxa"/>
+              <w:right w:w="144" w:type="dxa"/>
+            </w:tcMar>
+            <w:hideMark/>
+          </w:tcPr>
+          <w:p>
+            <w:pPr>
+              <w:pStyle w:val="Heading3"/>
+              <w:rPr>
+                <w:rFonts w:ascii="Helvetica Light" w:hAnsi="Helvetica Light"/>
+                <w:sz w:val="24"/>
+                <w:szCs w:val="24"/>
+              </w:rPr>
+            </w:pPr>
+          </w:p>
+        </w:tc>
+      </w:tr>
+      <w:tr>
+        <w:trPr>
+          <w:trHeight w:val="340"/>
+        </w:trPr>
+        <w:tc>
+          <w:tcPr>
+            <w:tcW w:w="2160" w:type="dxa"/>
+            <w:tcBorders>
+              <w:top w:val="single" w:sz="8" w:space="0" w:color="FFFFFF"/>
+              <w:left w:val="single" w:sz="8" w:space="0" w:color="FFFFFF"/>
+              <w:bottom w:val="single" w:sz="8" w:space="0" w:color="FFFFFF"/>
+              <w:right w:val="single" w:sz="8" w:space="0" w:color="FFFFFF"/>
+            </w:tcBorders>
+            <w:shd w:val="clear" w:color="auto" w:fill="CBCBCB"/>
+            <w:tcMar>
+              <w:top w:w="72" w:type="dxa"/>
+              <w:left w:w="144" w:type="dxa"/>
+              <w:bottom w:w="72" w:type="dxa"/>
+              <w:right w:w="144" w:type="dxa"/>
+            </w:tcMar>
+            <w:hideMark/>
+          </w:tcPr>
+          <w:p>
+            <w:pPr>
+              <w:pStyle w:val="Heading3"/>
+              <w:rPr>
+                <w:rFonts w:ascii="Helvetica Light" w:hAnsi="Helvetica Light"/>
+                <w:sz w:val="24"/>
+                <w:szCs w:val="24"/>
+              </w:rPr>
+            </w:pPr>
+            <w:r>
+              <w:rPr>
+                <w:rFonts w:ascii="Helvetica Light" w:hAnsi="Helvetica Light"/>
+                <w:sz w:val="24"/>
+                <w:szCs w:val="24"/>
+                <w:lang w:val="en-US"/>
+              </w:rPr>
+              <w:t>2</w:t>
+            </w:r>
+          </w:p>
+        </w:tc>
+        <w:tc>
+          <w:tcPr>
+            <w:tcW w:w="3080" w:type="dxa"/>
+            <w:tcBorders>
+              <w:top w:val="single" w:sz="8" w:space="0" w:color="FFFFFF"/>
+              <w:left w:val="single" w:sz="8" w:space="0" w:color="FFFFFF"/>
+              <w:bottom w:val="single" w:sz="8" w:space="0" w:color="FFFFFF"/>
+              <w:right w:val="single" w:sz="8" w:space="0" w:color="FFFFFF"/>
+            </w:tcBorders>
+            <w:shd w:val="clear" w:color="auto" w:fill="CBCBCB"/>
+            <w:tcMar>
+              <w:top w:w="72" w:type="dxa"/>
+              <w:left w:w="144" w:type="dxa"/>
+              <w:bottom w:w="72" w:type="dxa"/>
+              <w:right w:w="144" w:type="dxa"/>
+            </w:tcMar>
+            <w:hideMark/>
+          </w:tcPr>
+          <w:p>
+            <w:pPr>
+              <w:pStyle w:val="Heading3"/>
+              <w:rPr>
+                <w:rFonts w:ascii="Helvetica Light" w:hAnsi="Helvetica Light"/>
+                <w:sz w:val="24"/>
+                <w:szCs w:val="24"/>
+              </w:rPr>
+            </w:pPr>
+          </w:p>
+        </w:tc>
+        <w:tc>
+          <w:tcPr>
+            <w:tcW w:w="3960" w:type="dxa"/>
+            <w:tcBorders>
+              <w:top w:val="single" w:sz="8" w:space="0" w:color="FFFFFF"/>
+              <w:left w:val="single" w:sz="8" w:space="0" w:color="FFFFFF"/>
+              <w:bottom w:val="single" w:sz="8" w:space="0" w:color="FFFFFF"/>
+              <w:right w:val="single" w:sz="8" w:space="0" w:color="FFFFFF"/>
+            </w:tcBorders>
+            <w:shd w:val="clear" w:color="auto" w:fill="CBCBCB"/>
+            <w:tcMar>
+              <w:top w:w="72" w:type="dxa"/>
+              <w:left w:w="144" w:type="dxa"/>
+              <w:bottom w:w="72" w:type="dxa"/>
+              <w:right w:w="144" w:type="dxa"/>
+            </w:tcMar>
+            <w:hideMark/>
+          </w:tcPr>
+          <w:p>
+            <w:pPr>
+              <w:pStyle w:val="Heading3"/>
+              <w:rPr>
+                <w:rFonts w:ascii="Helvetica Light" w:hAnsi="Helvetica Light"/>
+                <w:sz w:val="24"/>
+                <w:szCs w:val="24"/>
+              </w:rPr>
+            </w:pPr>
+          </w:p>
+        </w:tc>
+      </w:tr>
+    </w:tbl>
+    <w:p>
+      <w:pPr>
+        <w:jc w:val="center"/>
+        <w:rPr>
+          <w:rStyle w:val="Heading1Char"/>
+          <w:rFonts w:ascii="Helvetica Light" w:hAnsi="Helvetica Light"/>
           <w:color w:val="000000" w:themeColor="text1"/>
           <w:sz w:val="24"/>
           <w:szCs w:val="24"/>
@@ -765,44 +4101,299 @@
     </w:p>
     <w:p>
       <w:pPr>
-        <w:pStyle w:val="Heading3"/>
-        <w:rPr>
-          <w:rStyle w:val="Heading1Char"/>
-          <w:rFonts w:asciiTheme="minorHAnsi" w:hAnsiTheme="minorHAnsi"/>
-          <w:sz w:val="28"/>
-          <w:szCs w:val="28"/>
-        </w:rPr>
-      </w:pPr>
-      <w:r>
-        <w:rPr>
-          <w:rStyle w:val="Heading1Char"/>
-          <w:rFonts w:asciiTheme="minorHAnsi" w:hAnsiTheme="minorHAnsi"/>
-          <w:sz w:val="28"/>
-          <w:szCs w:val="28"/>
-        </w:rPr>
-        <w:t>What would a change of mind look like:</w:t>
-      </w:r>
-    </w:p>
-    <w:p>
-      <w:pPr>
-        <w:jc w:val="center"/>
-        <w:rPr>
-          <w:rStyle w:val="Heading1Char"/>
+        <w:rPr>
+          <w:rStyle w:val="Heading1Char"/>
+          <w:rFonts w:ascii="Helvetica Light" w:hAnsi="Helvetica Light"/>
           <w:color w:val="000000" w:themeColor="text1"/>
           <w:sz w:val="24"/>
           <w:szCs w:val="24"/>
         </w:rPr>
       </w:pPr>
-      <w:r>
-        <w:rPr>
-          <w:rFonts w:asciiTheme="majorHAnsi" w:eastAsiaTheme="majorEastAsia" w:hAnsiTheme="majorHAnsi" w:cstheme="majorBidi"/>
+    </w:p>
+    <w:p>
+      <w:pPr>
+        <w:rPr>
+          <w:rFonts w:ascii="Helvetica Light" w:eastAsiaTheme="majorEastAsia" w:hAnsi="Helvetica Light" w:cstheme="majorBidi"/>
+          <w:color w:val="000000" w:themeColor="text1"/>
+          <w:lang w:val="en-GB"/>
+        </w:rPr>
+      </w:pPr>
+      <w:r>
+        <w:rPr>
+          <w:rFonts w:ascii="Helvetica Light" w:eastAsiaTheme="majorEastAsia" w:hAnsi="Helvetica Light" w:cstheme="majorBidi"/>
+          <w:color w:val="000000" w:themeColor="text1"/>
+          <w:lang w:val="en-GB"/>
+        </w:rPr>
+        <w:t>Exercise 6.3: Let’s Bias Your Decision</w:t>
+      </w:r>
+    </w:p>
+    <w:p>
+      <w:pPr>
+        <w:rPr>
+          <w:rFonts w:ascii="Helvetica Light" w:eastAsiaTheme="majorEastAsia" w:hAnsi="Helvetica Light" w:cstheme="majorBidi"/>
+          <w:color w:val="000000" w:themeColor="text1"/>
+          <w:lang w:val="en-GB"/>
+        </w:rPr>
+      </w:pPr>
+    </w:p>
+    <w:p>
+      <w:pPr>
+        <w:rPr>
+          <w:rFonts w:ascii="Helvetica Light" w:eastAsiaTheme="majorEastAsia" w:hAnsi="Helvetica Light" w:cstheme="majorBidi"/>
+          <w:color w:val="000000" w:themeColor="text1"/>
+          <w:lang w:val="en-GB"/>
+        </w:rPr>
+      </w:pPr>
+      <w:r>
+        <w:rPr>
+          <w:rFonts w:ascii="Helvetica Light" w:eastAsiaTheme="majorEastAsia" w:hAnsi="Helvetica Light" w:cstheme="majorBidi"/>
+          <w:color w:val="000000" w:themeColor="text1"/>
+          <w:lang w:val="en-GB"/>
+        </w:rPr>
+        <w:t>What would make you prefer to walk?</w:t>
+      </w:r>
+    </w:p>
+    <w:p>
+      <w:pPr>
+        <w:rPr>
+          <w:rFonts w:ascii="Helvetica Light" w:eastAsiaTheme="majorEastAsia" w:hAnsi="Helvetica Light" w:cstheme="majorBidi"/>
+          <w:color w:val="000000" w:themeColor="text1"/>
+        </w:rPr>
+      </w:pPr>
+    </w:p>
+    <w:p>
+      <w:pPr>
+        <w:numPr>
+          <w:ilvl w:val="0"/>
+          <w:numId w:val="6"/>
+        </w:numPr>
+        <w:rPr>
+          <w:rFonts w:ascii="Helvetica Light" w:eastAsiaTheme="majorEastAsia" w:hAnsi="Helvetica Light" w:cstheme="majorBidi"/>
+          <w:color w:val="000000" w:themeColor="text1"/>
+        </w:rPr>
+      </w:pPr>
+      <w:r>
+        <w:rPr>
+          <w:rFonts w:ascii="Helvetica Light" w:eastAsiaTheme="majorEastAsia" w:hAnsi="Helvetica Light" w:cstheme="majorBidi"/>
+          <w:color w:val="000000" w:themeColor="text1"/>
+          <w:lang w:val="en-GB"/>
+        </w:rPr>
+        <w:t>Better bike paths</w:t>
+      </w:r>
+    </w:p>
+    <w:p>
+      <w:pPr>
+        <w:ind w:left="720"/>
+        <w:rPr>
+          <w:rFonts w:ascii="Helvetica Light" w:eastAsiaTheme="majorEastAsia" w:hAnsi="Helvetica Light" w:cstheme="majorBidi"/>
+          <w:color w:val="000000" w:themeColor="text1"/>
+        </w:rPr>
+      </w:pPr>
+    </w:p>
+    <w:p>
+      <w:pPr>
+        <w:numPr>
+          <w:ilvl w:val="0"/>
+          <w:numId w:val="6"/>
+        </w:numPr>
+        <w:rPr>
+          <w:rFonts w:ascii="Helvetica Light" w:eastAsiaTheme="majorEastAsia" w:hAnsi="Helvetica Light" w:cstheme="majorBidi"/>
+          <w:color w:val="000000" w:themeColor="text1"/>
+        </w:rPr>
+      </w:pPr>
+      <w:r>
+        <w:rPr>
+          <w:rFonts w:ascii="Helvetica Light" w:eastAsiaTheme="majorEastAsia" w:hAnsi="Helvetica Light" w:cstheme="majorBidi"/>
+          <w:color w:val="000000" w:themeColor="text1"/>
+          <w:lang w:val="en-GB"/>
+        </w:rPr>
+        <w:t>New bike</w:t>
+      </w:r>
+    </w:p>
+    <w:p>
+      <w:pPr>
+        <w:rPr>
+          <w:rFonts w:ascii="Helvetica Light" w:eastAsiaTheme="majorEastAsia" w:hAnsi="Helvetica Light" w:cstheme="majorBidi"/>
+          <w:color w:val="000000" w:themeColor="text1"/>
+        </w:rPr>
+      </w:pPr>
+    </w:p>
+    <w:p>
+      <w:pPr>
+        <w:numPr>
+          <w:ilvl w:val="0"/>
+          <w:numId w:val="6"/>
+        </w:numPr>
+        <w:rPr>
+          <w:rFonts w:ascii="Helvetica Light" w:eastAsiaTheme="majorEastAsia" w:hAnsi="Helvetica Light" w:cstheme="majorBidi"/>
+          <w:color w:val="000000" w:themeColor="text1"/>
+        </w:rPr>
+      </w:pPr>
+      <w:r>
+        <w:rPr>
+          <w:rFonts w:ascii="Helvetica Light" w:eastAsiaTheme="majorEastAsia" w:hAnsi="Helvetica Light" w:cstheme="majorBidi"/>
+          <w:color w:val="000000" w:themeColor="text1"/>
+          <w:lang w:val="en-GB"/>
+        </w:rPr>
+        <w:t>A friend is walking</w:t>
+      </w:r>
+    </w:p>
+    <w:p>
+      <w:pPr>
+        <w:rPr>
+          <w:rStyle w:val="Heading1Char"/>
+          <w:rFonts w:ascii="Helvetica Light" w:hAnsi="Helvetica Light"/>
+          <w:color w:val="000000" w:themeColor="text1"/>
+          <w:sz w:val="24"/>
+          <w:szCs w:val="24"/>
+        </w:rPr>
+      </w:pPr>
+    </w:p>
+    <w:p>
+      <w:pPr>
+        <w:rPr>
+          <w:rStyle w:val="Heading1Char"/>
+          <w:rFonts w:ascii="Helvetica Light" w:hAnsi="Helvetica Light"/>
+          <w:color w:val="000000" w:themeColor="text1"/>
+          <w:sz w:val="24"/>
+          <w:szCs w:val="24"/>
+        </w:rPr>
+      </w:pPr>
+      <w:r>
+        <w:rPr>
+          <w:rStyle w:val="Heading1Char"/>
+          <w:rFonts w:ascii="Helvetica Light" w:hAnsi="Helvetica Light"/>
+          <w:color w:val="000000" w:themeColor="text1"/>
+          <w:sz w:val="24"/>
+          <w:szCs w:val="24"/>
+        </w:rPr>
+        <w:br w:type="page"/>
+      </w:r>
+    </w:p>
+    <w:p>
+      <w:pPr>
+        <w:pStyle w:val="Heading2"/>
+        <w:rPr>
+          <w:rStyle w:val="Heading1Char"/>
+          <w:sz w:val="32"/>
+          <w:szCs w:val="32"/>
+        </w:rPr>
+      </w:pPr>
+      <w:r>
+        <w:rPr>
+          <w:rStyle w:val="Heading1Char"/>
+          <w:sz w:val="32"/>
+          <w:szCs w:val="32"/>
+        </w:rPr>
+        <w:lastRenderedPageBreak/>
+        <w:t xml:space="preserve">Exercise </w:t>
+      </w:r>
+      <w:r>
+        <w:rPr>
+          <w:rStyle w:val="Heading1Char"/>
+          <w:sz w:val="32"/>
+          <w:szCs w:val="32"/>
+        </w:rPr>
+        <w:t>7</w:t>
+      </w:r>
+      <w:r>
+        <w:rPr>
+          <w:rStyle w:val="Heading1Char"/>
+          <w:sz w:val="32"/>
+          <w:szCs w:val="32"/>
+        </w:rPr>
+        <w:t xml:space="preserve">: </w:t>
+      </w:r>
+      <w:r>
+        <w:rPr>
+          <w:rStyle w:val="Heading1Char"/>
+          <w:sz w:val="32"/>
+          <w:szCs w:val="32"/>
+        </w:rPr>
+        <w:t>Let’s Change a</w:t>
+      </w:r>
+      <w:r>
+        <w:rPr>
+          <w:rStyle w:val="Heading1Char"/>
+          <w:sz w:val="32"/>
+          <w:szCs w:val="32"/>
+        </w:rPr>
+        <w:t xml:space="preserve"> Decision</w:t>
+      </w:r>
+    </w:p>
+    <w:p>
+      <w:pPr>
+        <w:rPr>
+          <w:rStyle w:val="Heading1Char"/>
+          <w:rFonts w:ascii="Helvetica Light" w:hAnsi="Helvetica Light"/>
+          <w:color w:val="000000" w:themeColor="text1"/>
+          <w:sz w:val="24"/>
+          <w:szCs w:val="24"/>
+        </w:rPr>
+      </w:pPr>
+      <w:r>
+        <w:rPr>
+          <w:rStyle w:val="Heading1Char"/>
+          <w:rFonts w:ascii="Helvetica Light" w:hAnsi="Helvetica Light"/>
+          <w:color w:val="000000" w:themeColor="text1"/>
+          <w:sz w:val="24"/>
+          <w:szCs w:val="24"/>
+        </w:rPr>
+        <w:t>Exercise 7.1: Draw a Change of Decision</w:t>
+      </w:r>
+    </w:p>
+    <w:p>
+      <w:pPr>
+        <w:rPr>
+          <w:rStyle w:val="Heading1Char"/>
+          <w:rFonts w:asciiTheme="minorHAnsi" w:eastAsiaTheme="minorHAnsi" w:hAnsiTheme="minorHAnsi" w:cstheme="minorBidi"/>
+          <w:color w:val="auto"/>
+          <w:sz w:val="24"/>
+          <w:szCs w:val="24"/>
+        </w:rPr>
+      </w:pPr>
+      <w:r>
+        <w:rPr>
+          <w:rStyle w:val="Heading1Char"/>
+          <w:rFonts w:asciiTheme="minorHAnsi" w:eastAsiaTheme="minorHAnsi" w:hAnsiTheme="minorHAnsi" w:cstheme="minorBidi"/>
+          <w:color w:val="auto"/>
+          <w:sz w:val="24"/>
+          <w:szCs w:val="24"/>
+        </w:rPr>
+        <w:t xml:space="preserve">Sketch a change of decision </w:t>
+      </w:r>
+      <w:r>
+        <w:rPr>
+          <w:rStyle w:val="Heading1Char"/>
+          <w:rFonts w:asciiTheme="minorHAnsi" w:eastAsiaTheme="minorHAnsi" w:hAnsiTheme="minorHAnsi" w:cstheme="minorBidi"/>
+          <w:color w:val="auto"/>
+          <w:sz w:val="24"/>
+          <w:szCs w:val="24"/>
+        </w:rPr>
+        <w:t>going from almost deciding to bike to deciding to walk.</w:t>
+      </w:r>
+    </w:p>
+    <w:p>
+      <w:pPr>
+        <w:jc w:val="center"/>
+        <w:rPr>
+          <w:rStyle w:val="Heading1Char"/>
+          <w:rFonts w:ascii="Helvetica Light" w:hAnsi="Helvetica Light"/>
+          <w:color w:val="000000" w:themeColor="text1"/>
+          <w:sz w:val="24"/>
+          <w:szCs w:val="24"/>
+        </w:rPr>
+      </w:pPr>
+      <w:r>
+        <w:rPr>
+          <w:rFonts w:ascii="Helvetica Light" w:eastAsiaTheme="majorEastAsia" w:hAnsi="Helvetica Light" w:cstheme="majorBidi"/>
           <w:noProof/>
           <w:color w:val="000000" w:themeColor="text1"/>
         </w:rPr>
         <w:drawing>
-          <wp:inline distT="0" distB="0" distL="0" distR="0" wp14:anchorId="36783DAE" wp14:editId="5CF84442">
-            <wp:extent cx="4827290" cy="3240000"/>
-            <wp:effectExtent l="0" t="0" r="0" b="0"/>
+          <wp:inline distT="0" distB="0" distL="0" distR="0" wp14:anchorId="36783DAE" wp14:editId="2D8067BD">
+            <wp:extent cx="3504669" cy="2352277"/>
+            <wp:effectExtent l="0" t="0" r="635" b="0"/>
             <wp:docPr id="908861054" name="Google Shape;216;p25" descr="A line drawing of a line&#10;&#10;AI-generated content may be incorrect.">
               <a:extLst xmlns:a="http://schemas.openxmlformats.org/drawingml/2006/main">
                 <a:ext uri="{FF2B5EF4-FFF2-40B4-BE49-F238E27FC236}">
@@ -838,7 +4429,7 @@
                   <pic:spPr bwMode="auto">
                     <a:xfrm>
                       <a:off x="0" y="0"/>
-                      <a:ext cx="4827290" cy="3240000"/>
+                      <a:ext cx="3535552" cy="2373005"/>
                     </a:xfrm>
                     <a:prstGeom prst="rect">
                       <a:avLst/>
@@ -857,25 +4448,6 @@
     </w:p>
     <w:p>
       <w:pPr>
-        <w:rPr>
-          <w:rStyle w:val="Heading1Char"/>
-          <w:color w:val="000000" w:themeColor="text1"/>
-          <w:sz w:val="24"/>
-          <w:szCs w:val="24"/>
-        </w:rPr>
-      </w:pPr>
-      <w:r>
-        <w:rPr>
-          <w:rStyle w:val="Heading1Char"/>
-          <w:color w:val="000000" w:themeColor="text1"/>
-          <w:sz w:val="24"/>
-          <w:szCs w:val="24"/>
-        </w:rPr>
-        <w:br w:type="page"/>
-      </w:r>
-    </w:p>
-    <w:p>
-      <w:pPr>
         <w:pStyle w:val="Heading3"/>
         <w:rPr>
           <w:rStyle w:val="Heading1Char"/>
@@ -885,90 +4457,234 @@
         </w:rPr>
       </w:pPr>
       <w:r>
-        <w:rPr>
-          <w:rStyle w:val="Heading1Char"/>
-          <w:rFonts w:asciiTheme="minorHAnsi" w:hAnsiTheme="minorHAnsi"/>
-          <w:sz w:val="28"/>
-          <w:szCs w:val="28"/>
-        </w:rPr>
-        <w:lastRenderedPageBreak/>
-        <w:t xml:space="preserve">What would </w:t>
-      </w:r>
-      <w:r>
-        <w:rPr>
-          <w:rStyle w:val="Heading1Char"/>
-          <w:rFonts w:asciiTheme="minorHAnsi" w:hAnsiTheme="minorHAnsi"/>
-          <w:sz w:val="28"/>
-          <w:szCs w:val="28"/>
-        </w:rPr>
-        <w:t>happen if time runs out before you make a decision</w:t>
-      </w:r>
-      <w:r>
-        <w:rPr>
-          <w:rStyle w:val="Heading1Char"/>
-          <w:rFonts w:asciiTheme="minorHAnsi" w:hAnsiTheme="minorHAnsi"/>
-          <w:sz w:val="28"/>
-          <w:szCs w:val="28"/>
-        </w:rPr>
-        <w:t>:</w:t>
-      </w:r>
-    </w:p>
-    <w:p>
-      <w:pPr>
-        <w:jc w:val="center"/>
-        <w:rPr>
-          <w:rStyle w:val="Heading1Char"/>
+        <w:t xml:space="preserve">Exercise 7:2: Let’s Change Your </w:t>
+      </w:r>
+      <w:r>
+        <w:t>Decision</w:t>
+      </w:r>
+    </w:p>
+    <w:p>
+      <w:pPr>
+        <w:rPr>
+          <w:rFonts w:ascii="Helvetica Light" w:eastAsiaTheme="majorEastAsia" w:hAnsi="Helvetica Light" w:cstheme="majorBidi"/>
+          <w:color w:val="000000" w:themeColor="text1"/>
+        </w:rPr>
+      </w:pPr>
+      <w:r>
+        <w:rPr>
+          <w:rFonts w:ascii="Helvetica Light" w:eastAsiaTheme="majorEastAsia" w:hAnsi="Helvetica Light" w:cstheme="majorBidi"/>
+          <w:color w:val="000000" w:themeColor="text1"/>
+          <w:lang w:val="en-GB"/>
+        </w:rPr>
+        <w:t>If you were thinking of biking but then you see a “no bike” sign would that change your decision?</w:t>
+      </w:r>
+    </w:p>
+    <w:p>
+      <w:pPr>
+        <w:numPr>
+          <w:ilvl w:val="0"/>
+          <w:numId w:val="7"/>
+        </w:numPr>
+        <w:rPr>
+          <w:rFonts w:ascii="Helvetica Light" w:eastAsiaTheme="majorEastAsia" w:hAnsi="Helvetica Light" w:cstheme="majorBidi"/>
+          <w:color w:val="000000" w:themeColor="text1"/>
+        </w:rPr>
+      </w:pPr>
+      <w:r>
+        <w:rPr>
+          <w:rFonts w:ascii="Helvetica Light" w:eastAsiaTheme="majorEastAsia" w:hAnsi="Helvetica Light" w:cstheme="majorBidi"/>
+          <w:color w:val="000000" w:themeColor="text1"/>
+          <w:lang w:val="en-GB"/>
+        </w:rPr>
+        <w:t>Yes</w:t>
+      </w:r>
+    </w:p>
+    <w:p>
+      <w:pPr>
+        <w:numPr>
+          <w:ilvl w:val="0"/>
+          <w:numId w:val="7"/>
+        </w:numPr>
+        <w:rPr>
+          <w:rFonts w:ascii="Helvetica Light" w:eastAsiaTheme="majorEastAsia" w:hAnsi="Helvetica Light" w:cstheme="majorBidi"/>
+          <w:color w:val="000000" w:themeColor="text1"/>
+        </w:rPr>
+      </w:pPr>
+      <w:r>
+        <w:rPr>
+          <w:rFonts w:ascii="Helvetica Light" w:eastAsiaTheme="majorEastAsia" w:hAnsi="Helvetica Light" w:cstheme="majorBidi"/>
+          <w:color w:val="000000" w:themeColor="text1"/>
+          <w:lang w:val="en-GB"/>
+        </w:rPr>
+        <w:t>No</w:t>
+      </w:r>
+    </w:p>
+    <w:p>
+      <w:pPr>
+        <w:rPr>
+          <w:rStyle w:val="Heading1Char"/>
+          <w:rFonts w:ascii="Helvetica Light" w:hAnsi="Helvetica Light"/>
           <w:color w:val="000000" w:themeColor="text1"/>
           <w:sz w:val="24"/>
           <w:szCs w:val="24"/>
         </w:rPr>
       </w:pPr>
-      <w:r>
-        <w:rPr>
-          <w:rFonts w:asciiTheme="majorHAnsi" w:eastAsiaTheme="majorEastAsia" w:hAnsiTheme="majorHAnsi" w:cstheme="majorBidi"/>
+    </w:p>
+    <w:p>
+      <w:pPr>
+        <w:pStyle w:val="Heading2"/>
+        <w:rPr>
+          <w:rStyle w:val="Heading1Char"/>
+          <w:sz w:val="32"/>
+          <w:szCs w:val="32"/>
+        </w:rPr>
+      </w:pPr>
+      <w:r>
+        <w:rPr>
+          <w:rStyle w:val="Heading1Char"/>
+          <w:sz w:val="32"/>
+          <w:szCs w:val="32"/>
+        </w:rPr>
+        <w:t xml:space="preserve">Exercise </w:t>
+      </w:r>
+      <w:r>
+        <w:rPr>
+          <w:rStyle w:val="Heading1Char"/>
+          <w:sz w:val="32"/>
+          <w:szCs w:val="32"/>
+        </w:rPr>
+        <w:t>8</w:t>
+      </w:r>
+      <w:r>
+        <w:rPr>
+          <w:rStyle w:val="Heading1Char"/>
+          <w:sz w:val="32"/>
+          <w:szCs w:val="32"/>
+        </w:rPr>
+        <w:t xml:space="preserve">: </w:t>
+      </w:r>
+      <w:r>
+        <w:rPr>
+          <w:rStyle w:val="Heading1Char"/>
+          <w:sz w:val="32"/>
+          <w:szCs w:val="32"/>
+        </w:rPr>
+        <w:t>There Is Not Enough Time</w:t>
+      </w:r>
+    </w:p>
+    <w:p>
+      <w:pPr>
+        <w:rPr>
+          <w:rFonts w:ascii="Helvetica Light" w:eastAsiaTheme="majorEastAsia" w:hAnsi="Helvetica Light" w:cstheme="majorBidi"/>
+          <w:color w:val="000000" w:themeColor="text1"/>
+          <w:lang w:val="en-GB"/>
+        </w:rPr>
+      </w:pPr>
+    </w:p>
+    <w:p>
+      <w:pPr>
+        <w:rPr>
+          <w:rFonts w:ascii="Helvetica Light" w:eastAsiaTheme="majorEastAsia" w:hAnsi="Helvetica Light" w:cstheme="majorBidi"/>
+          <w:color w:val="000000" w:themeColor="text1"/>
+        </w:rPr>
+      </w:pPr>
+      <w:r>
+        <w:rPr>
+          <w:rFonts w:ascii="Helvetica Light" w:eastAsiaTheme="majorEastAsia" w:hAnsi="Helvetica Light" w:cstheme="majorBidi"/>
+          <w:color w:val="000000" w:themeColor="text1"/>
+          <w:lang w:val="en-GB"/>
+        </w:rPr>
+        <w:t xml:space="preserve">Given </w:t>
+      </w:r>
+      <w:r>
+        <w:rPr>
+          <w:rFonts w:ascii="Helvetica Light" w:eastAsiaTheme="majorEastAsia" w:hAnsi="Helvetica Light" w:cstheme="majorBidi"/>
+          <w:color w:val="000000" w:themeColor="text1"/>
+          <w:lang w:val="en-GB"/>
+        </w:rPr>
+        <w:t>the</w:t>
+      </w:r>
+      <w:r>
+        <w:rPr>
+          <w:rFonts w:ascii="Helvetica Light" w:eastAsiaTheme="majorEastAsia" w:hAnsi="Helvetica Light" w:cstheme="majorBidi"/>
+          <w:color w:val="000000" w:themeColor="text1"/>
+          <w:lang w:val="en-GB"/>
+        </w:rPr>
+        <w:t xml:space="preserve"> graph </w:t>
+      </w:r>
+      <w:r>
+        <w:rPr>
+          <w:rFonts w:ascii="Helvetica Light" w:eastAsiaTheme="majorEastAsia" w:hAnsi="Helvetica Light" w:cstheme="majorBidi"/>
+          <w:color w:val="000000" w:themeColor="text1"/>
+          <w:lang w:val="en-GB"/>
+        </w:rPr>
+        <w:t xml:space="preserve">below </w:t>
+      </w:r>
+      <w:r>
+        <w:rPr>
+          <w:rFonts w:ascii="Helvetica Light" w:eastAsiaTheme="majorEastAsia" w:hAnsi="Helvetica Light" w:cstheme="majorBidi"/>
+          <w:color w:val="000000" w:themeColor="text1"/>
+          <w:lang w:val="en-GB"/>
+        </w:rPr>
+        <w:t xml:space="preserve">what decision was made when </w:t>
+      </w:r>
+      <w:r>
+        <w:rPr>
+          <w:rFonts w:ascii="Helvetica Light" w:eastAsiaTheme="majorEastAsia" w:hAnsi="Helvetica Light" w:cstheme="majorBidi"/>
+          <w:color w:val="000000" w:themeColor="text1"/>
+          <w:lang w:val="en-GB"/>
+        </w:rPr>
+        <w:t>there was no time left</w:t>
+      </w:r>
+      <w:r>
+        <w:rPr>
+          <w:rFonts w:ascii="Helvetica Light" w:eastAsiaTheme="majorEastAsia" w:hAnsi="Helvetica Light" w:cstheme="majorBidi"/>
+          <w:color w:val="000000" w:themeColor="text1"/>
+          <w:lang w:val="en-GB"/>
+        </w:rPr>
+        <w:t>?</w:t>
+      </w:r>
+    </w:p>
+    <w:p>
+      <w:pPr>
+        <w:rPr>
+          <w:rStyle w:val="Heading1Char"/>
+          <w:rFonts w:ascii="Helvetica Light" w:hAnsi="Helvetica Light"/>
+          <w:color w:val="000000" w:themeColor="text1"/>
+          <w:sz w:val="24"/>
+          <w:szCs w:val="24"/>
+        </w:rPr>
+      </w:pPr>
+      <w:r>
+        <w:rPr>
+          <w:rFonts w:ascii="Helvetica Light" w:eastAsiaTheme="majorEastAsia" w:hAnsi="Helvetica Light" w:cstheme="majorBidi"/>
           <w:noProof/>
           <w:color w:val="000000" w:themeColor="text1"/>
         </w:rPr>
         <w:drawing>
-          <wp:inline distT="0" distB="0" distL="0" distR="0" wp14:anchorId="3A72163C" wp14:editId="1B4F679F">
-            <wp:extent cx="4827290" cy="3240000"/>
+          <wp:inline distT="0" distB="0" distL="0" distR="0" wp14:anchorId="1674C79A" wp14:editId="7101594C">
+            <wp:extent cx="3733800" cy="2607734"/>
             <wp:effectExtent l="0" t="0" r="0" b="0"/>
-            <wp:docPr id="1856561899" name="Google Shape;216;p25" descr="A line drawing of a line&#10;&#10;AI-generated content may be incorrect.">
-              <a:extLst xmlns:a="http://schemas.openxmlformats.org/drawingml/2006/main">
-                <a:ext uri="{FF2B5EF4-FFF2-40B4-BE49-F238E27FC236}">
-                  <a16:creationId xmlns:a16="http://schemas.microsoft.com/office/drawing/2014/main" id="{9907A755-6C23-C0D5-A8EF-4F10C5978C7B}"/>
-                </a:ext>
-              </a:extLst>
-            </wp:docPr>
-            <wp:cNvGraphicFramePr>
-              <a:graphicFrameLocks xmlns:a="http://schemas.openxmlformats.org/drawingml/2006/main" noGrp="1" noChangeAspect="1"/>
-            </wp:cNvGraphicFramePr>
+            <wp:docPr id="402" name="Google Shape;402;g1475784d0dd_0_81" descr="A graph with a line and a line&#10;&#10;AI-generated content may be incorrect."/>
+            <wp:cNvGraphicFramePr/>
             <a:graphic xmlns:a="http://schemas.openxmlformats.org/drawingml/2006/main">
               <a:graphicData uri="http://schemas.openxmlformats.org/drawingml/2006/picture">
                 <pic:pic xmlns:pic="http://schemas.openxmlformats.org/drawingml/2006/picture">
                   <pic:nvPicPr>
-                    <pic:cNvPr id="262561753" name="Google Shape;216;p25" descr="A line drawing of a line&#10;&#10;AI-generated content may be incorrect.">
-                      <a:extLst>
-                        <a:ext uri="{FF2B5EF4-FFF2-40B4-BE49-F238E27FC236}">
-                          <a16:creationId xmlns:a16="http://schemas.microsoft.com/office/drawing/2014/main" id="{9907A755-6C23-C0D5-A8EF-4F10C5978C7B}"/>
-                        </a:ext>
-                      </a:extLst>
-                    </pic:cNvPr>
-                    <pic:cNvPicPr preferRelativeResize="0">
-                      <a:picLocks noGrp="1"/>
-                    </pic:cNvPicPr>
+                    <pic:cNvPr id="402" name="Google Shape;402;g1475784d0dd_0_81" descr="A graph with a line and a line&#10;&#10;AI-generated content may be incorrect."/>
+                    <pic:cNvPicPr preferRelativeResize="0"/>
                   </pic:nvPicPr>
                   <pic:blipFill rotWithShape="1">
-                    <a:blip r:embed="rId8">
+                    <a:blip r:embed="rId9">
                       <a:alphaModFix/>
                     </a:blip>
-                    <a:srcRect/>
+                    <a:srcRect l="337" r="337"/>
                     <a:stretch/>
                   </pic:blipFill>
-                  <pic:spPr bwMode="auto">
+                  <pic:spPr>
                     <a:xfrm>
                       <a:off x="0" y="0"/>
-                      <a:ext cx="4827290" cy="3240000"/>
+                      <a:ext cx="3784553" cy="2643181"/>
                     </a:xfrm>
                     <a:prstGeom prst="rect">
                       <a:avLst/>
@@ -987,68 +4703,234 @@
     </w:p>
     <w:p>
       <w:pPr>
-        <w:rPr>
-          <w:rStyle w:val="Heading1Char"/>
+        <w:pStyle w:val="ListParagraph"/>
+        <w:numPr>
+          <w:ilvl w:val="0"/>
+          <w:numId w:val="9"/>
+        </w:numPr>
+        <w:rPr>
+          <w:rStyle w:val="Heading1Char"/>
+          <w:rFonts w:ascii="Helvetica Light" w:hAnsi="Helvetica Light"/>
           <w:color w:val="000000" w:themeColor="text1"/>
           <w:sz w:val="24"/>
           <w:szCs w:val="24"/>
         </w:rPr>
       </w:pPr>
-    </w:p>
-    <w:p>
-      <w:pPr>
-        <w:rPr>
-          <w:rStyle w:val="Heading1Char"/>
+      <w:r>
+        <w:rPr>
+          <w:rStyle w:val="Heading1Char"/>
+          <w:rFonts w:ascii="Helvetica Light" w:hAnsi="Helvetica Light"/>
           <w:color w:val="000000" w:themeColor="text1"/>
           <w:sz w:val="24"/>
           <w:szCs w:val="24"/>
         </w:rPr>
-      </w:pPr>
-    </w:p>
-    <w:p>
-      <w:pPr>
-        <w:rPr>
-          <w:rStyle w:val="Heading1Char"/>
+        <w:t>Bike</w:t>
+      </w:r>
+    </w:p>
+    <w:p>
+      <w:pPr>
+        <w:pStyle w:val="ListParagraph"/>
+        <w:numPr>
+          <w:ilvl w:val="0"/>
+          <w:numId w:val="9"/>
+        </w:numPr>
+        <w:rPr>
+          <w:rStyle w:val="Heading1Char"/>
+          <w:rFonts w:ascii="Helvetica Light" w:hAnsi="Helvetica Light"/>
           <w:color w:val="000000" w:themeColor="text1"/>
           <w:sz w:val="24"/>
           <w:szCs w:val="24"/>
         </w:rPr>
       </w:pPr>
-    </w:p>
-    <w:p>
-      <w:pPr>
-        <w:pStyle w:val="Heading3"/>
-      </w:pPr>
-      <w:r>
-        <w:rPr>
-          <w:lang w:val="en-GB"/>
-        </w:rPr>
-        <w:t>How will the brother and sister get to school?</w:t>
-      </w:r>
-    </w:p>
-    <w:p>
-      <w:pPr>
-        <w:rPr>
-          <w:rStyle w:val="Heading1Char"/>
+      <w:r>
+        <w:rPr>
+          <w:rStyle w:val="Heading1Char"/>
+          <w:rFonts w:ascii="Helvetica Light" w:hAnsi="Helvetica Light"/>
           <w:color w:val="000000" w:themeColor="text1"/>
           <w:sz w:val="24"/>
           <w:szCs w:val="24"/>
         </w:rPr>
-      </w:pPr>
-    </w:p>
-    <w:p>
-      <w:pPr>
-        <w:jc w:val="center"/>
-        <w:rPr>
-          <w:rStyle w:val="Heading1Char"/>
+        <w:t>Walk</w:t>
+      </w:r>
+    </w:p>
+    <w:p>
+      <w:pPr>
+        <w:rPr>
+          <w:rStyle w:val="Heading1Char"/>
+          <w:rFonts w:ascii="Helvetica Light" w:hAnsi="Helvetica Light"/>
           <w:color w:val="000000" w:themeColor="text1"/>
           <w:sz w:val="24"/>
           <w:szCs w:val="24"/>
         </w:rPr>
       </w:pPr>
-      <w:r>
-        <w:rPr>
-          <w:rFonts w:asciiTheme="majorHAnsi" w:eastAsiaTheme="majorEastAsia" w:hAnsiTheme="majorHAnsi" w:cstheme="majorBidi"/>
+    </w:p>
+    <w:p>
+      <w:pPr>
+        <w:rPr>
+          <w:rStyle w:val="Heading1Char"/>
+          <w:rFonts w:ascii="Helvetica Light" w:hAnsi="Helvetica Light"/>
+          <w:color w:val="000000" w:themeColor="text1"/>
+          <w:sz w:val="24"/>
+          <w:szCs w:val="24"/>
+        </w:rPr>
+      </w:pPr>
+      <w:r>
+        <w:rPr>
+          <w:rStyle w:val="Heading1Char"/>
+          <w:rFonts w:ascii="Helvetica Light" w:hAnsi="Helvetica Light"/>
+          <w:color w:val="000000" w:themeColor="text1"/>
+          <w:sz w:val="24"/>
+          <w:szCs w:val="24"/>
+        </w:rPr>
+        <w:t>Was it the correct decision?</w:t>
+      </w:r>
+    </w:p>
+    <w:p>
+      <w:pPr>
+        <w:rPr>
+          <w:rFonts w:ascii="Helvetica Light" w:eastAsiaTheme="majorEastAsia" w:hAnsi="Helvetica Light" w:cstheme="majorBidi"/>
+          <w:color w:val="0F4761" w:themeColor="accent1" w:themeShade="BF"/>
+          <w:sz w:val="28"/>
+          <w:szCs w:val="28"/>
+          <w:lang w:val="en-GB"/>
+        </w:rPr>
+      </w:pPr>
+      <w:r>
+        <w:rPr>
+          <w:rFonts w:ascii="Helvetica Light" w:hAnsi="Helvetica Light"/>
+          <w:lang w:val="en-GB"/>
+        </w:rPr>
+        <w:br w:type="page"/>
+      </w:r>
+    </w:p>
+    <w:p>
+      <w:pPr>
+        <w:pStyle w:val="Heading3"/>
+        <w:rPr>
+          <w:rFonts w:ascii="Helvetica Light" w:hAnsi="Helvetica Light"/>
+          <w:lang w:val="en-GB"/>
+        </w:rPr>
+      </w:pPr>
+      <w:r>
+        <w:rPr>
+          <w:rFonts w:ascii="Helvetica Light" w:hAnsi="Helvetica Light"/>
+          <w:lang w:val="en-GB"/>
+        </w:rPr>
+        <w:lastRenderedPageBreak/>
+        <w:t xml:space="preserve">Exercise 9: Competing </w:t>
+      </w:r>
+      <w:r>
+        <w:rPr>
+          <w:rFonts w:ascii="Helvetica Light" w:hAnsi="Helvetica Light"/>
+          <w:lang w:val="en-GB"/>
+        </w:rPr>
+        <w:t>Siblings</w:t>
+      </w:r>
+    </w:p>
+    <w:p>
+      <w:pPr>
+        <w:rPr>
+          <w:rFonts w:ascii="Helvetica Light" w:eastAsiaTheme="majorEastAsia" w:hAnsi="Helvetica Light" w:cstheme="majorBidi"/>
+          <w:color w:val="000000" w:themeColor="text1"/>
+          <w:lang w:val="en-GB"/>
+        </w:rPr>
+      </w:pPr>
+    </w:p>
+    <w:p>
+      <w:pPr>
+        <w:rPr>
+          <w:rFonts w:ascii="Helvetica Light" w:eastAsiaTheme="majorEastAsia" w:hAnsi="Helvetica Light" w:cstheme="majorBidi"/>
+          <w:color w:val="000000" w:themeColor="text1"/>
+          <w:lang w:val="en-GB"/>
+        </w:rPr>
+      </w:pPr>
+      <w:r>
+        <w:rPr>
+          <w:rFonts w:ascii="Helvetica Light" w:eastAsiaTheme="majorEastAsia" w:hAnsi="Helvetica Light" w:cstheme="majorBidi"/>
+          <w:color w:val="000000" w:themeColor="text1"/>
+          <w:lang w:val="en-GB"/>
+        </w:rPr>
+        <w:t xml:space="preserve">Given </w:t>
+      </w:r>
+      <w:r>
+        <w:rPr>
+          <w:rFonts w:ascii="Helvetica Light" w:eastAsiaTheme="majorEastAsia" w:hAnsi="Helvetica Light" w:cstheme="majorBidi"/>
+          <w:color w:val="000000" w:themeColor="text1"/>
+          <w:lang w:val="en-GB"/>
+        </w:rPr>
+        <w:t>the</w:t>
+      </w:r>
+      <w:r>
+        <w:rPr>
+          <w:rFonts w:ascii="Helvetica Light" w:eastAsiaTheme="majorEastAsia" w:hAnsi="Helvetica Light" w:cstheme="majorBidi"/>
+          <w:color w:val="000000" w:themeColor="text1"/>
+          <w:lang w:val="en-GB"/>
+        </w:rPr>
+        <w:t xml:space="preserve"> graph </w:t>
+      </w:r>
+      <w:r>
+        <w:rPr>
+          <w:rFonts w:ascii="Helvetica Light" w:eastAsiaTheme="majorEastAsia" w:hAnsi="Helvetica Light" w:cstheme="majorBidi"/>
+          <w:color w:val="000000" w:themeColor="text1"/>
+          <w:lang w:val="en-GB"/>
+        </w:rPr>
+        <w:t>below which sibling got to</w:t>
+      </w:r>
+      <w:r>
+        <w:rPr>
+          <w:rFonts w:ascii="Helvetica Light" w:eastAsiaTheme="majorEastAsia" w:hAnsi="Helvetica Light" w:cstheme="majorBidi"/>
+          <w:color w:val="000000" w:themeColor="text1"/>
+          <w:lang w:val="en-GB"/>
+        </w:rPr>
+        <w:t xml:space="preserve"> </w:t>
+      </w:r>
+      <w:r>
+        <w:rPr>
+          <w:rFonts w:ascii="Helvetica Light" w:eastAsiaTheme="majorEastAsia" w:hAnsi="Helvetica Light" w:cstheme="majorBidi"/>
+          <w:color w:val="000000" w:themeColor="text1"/>
+          <w:lang w:val="en-GB"/>
+        </w:rPr>
+        <w:t>decide</w:t>
+      </w:r>
+      <w:r>
+        <w:rPr>
+          <w:rFonts w:ascii="Helvetica Light" w:eastAsiaTheme="majorEastAsia" w:hAnsi="Helvetica Light" w:cstheme="majorBidi"/>
+          <w:color w:val="000000" w:themeColor="text1"/>
+          <w:lang w:val="en-GB"/>
+        </w:rPr>
+        <w:t>?</w:t>
+      </w:r>
+    </w:p>
+    <w:p>
+      <w:pPr>
+        <w:rPr>
+          <w:rFonts w:ascii="Helvetica Light" w:eastAsiaTheme="majorEastAsia" w:hAnsi="Helvetica Light" w:cstheme="majorBidi"/>
+          <w:color w:val="000000" w:themeColor="text1"/>
+        </w:rPr>
+      </w:pPr>
+      <w:r>
+        <w:rPr>
+          <w:rFonts w:ascii="Helvetica Light" w:eastAsiaTheme="majorEastAsia" w:hAnsi="Helvetica Light" w:cstheme="majorBidi"/>
+          <w:color w:val="000000" w:themeColor="text1"/>
+          <w:lang w:val="en-GB"/>
+        </w:rPr>
+        <w:t>How did they travel to school?</w:t>
+      </w:r>
+    </w:p>
+    <w:p>
+      <w:pPr>
+        <w:jc w:val="center"/>
+        <w:rPr>
+          <w:rStyle w:val="Heading1Char"/>
+          <w:rFonts w:ascii="Helvetica Light" w:hAnsi="Helvetica Light"/>
+          <w:color w:val="000000" w:themeColor="text1"/>
+          <w:sz w:val="24"/>
+          <w:szCs w:val="24"/>
+        </w:rPr>
+      </w:pPr>
+      <w:r>
+        <w:rPr>
+          <w:rFonts w:ascii="Helvetica Light" w:eastAsiaTheme="majorEastAsia" w:hAnsi="Helvetica Light" w:cstheme="majorBidi"/>
           <w:noProof/>
           <w:color w:val="000000" w:themeColor="text1"/>
         </w:rPr>
@@ -1070,7 +4952,7 @@
                     </pic:cNvPicPr>
                   </pic:nvPicPr>
                   <pic:blipFill rotWithShape="1">
-                    <a:blip r:embed="rId11">
+                    <a:blip r:embed="rId10">
                       <a:alphaModFix/>
                     </a:blip>
                     <a:srcRect/>
@@ -1096,9 +4978,561 @@
         </w:drawing>
       </w:r>
     </w:p>
+    <w:p>
+      <w:pPr>
+        <w:jc w:val="center"/>
+        <w:rPr>
+          <w:rStyle w:val="Heading1Char"/>
+          <w:rFonts w:ascii="Helvetica Light" w:hAnsi="Helvetica Light"/>
+          <w:color w:val="000000" w:themeColor="text1"/>
+          <w:sz w:val="24"/>
+          <w:szCs w:val="24"/>
+        </w:rPr>
+      </w:pPr>
+    </w:p>
+    <w:p>
+      <w:pPr>
+        <w:jc w:val="center"/>
+        <w:rPr>
+          <w:rStyle w:val="Heading1Char"/>
+          <w:rFonts w:ascii="Helvetica Light" w:hAnsi="Helvetica Light"/>
+          <w:color w:val="000000" w:themeColor="text1"/>
+          <w:sz w:val="24"/>
+          <w:szCs w:val="24"/>
+        </w:rPr>
+      </w:pPr>
+    </w:p>
+    <w:p>
+      <w:pPr>
+        <w:pStyle w:val="Heading3"/>
+        <w:rPr>
+          <w:rStyle w:val="Heading1Char"/>
+          <w:rFonts w:ascii="Helvetica Light" w:hAnsi="Helvetica Light"/>
+          <w:color w:val="000000" w:themeColor="text1"/>
+          <w:sz w:val="24"/>
+          <w:szCs w:val="24"/>
+        </w:rPr>
+      </w:pPr>
+      <w:r>
+        <w:rPr>
+          <w:rStyle w:val="Heading1Char"/>
+          <w:rFonts w:ascii="Helvetica Light" w:hAnsi="Helvetica Light"/>
+          <w:color w:val="000000" w:themeColor="text1"/>
+          <w:sz w:val="24"/>
+          <w:szCs w:val="24"/>
+        </w:rPr>
+        <w:t>Exercise 10: You Decide</w:t>
+      </w:r>
+    </w:p>
+    <w:p>
+      <w:pPr>
+        <w:rPr>
+          <w:rStyle w:val="Heading1Char"/>
+          <w:rFonts w:ascii="Helvetica Light" w:hAnsi="Helvetica Light"/>
+          <w:color w:val="000000" w:themeColor="text1"/>
+          <w:sz w:val="24"/>
+          <w:szCs w:val="24"/>
+        </w:rPr>
+      </w:pPr>
+    </w:p>
+    <w:p>
+      <w:pPr>
+        <w:rPr>
+          <w:rStyle w:val="Heading1Char"/>
+          <w:rFonts w:asciiTheme="minorHAnsi" w:eastAsiaTheme="minorHAnsi" w:hAnsiTheme="minorHAnsi" w:cstheme="minorBidi"/>
+          <w:color w:val="auto"/>
+          <w:sz w:val="24"/>
+          <w:szCs w:val="24"/>
+        </w:rPr>
+      </w:pPr>
+      <w:r>
+        <w:rPr>
+          <w:rStyle w:val="Heading1Char"/>
+          <w:rFonts w:asciiTheme="minorHAnsi" w:eastAsiaTheme="minorHAnsi" w:hAnsiTheme="minorHAnsi" w:cstheme="minorBidi"/>
+          <w:color w:val="auto"/>
+          <w:sz w:val="24"/>
+          <w:szCs w:val="24"/>
+        </w:rPr>
+        <w:t>Fill in the table below with your</w:t>
+      </w:r>
+      <w:r>
+        <w:rPr>
+          <w:rStyle w:val="Heading1Char"/>
+          <w:rFonts w:asciiTheme="minorHAnsi" w:eastAsiaTheme="minorHAnsi" w:hAnsiTheme="minorHAnsi" w:cstheme="minorBidi"/>
+          <w:color w:val="auto"/>
+          <w:sz w:val="24"/>
+          <w:szCs w:val="24"/>
+        </w:rPr>
+        <w:t xml:space="preserve"> own example of a decision making process that could be modelled like </w:t>
+      </w:r>
+      <w:r>
+        <w:rPr>
+          <w:rStyle w:val="Heading1Char"/>
+          <w:rFonts w:asciiTheme="minorHAnsi" w:eastAsiaTheme="minorHAnsi" w:hAnsiTheme="minorHAnsi" w:cstheme="minorBidi"/>
+          <w:color w:val="auto"/>
+          <w:sz w:val="24"/>
+          <w:szCs w:val="24"/>
+        </w:rPr>
+        <w:t>biking or walking to school.</w:t>
+      </w:r>
+    </w:p>
+    <w:p>
+      <w:pPr>
+        <w:rPr>
+          <w:rStyle w:val="Heading1Char"/>
+          <w:rFonts w:asciiTheme="minorHAnsi" w:eastAsiaTheme="minorHAnsi" w:hAnsiTheme="minorHAnsi" w:cstheme="minorBidi"/>
+          <w:color w:val="auto"/>
+          <w:sz w:val="24"/>
+          <w:szCs w:val="24"/>
+        </w:rPr>
+      </w:pPr>
+    </w:p>
+    <w:tbl>
+      <w:tblPr>
+        <w:tblW w:w="8226" w:type="dxa"/>
+        <w:tblCellMar>
+          <w:left w:w="0" w:type="dxa"/>
+          <w:right w:w="0" w:type="dxa"/>
+        </w:tblCellMar>
+        <w:tblLook w:val="0600" w:firstRow="0" w:lastRow="0" w:firstColumn="0" w:lastColumn="0" w:noHBand="1" w:noVBand="1"/>
+      </w:tblPr>
+      <w:tblGrid>
+        <w:gridCol w:w="2056"/>
+        <w:gridCol w:w="1702"/>
+        <w:gridCol w:w="1985"/>
+        <w:gridCol w:w="2483"/>
+      </w:tblGrid>
+      <w:tr>
+        <w:trPr>
+          <w:trHeight w:val="510"/>
+        </w:trPr>
+        <w:tc>
+          <w:tcPr>
+            <w:tcW w:w="2056" w:type="dxa"/>
+            <w:tcBorders>
+              <w:top w:val="nil"/>
+              <w:left w:val="nil"/>
+              <w:bottom w:val="single" w:sz="4" w:space="0" w:color="auto"/>
+              <w:right w:val="nil"/>
+            </w:tcBorders>
+            <w:shd w:val="clear" w:color="auto" w:fill="B2B2B2"/>
+            <w:tcMar>
+              <w:top w:w="17" w:type="dxa"/>
+              <w:left w:w="35" w:type="dxa"/>
+              <w:bottom w:w="17" w:type="dxa"/>
+              <w:right w:w="35" w:type="dxa"/>
+            </w:tcMar>
+            <w:vAlign w:val="center"/>
+            <w:hideMark/>
+          </w:tcPr>
+          <w:p>
+            <w:pPr>
+              <w:rPr>
+                <w:rFonts w:ascii="Helvetica Light" w:eastAsiaTheme="majorEastAsia" w:hAnsi="Helvetica Light" w:cstheme="majorBidi"/>
+                <w:color w:val="000000" w:themeColor="text1"/>
+              </w:rPr>
+            </w:pPr>
+            <w:r>
+              <w:rPr>
+                <w:rFonts w:ascii="Helvetica Light" w:eastAsiaTheme="majorEastAsia" w:hAnsi="Helvetica Light" w:cstheme="majorBidi"/>
+                <w:color w:val="000000" w:themeColor="text1"/>
+              </w:rPr>
+              <w:t>Example</w:t>
+            </w:r>
+          </w:p>
+        </w:tc>
+        <w:tc>
+          <w:tcPr>
+            <w:tcW w:w="1702" w:type="dxa"/>
+            <w:tcBorders>
+              <w:top w:val="nil"/>
+              <w:left w:val="nil"/>
+              <w:bottom w:val="single" w:sz="4" w:space="0" w:color="auto"/>
+              <w:right w:val="nil"/>
+            </w:tcBorders>
+            <w:shd w:val="clear" w:color="auto" w:fill="B2B2B2"/>
+            <w:tcMar>
+              <w:top w:w="17" w:type="dxa"/>
+              <w:left w:w="35" w:type="dxa"/>
+              <w:bottom w:w="17" w:type="dxa"/>
+              <w:right w:w="35" w:type="dxa"/>
+            </w:tcMar>
+            <w:vAlign w:val="center"/>
+            <w:hideMark/>
+          </w:tcPr>
+          <w:p>
+            <w:pPr>
+              <w:rPr>
+                <w:rFonts w:ascii="Helvetica Light" w:eastAsiaTheme="majorEastAsia" w:hAnsi="Helvetica Light" w:cstheme="majorBidi"/>
+                <w:color w:val="000000" w:themeColor="text1"/>
+              </w:rPr>
+            </w:pPr>
+            <w:r>
+              <w:rPr>
+                <w:rFonts w:ascii="Helvetica Light" w:eastAsiaTheme="majorEastAsia" w:hAnsi="Helvetica Light" w:cstheme="majorBidi"/>
+                <w:color w:val="000000" w:themeColor="text1"/>
+              </w:rPr>
+              <w:t>What Is the Decision?</w:t>
+            </w:r>
+          </w:p>
+        </w:tc>
+        <w:tc>
+          <w:tcPr>
+            <w:tcW w:w="1985" w:type="dxa"/>
+            <w:tcBorders>
+              <w:top w:val="nil"/>
+              <w:left w:val="nil"/>
+              <w:bottom w:val="single" w:sz="4" w:space="0" w:color="auto"/>
+              <w:right w:val="nil"/>
+            </w:tcBorders>
+            <w:shd w:val="clear" w:color="auto" w:fill="B2B2B2"/>
+            <w:tcMar>
+              <w:top w:w="17" w:type="dxa"/>
+              <w:left w:w="35" w:type="dxa"/>
+              <w:bottom w:w="17" w:type="dxa"/>
+              <w:right w:w="35" w:type="dxa"/>
+            </w:tcMar>
+            <w:vAlign w:val="center"/>
+            <w:hideMark/>
+          </w:tcPr>
+          <w:p>
+            <w:pPr>
+              <w:rPr>
+                <w:rFonts w:ascii="Helvetica Light" w:eastAsiaTheme="majorEastAsia" w:hAnsi="Helvetica Light" w:cstheme="majorBidi"/>
+                <w:color w:val="000000" w:themeColor="text1"/>
+              </w:rPr>
+            </w:pPr>
+            <w:r>
+              <w:rPr>
+                <w:rFonts w:ascii="Helvetica Light" w:eastAsiaTheme="majorEastAsia" w:hAnsi="Helvetica Light" w:cstheme="majorBidi"/>
+                <w:color w:val="000000" w:themeColor="text1"/>
+              </w:rPr>
+              <w:t>What Is the Evidence?</w:t>
+            </w:r>
+          </w:p>
+        </w:tc>
+        <w:tc>
+          <w:tcPr>
+            <w:tcW w:w="2483" w:type="dxa"/>
+            <w:tcBorders>
+              <w:top w:val="nil"/>
+              <w:left w:val="nil"/>
+              <w:bottom w:val="single" w:sz="4" w:space="0" w:color="auto"/>
+              <w:right w:val="nil"/>
+            </w:tcBorders>
+            <w:shd w:val="clear" w:color="auto" w:fill="B2B2B2"/>
+            <w:tcMar>
+              <w:top w:w="17" w:type="dxa"/>
+              <w:left w:w="35" w:type="dxa"/>
+              <w:bottom w:w="17" w:type="dxa"/>
+              <w:right w:w="35" w:type="dxa"/>
+            </w:tcMar>
+            <w:vAlign w:val="center"/>
+            <w:hideMark/>
+          </w:tcPr>
+          <w:p>
+            <w:pPr>
+              <w:rPr>
+                <w:rFonts w:ascii="Helvetica Light" w:eastAsiaTheme="majorEastAsia" w:hAnsi="Helvetica Light" w:cstheme="majorBidi"/>
+                <w:color w:val="000000" w:themeColor="text1"/>
+              </w:rPr>
+            </w:pPr>
+            <w:r>
+              <w:rPr>
+                <w:rFonts w:ascii="Helvetica Light" w:eastAsiaTheme="majorEastAsia" w:hAnsi="Helvetica Light" w:cstheme="majorBidi"/>
+                <w:color w:val="000000" w:themeColor="text1"/>
+              </w:rPr>
+              <w:t>What Affects Speed?</w:t>
+            </w:r>
+          </w:p>
+        </w:tc>
+      </w:tr>
+      <w:tr>
+        <w:trPr>
+          <w:trHeight w:val="510"/>
+        </w:trPr>
+        <w:tc>
+          <w:tcPr>
+            <w:tcW w:w="2056" w:type="dxa"/>
+            <w:tcBorders>
+              <w:top w:val="single" w:sz="4" w:space="0" w:color="auto"/>
+              <w:left w:val="single" w:sz="4" w:space="0" w:color="auto"/>
+              <w:bottom w:val="single" w:sz="4" w:space="0" w:color="auto"/>
+              <w:right w:val="single" w:sz="4" w:space="0" w:color="auto"/>
+            </w:tcBorders>
+            <w:tcMar>
+              <w:top w:w="17" w:type="dxa"/>
+              <w:left w:w="35" w:type="dxa"/>
+              <w:bottom w:w="17" w:type="dxa"/>
+              <w:right w:w="35" w:type="dxa"/>
+            </w:tcMar>
+            <w:vAlign w:val="center"/>
+            <w:hideMark/>
+          </w:tcPr>
+          <w:p>
+            <w:pPr>
+              <w:rPr>
+                <w:rFonts w:ascii="Helvetica Light" w:eastAsiaTheme="majorEastAsia" w:hAnsi="Helvetica Light" w:cstheme="majorBidi"/>
+                <w:color w:val="000000" w:themeColor="text1"/>
+              </w:rPr>
+            </w:pPr>
+            <w:r>
+              <w:rPr>
+                <w:rFonts w:ascii="Helvetica Light" w:eastAsiaTheme="majorEastAsia" w:hAnsi="Helvetica Light" w:cstheme="majorBidi"/>
+                <w:color w:val="000000" w:themeColor="text1"/>
+              </w:rPr>
+              <w:t>How to get to School</w:t>
+            </w:r>
+          </w:p>
+        </w:tc>
+        <w:tc>
+          <w:tcPr>
+            <w:tcW w:w="1702" w:type="dxa"/>
+            <w:tcBorders>
+              <w:top w:val="single" w:sz="4" w:space="0" w:color="auto"/>
+              <w:left w:val="single" w:sz="4" w:space="0" w:color="auto"/>
+              <w:bottom w:val="single" w:sz="4" w:space="0" w:color="auto"/>
+              <w:right w:val="single" w:sz="4" w:space="0" w:color="auto"/>
+            </w:tcBorders>
+            <w:tcMar>
+              <w:top w:w="17" w:type="dxa"/>
+              <w:left w:w="35" w:type="dxa"/>
+              <w:bottom w:w="17" w:type="dxa"/>
+              <w:right w:w="35" w:type="dxa"/>
+            </w:tcMar>
+            <w:vAlign w:val="center"/>
+            <w:hideMark/>
+          </w:tcPr>
+          <w:p>
+            <w:pPr>
+              <w:rPr>
+                <w:rFonts w:ascii="Helvetica Light" w:eastAsiaTheme="majorEastAsia" w:hAnsi="Helvetica Light" w:cstheme="majorBidi"/>
+                <w:color w:val="000000" w:themeColor="text1"/>
+              </w:rPr>
+            </w:pPr>
+            <w:r>
+              <w:rPr>
+                <w:rFonts w:ascii="Helvetica Light" w:eastAsiaTheme="majorEastAsia" w:hAnsi="Helvetica Light" w:cstheme="majorBidi"/>
+                <w:color w:val="000000" w:themeColor="text1"/>
+              </w:rPr>
+              <w:t>Bike or Walk</w:t>
+            </w:r>
+          </w:p>
+        </w:tc>
+        <w:tc>
+          <w:tcPr>
+            <w:tcW w:w="1985" w:type="dxa"/>
+            <w:tcBorders>
+              <w:top w:val="single" w:sz="4" w:space="0" w:color="auto"/>
+              <w:left w:val="single" w:sz="4" w:space="0" w:color="auto"/>
+              <w:bottom w:val="single" w:sz="4" w:space="0" w:color="auto"/>
+              <w:right w:val="single" w:sz="4" w:space="0" w:color="auto"/>
+            </w:tcBorders>
+            <w:tcMar>
+              <w:top w:w="17" w:type="dxa"/>
+              <w:left w:w="35" w:type="dxa"/>
+              <w:bottom w:w="17" w:type="dxa"/>
+              <w:right w:w="35" w:type="dxa"/>
+            </w:tcMar>
+            <w:vAlign w:val="center"/>
+            <w:hideMark/>
+          </w:tcPr>
+          <w:p>
+            <w:pPr>
+              <w:rPr>
+                <w:rFonts w:ascii="Helvetica Light" w:eastAsiaTheme="majorEastAsia" w:hAnsi="Helvetica Light" w:cstheme="majorBidi"/>
+                <w:color w:val="000000" w:themeColor="text1"/>
+              </w:rPr>
+            </w:pPr>
+            <w:r>
+              <w:rPr>
+                <w:rFonts w:ascii="Helvetica Light" w:eastAsiaTheme="majorEastAsia" w:hAnsi="Helvetica Light" w:cstheme="majorBidi"/>
+                <w:color w:val="000000" w:themeColor="text1"/>
+              </w:rPr>
+              <w:t>The weather or is someone else walking</w:t>
+            </w:r>
+          </w:p>
+        </w:tc>
+        <w:tc>
+          <w:tcPr>
+            <w:tcW w:w="2483" w:type="dxa"/>
+            <w:tcBorders>
+              <w:top w:val="single" w:sz="4" w:space="0" w:color="auto"/>
+              <w:left w:val="single" w:sz="4" w:space="0" w:color="auto"/>
+              <w:bottom w:val="single" w:sz="4" w:space="0" w:color="auto"/>
+              <w:right w:val="single" w:sz="4" w:space="0" w:color="auto"/>
+            </w:tcBorders>
+            <w:tcMar>
+              <w:top w:w="17" w:type="dxa"/>
+              <w:left w:w="35" w:type="dxa"/>
+              <w:bottom w:w="17" w:type="dxa"/>
+              <w:right w:w="35" w:type="dxa"/>
+            </w:tcMar>
+            <w:vAlign w:val="center"/>
+            <w:hideMark/>
+          </w:tcPr>
+          <w:p>
+            <w:pPr>
+              <w:rPr>
+                <w:rFonts w:ascii="Helvetica Light" w:eastAsiaTheme="majorEastAsia" w:hAnsi="Helvetica Light" w:cstheme="majorBidi"/>
+                <w:color w:val="000000" w:themeColor="text1"/>
+              </w:rPr>
+            </w:pPr>
+            <w:r>
+              <w:rPr>
+                <w:rFonts w:ascii="Helvetica Light" w:eastAsiaTheme="majorEastAsia" w:hAnsi="Helvetica Light" w:cstheme="majorBidi"/>
+                <w:color w:val="000000" w:themeColor="text1"/>
+              </w:rPr>
+              <w:t>How much you like walking or biking</w:t>
+            </w:r>
+          </w:p>
+        </w:tc>
+      </w:tr>
+      <w:tr>
+        <w:trPr>
+          <w:trHeight w:val="510"/>
+        </w:trPr>
+        <w:tc>
+          <w:tcPr>
+            <w:tcW w:w="2056" w:type="dxa"/>
+            <w:tcBorders>
+              <w:top w:val="single" w:sz="4" w:space="0" w:color="auto"/>
+              <w:left w:val="single" w:sz="4" w:space="0" w:color="auto"/>
+              <w:bottom w:val="single" w:sz="4" w:space="0" w:color="auto"/>
+              <w:right w:val="single" w:sz="4" w:space="0" w:color="auto"/>
+            </w:tcBorders>
+            <w:tcMar>
+              <w:top w:w="17" w:type="dxa"/>
+              <w:left w:w="35" w:type="dxa"/>
+              <w:bottom w:w="17" w:type="dxa"/>
+              <w:right w:w="35" w:type="dxa"/>
+            </w:tcMar>
+            <w:vAlign w:val="center"/>
+            <w:hideMark/>
+          </w:tcPr>
+          <w:p>
+            <w:pPr>
+              <w:rPr>
+                <w:rFonts w:ascii="Helvetica Light" w:eastAsiaTheme="majorEastAsia" w:hAnsi="Helvetica Light" w:cstheme="majorBidi"/>
+                <w:color w:val="000000" w:themeColor="text1"/>
+              </w:rPr>
+            </w:pPr>
+          </w:p>
+          <w:p>
+            <w:pPr>
+              <w:rPr>
+                <w:rFonts w:ascii="Helvetica Light" w:eastAsiaTheme="majorEastAsia" w:hAnsi="Helvetica Light" w:cstheme="majorBidi"/>
+                <w:color w:val="000000" w:themeColor="text1"/>
+              </w:rPr>
+            </w:pPr>
+          </w:p>
+          <w:p>
+            <w:pPr>
+              <w:rPr>
+                <w:rFonts w:ascii="Helvetica Light" w:eastAsiaTheme="majorEastAsia" w:hAnsi="Helvetica Light" w:cstheme="majorBidi"/>
+                <w:color w:val="000000" w:themeColor="text1"/>
+              </w:rPr>
+            </w:pPr>
+          </w:p>
+        </w:tc>
+        <w:tc>
+          <w:tcPr>
+            <w:tcW w:w="1702" w:type="dxa"/>
+            <w:tcBorders>
+              <w:top w:val="single" w:sz="4" w:space="0" w:color="auto"/>
+              <w:left w:val="single" w:sz="4" w:space="0" w:color="auto"/>
+              <w:bottom w:val="single" w:sz="4" w:space="0" w:color="auto"/>
+              <w:right w:val="single" w:sz="4" w:space="0" w:color="auto"/>
+            </w:tcBorders>
+            <w:tcMar>
+              <w:top w:w="17" w:type="dxa"/>
+              <w:left w:w="35" w:type="dxa"/>
+              <w:bottom w:w="17" w:type="dxa"/>
+              <w:right w:w="35" w:type="dxa"/>
+            </w:tcMar>
+            <w:vAlign w:val="center"/>
+            <w:hideMark/>
+          </w:tcPr>
+          <w:p>
+            <w:pPr>
+              <w:rPr>
+                <w:rFonts w:ascii="Helvetica Light" w:eastAsiaTheme="majorEastAsia" w:hAnsi="Helvetica Light" w:cstheme="majorBidi"/>
+                <w:color w:val="000000" w:themeColor="text1"/>
+              </w:rPr>
+            </w:pPr>
+          </w:p>
+        </w:tc>
+        <w:tc>
+          <w:tcPr>
+            <w:tcW w:w="1985" w:type="dxa"/>
+            <w:tcBorders>
+              <w:top w:val="single" w:sz="4" w:space="0" w:color="auto"/>
+              <w:left w:val="single" w:sz="4" w:space="0" w:color="auto"/>
+              <w:bottom w:val="single" w:sz="4" w:space="0" w:color="auto"/>
+              <w:right w:val="single" w:sz="4" w:space="0" w:color="auto"/>
+            </w:tcBorders>
+            <w:tcMar>
+              <w:top w:w="17" w:type="dxa"/>
+              <w:left w:w="35" w:type="dxa"/>
+              <w:bottom w:w="17" w:type="dxa"/>
+              <w:right w:w="35" w:type="dxa"/>
+            </w:tcMar>
+            <w:vAlign w:val="center"/>
+            <w:hideMark/>
+          </w:tcPr>
+          <w:p>
+            <w:pPr>
+              <w:rPr>
+                <w:rFonts w:ascii="Helvetica Light" w:eastAsiaTheme="majorEastAsia" w:hAnsi="Helvetica Light" w:cstheme="majorBidi"/>
+                <w:color w:val="000000" w:themeColor="text1"/>
+              </w:rPr>
+            </w:pPr>
+          </w:p>
+        </w:tc>
+        <w:tc>
+          <w:tcPr>
+            <w:tcW w:w="2483" w:type="dxa"/>
+            <w:tcBorders>
+              <w:top w:val="single" w:sz="4" w:space="0" w:color="auto"/>
+              <w:left w:val="single" w:sz="4" w:space="0" w:color="auto"/>
+              <w:bottom w:val="single" w:sz="4" w:space="0" w:color="auto"/>
+              <w:right w:val="single" w:sz="4" w:space="0" w:color="auto"/>
+            </w:tcBorders>
+            <w:tcMar>
+              <w:top w:w="17" w:type="dxa"/>
+              <w:left w:w="35" w:type="dxa"/>
+              <w:bottom w:w="17" w:type="dxa"/>
+              <w:right w:w="35" w:type="dxa"/>
+            </w:tcMar>
+            <w:vAlign w:val="center"/>
+            <w:hideMark/>
+          </w:tcPr>
+          <w:p>
+            <w:pPr>
+              <w:rPr>
+                <w:rFonts w:ascii="Helvetica Light" w:eastAsiaTheme="majorEastAsia" w:hAnsi="Helvetica Light" w:cstheme="majorBidi"/>
+                <w:color w:val="000000" w:themeColor="text1"/>
+              </w:rPr>
+            </w:pPr>
+          </w:p>
+        </w:tc>
+      </w:tr>
+    </w:tbl>
+    <w:p>
+      <w:pPr>
+        <w:rPr>
+          <w:rStyle w:val="Heading1Char"/>
+          <w:rFonts w:ascii="Helvetica Light" w:hAnsi="Helvetica Light"/>
+          <w:color w:val="000000" w:themeColor="text1"/>
+          <w:sz w:val="24"/>
+          <w:szCs w:val="24"/>
+        </w:rPr>
+      </w:pPr>
+    </w:p>
     <w:sectPr>
-      <w:headerReference w:type="default" r:id="rId12"/>
-      <w:footerReference w:type="default" r:id="rId13"/>
+      <w:headerReference w:type="default" r:id="rId11"/>
+      <w:footerReference w:type="default" r:id="rId12"/>
+      <w:type w:val="continuous"/>
       <w:pgSz w:w="11900" w:h="16840"/>
       <w:pgMar w:top="1440" w:right="1440" w:bottom="1440" w:left="1440" w:header="708" w:footer="708" w:gutter="0"/>
       <w:cols w:space="708"/>
@@ -1150,7 +5584,7 @@
         <wp:inline distT="0" distB="0" distL="0" distR="0" wp14:anchorId="27BDE422" wp14:editId="3AE5A73F">
           <wp:extent cx="765951" cy="482600"/>
           <wp:effectExtent l="0" t="0" r="0" b="0"/>
-          <wp:docPr id="9" name="Object 3" descr="Object 3">
+          <wp:docPr id="251388846" name="Object 3" descr="Object 3">
             <a:extLst xmlns:a="http://schemas.openxmlformats.org/drawingml/2006/main">
               <a:ext uri="{FF2B5EF4-FFF2-40B4-BE49-F238E27FC236}">
                 <a16:creationId xmlns:a16="http://schemas.microsoft.com/office/drawing/2014/main" id="{4DEEEED9-23A5-D54C-AD54-286D29959C6E}"/>
@@ -1236,7 +5670,7 @@
         <wp:inline distT="0" distB="0" distL="0" distR="0" wp14:anchorId="1F79FDBE" wp14:editId="379F7D7D">
           <wp:extent cx="299451" cy="504000"/>
           <wp:effectExtent l="0" t="0" r="5715" b="4445"/>
-          <wp:docPr id="208" name="Google Shape;208;g1475784d0dd_0_12"/>
+          <wp:docPr id="1685880220" name="Google Shape;208;g1475784d0dd_0_12"/>
           <wp:cNvGraphicFramePr>
             <a:graphicFrameLocks xmlns:a="http://schemas.openxmlformats.org/drawingml/2006/main" noChangeAspect="1"/>
           </wp:cNvGraphicFramePr>
@@ -1285,7 +5719,7 @@
         <wp:inline distT="0" distB="0" distL="0" distR="0" wp14:anchorId="2427AF51" wp14:editId="306F1F2C">
           <wp:extent cx="504000" cy="504000"/>
           <wp:effectExtent l="0" t="0" r="0" b="0"/>
-          <wp:docPr id="210" name="Google Shape;210;g1475784d0dd_0_12"/>
+          <wp:docPr id="721469423" name="Google Shape;210;g1475784d0dd_0_12"/>
           <wp:cNvGraphicFramePr>
             <a:graphicFrameLocks xmlns:a="http://schemas.openxmlformats.org/drawingml/2006/main" noChangeAspect="1"/>
           </wp:cNvGraphicFramePr>
@@ -1334,7 +5768,7 @@
         <wp:inline distT="0" distB="0" distL="0" distR="0" wp14:anchorId="1F18850F" wp14:editId="1650776F">
           <wp:extent cx="904288" cy="504000"/>
           <wp:effectExtent l="0" t="0" r="0" b="4445"/>
-          <wp:docPr id="209" name="Google Shape;209;g1475784d0dd_0_12" descr="A black background with white spots&#10;&#10;AI-generated content may be incorrect."/>
+          <wp:docPr id="324347277" name="Google Shape;209;g1475784d0dd_0_12" descr="A black background with white spots&#10;&#10;AI-generated content may be incorrect."/>
           <wp:cNvGraphicFramePr>
             <a:graphicFrameLocks xmlns:a="http://schemas.openxmlformats.org/drawingml/2006/main" noChangeAspect="1"/>
           </wp:cNvGraphicFramePr>
@@ -1379,6 +5813,520 @@
 <file path=word/numbering.xml><?xml version="1.0" encoding="utf-8"?>
 <w:numbering xmlns:wpc="http://schemas.microsoft.com/office/word/2010/wordprocessingCanvas" xmlns:cx="http://schemas.microsoft.com/office/drawing/2014/chartex" xmlns:cx1="http://schemas.microsoft.com/office/drawing/2015/9/8/chartex" xmlns:cx2="http://schemas.microsoft.com/office/drawing/2015/10/21/chartex" xmlns:cx3="http://schemas.microsoft.com/office/drawing/2016/5/9/chartex" xmlns:cx4="http://schemas.microsoft.com/office/drawing/2016/5/10/chartex" xmlns:cx5="http://schemas.microsoft.com/office/drawing/2016/5/11/chartex" xmlns:cx6="http://schemas.microsoft.com/office/drawing/2016/5/12/chartex" xmlns:cx7="http://schemas.microsoft.com/office/drawing/2016/5/13/chartex" xmlns:cx8="http://schemas.microsoft.com/office/drawing/2016/5/14/chartex" xmlns:mc="http://schemas.openxmlformats.org/markup-compatibility/2006" xmlns:aink="http://schemas.microsoft.com/office/drawing/2016/ink" xmlns:am3d="http://schemas.microsoft.com/office/drawing/2017/model3d" xmlns:o="urn:schemas-microsoft-com:office:office" xmlns:oel="http://schemas.microsoft.com/office/2019/extlst" xmlns:r="http://schemas.openxmlformats.org/officeDocument/2006/relationships" xmlns:m="http://schemas.openxmlformats.org/officeDocument/2006/math" xmlns:v="urn:schemas-microsoft-com:vml" xmlns:wp14="http://schemas.microsoft.com/office/word/2010/wordprocessingDrawing" xmlns:wp="http://schemas.openxmlformats.org/drawingml/2006/wordprocessingDrawing" xmlns:w10="urn:schemas-microsoft-com:office:word" xmlns:w="http://schemas.openxmlformats.org/wordprocessingml/2006/main" xmlns:w14="http://schemas.microsoft.com/office/word/2010/wordml" xmlns:w15="http://schemas.microsoft.com/office/word/2012/wordml" xmlns:w16cex="http://schemas.microsoft.com/office/word/2018/wordml/cex" xmlns:w16cid="http://schemas.microsoft.com/office/word/2016/wordml/cid" xmlns:w16="http://schemas.microsoft.com/office/word/2018/wordml" xmlns:w16du="http://schemas.microsoft.com/office/word/2023/wordml/word16du" xmlns:w16sdtdh="http://schemas.microsoft.com/office/word/2020/wordml/sdtdatahash" xmlns:w16sdtfl="http://schemas.microsoft.com/office/word/2024/wordml/sdtformatlock" xmlns:w16se="http://schemas.microsoft.com/office/word/2015/wordml/symex" xmlns:wpg="http://schemas.microsoft.com/office/word/2010/wordprocessingGroup" xmlns:wpi="http://schemas.microsoft.com/office/word/2010/wordprocessingInk" xmlns:wne="http://schemas.microsoft.com/office/word/2006/wordml" xmlns:wps="http://schemas.microsoft.com/office/word/2010/wordprocessingShape" mc:Ignorable="w14 w15 w16se w16cid w16 w16cex w16sdtdh w16sdtfl w16du wp14">
   <w:abstractNum w:abstractNumId="0" w15:restartNumberingAfterBreak="0">
+    <w:nsid w:val="0A4E11E6"/>
+    <w:multiLevelType w:val="hybridMultilevel"/>
+    <w:tmpl w:val="B520244A"/>
+    <w:lvl w:ilvl="0" w:tplc="96A47B8E">
+      <w:start w:val="1"/>
+      <w:numFmt w:val="upperLetter"/>
+      <w:lvlText w:val="%1."/>
+      <w:lvlJc w:val="left"/>
+      <w:pPr>
+        <w:tabs>
+          <w:tab w:val="num" w:pos="720"/>
+        </w:tabs>
+        <w:ind w:left="720" w:hanging="360"/>
+      </w:pPr>
+    </w:lvl>
+    <w:lvl w:ilvl="1" w:tplc="9AC60FAE" w:tentative="1">
+      <w:start w:val="1"/>
+      <w:numFmt w:val="upperLetter"/>
+      <w:lvlText w:val="%2."/>
+      <w:lvlJc w:val="left"/>
+      <w:pPr>
+        <w:tabs>
+          <w:tab w:val="num" w:pos="1440"/>
+        </w:tabs>
+        <w:ind w:left="1440" w:hanging="360"/>
+      </w:pPr>
+    </w:lvl>
+    <w:lvl w:ilvl="2" w:tplc="C78266B6" w:tentative="1">
+      <w:start w:val="1"/>
+      <w:numFmt w:val="upperLetter"/>
+      <w:lvlText w:val="%3."/>
+      <w:lvlJc w:val="left"/>
+      <w:pPr>
+        <w:tabs>
+          <w:tab w:val="num" w:pos="2160"/>
+        </w:tabs>
+        <w:ind w:left="2160" w:hanging="360"/>
+      </w:pPr>
+    </w:lvl>
+    <w:lvl w:ilvl="3" w:tplc="B0100936" w:tentative="1">
+      <w:start w:val="1"/>
+      <w:numFmt w:val="upperLetter"/>
+      <w:lvlText w:val="%4."/>
+      <w:lvlJc w:val="left"/>
+      <w:pPr>
+        <w:tabs>
+          <w:tab w:val="num" w:pos="2880"/>
+        </w:tabs>
+        <w:ind w:left="2880" w:hanging="360"/>
+      </w:pPr>
+    </w:lvl>
+    <w:lvl w:ilvl="4" w:tplc="B51435D0" w:tentative="1">
+      <w:start w:val="1"/>
+      <w:numFmt w:val="upperLetter"/>
+      <w:lvlText w:val="%5."/>
+      <w:lvlJc w:val="left"/>
+      <w:pPr>
+        <w:tabs>
+          <w:tab w:val="num" w:pos="3600"/>
+        </w:tabs>
+        <w:ind w:left="3600" w:hanging="360"/>
+      </w:pPr>
+    </w:lvl>
+    <w:lvl w:ilvl="5" w:tplc="C00E7A1A" w:tentative="1">
+      <w:start w:val="1"/>
+      <w:numFmt w:val="upperLetter"/>
+      <w:lvlText w:val="%6."/>
+      <w:lvlJc w:val="left"/>
+      <w:pPr>
+        <w:tabs>
+          <w:tab w:val="num" w:pos="4320"/>
+        </w:tabs>
+        <w:ind w:left="4320" w:hanging="360"/>
+      </w:pPr>
+    </w:lvl>
+    <w:lvl w:ilvl="6" w:tplc="B1B26FBC" w:tentative="1">
+      <w:start w:val="1"/>
+      <w:numFmt w:val="upperLetter"/>
+      <w:lvlText w:val="%7."/>
+      <w:lvlJc w:val="left"/>
+      <w:pPr>
+        <w:tabs>
+          <w:tab w:val="num" w:pos="5040"/>
+        </w:tabs>
+        <w:ind w:left="5040" w:hanging="360"/>
+      </w:pPr>
+    </w:lvl>
+    <w:lvl w:ilvl="7" w:tplc="FDA2C8C6" w:tentative="1">
+      <w:start w:val="1"/>
+      <w:numFmt w:val="upperLetter"/>
+      <w:lvlText w:val="%8."/>
+      <w:lvlJc w:val="left"/>
+      <w:pPr>
+        <w:tabs>
+          <w:tab w:val="num" w:pos="5760"/>
+        </w:tabs>
+        <w:ind w:left="5760" w:hanging="360"/>
+      </w:pPr>
+    </w:lvl>
+    <w:lvl w:ilvl="8" w:tplc="E704001C" w:tentative="1">
+      <w:start w:val="1"/>
+      <w:numFmt w:val="upperLetter"/>
+      <w:lvlText w:val="%9."/>
+      <w:lvlJc w:val="left"/>
+      <w:pPr>
+        <w:tabs>
+          <w:tab w:val="num" w:pos="6480"/>
+        </w:tabs>
+        <w:ind w:left="6480" w:hanging="360"/>
+      </w:pPr>
+    </w:lvl>
+  </w:abstractNum>
+  <w:abstractNum w:abstractNumId="1" w15:restartNumberingAfterBreak="0">
+    <w:nsid w:val="231516ED"/>
+    <w:multiLevelType w:val="hybridMultilevel"/>
+    <w:tmpl w:val="80525086"/>
+    <w:lvl w:ilvl="0" w:tplc="871EEF64">
+      <w:start w:val="1"/>
+      <w:numFmt w:val="upperLetter"/>
+      <w:lvlText w:val="%1."/>
+      <w:lvlJc w:val="left"/>
+      <w:pPr>
+        <w:tabs>
+          <w:tab w:val="num" w:pos="720"/>
+        </w:tabs>
+        <w:ind w:left="720" w:hanging="360"/>
+      </w:pPr>
+    </w:lvl>
+    <w:lvl w:ilvl="1" w:tplc="5D8639A4" w:tentative="1">
+      <w:start w:val="1"/>
+      <w:numFmt w:val="upperLetter"/>
+      <w:lvlText w:val="%2."/>
+      <w:lvlJc w:val="left"/>
+      <w:pPr>
+        <w:tabs>
+          <w:tab w:val="num" w:pos="1440"/>
+        </w:tabs>
+        <w:ind w:left="1440" w:hanging="360"/>
+      </w:pPr>
+    </w:lvl>
+    <w:lvl w:ilvl="2" w:tplc="BD0AD49E" w:tentative="1">
+      <w:start w:val="1"/>
+      <w:numFmt w:val="upperLetter"/>
+      <w:lvlText w:val="%3."/>
+      <w:lvlJc w:val="left"/>
+      <w:pPr>
+        <w:tabs>
+          <w:tab w:val="num" w:pos="2160"/>
+        </w:tabs>
+        <w:ind w:left="2160" w:hanging="360"/>
+      </w:pPr>
+    </w:lvl>
+    <w:lvl w:ilvl="3" w:tplc="42E6BBDC" w:tentative="1">
+      <w:start w:val="1"/>
+      <w:numFmt w:val="upperLetter"/>
+      <w:lvlText w:val="%4."/>
+      <w:lvlJc w:val="left"/>
+      <w:pPr>
+        <w:tabs>
+          <w:tab w:val="num" w:pos="2880"/>
+        </w:tabs>
+        <w:ind w:left="2880" w:hanging="360"/>
+      </w:pPr>
+    </w:lvl>
+    <w:lvl w:ilvl="4" w:tplc="98D8383E" w:tentative="1">
+      <w:start w:val="1"/>
+      <w:numFmt w:val="upperLetter"/>
+      <w:lvlText w:val="%5."/>
+      <w:lvlJc w:val="left"/>
+      <w:pPr>
+        <w:tabs>
+          <w:tab w:val="num" w:pos="3600"/>
+        </w:tabs>
+        <w:ind w:left="3600" w:hanging="360"/>
+      </w:pPr>
+    </w:lvl>
+    <w:lvl w:ilvl="5" w:tplc="00343EC0" w:tentative="1">
+      <w:start w:val="1"/>
+      <w:numFmt w:val="upperLetter"/>
+      <w:lvlText w:val="%6."/>
+      <w:lvlJc w:val="left"/>
+      <w:pPr>
+        <w:tabs>
+          <w:tab w:val="num" w:pos="4320"/>
+        </w:tabs>
+        <w:ind w:left="4320" w:hanging="360"/>
+      </w:pPr>
+    </w:lvl>
+    <w:lvl w:ilvl="6" w:tplc="B8088620" w:tentative="1">
+      <w:start w:val="1"/>
+      <w:numFmt w:val="upperLetter"/>
+      <w:lvlText w:val="%7."/>
+      <w:lvlJc w:val="left"/>
+      <w:pPr>
+        <w:tabs>
+          <w:tab w:val="num" w:pos="5040"/>
+        </w:tabs>
+        <w:ind w:left="5040" w:hanging="360"/>
+      </w:pPr>
+    </w:lvl>
+    <w:lvl w:ilvl="7" w:tplc="1FDC944A" w:tentative="1">
+      <w:start w:val="1"/>
+      <w:numFmt w:val="upperLetter"/>
+      <w:lvlText w:val="%8."/>
+      <w:lvlJc w:val="left"/>
+      <w:pPr>
+        <w:tabs>
+          <w:tab w:val="num" w:pos="5760"/>
+        </w:tabs>
+        <w:ind w:left="5760" w:hanging="360"/>
+      </w:pPr>
+    </w:lvl>
+    <w:lvl w:ilvl="8" w:tplc="82CE94B6" w:tentative="1">
+      <w:start w:val="1"/>
+      <w:numFmt w:val="upperLetter"/>
+      <w:lvlText w:val="%9."/>
+      <w:lvlJc w:val="left"/>
+      <w:pPr>
+        <w:tabs>
+          <w:tab w:val="num" w:pos="6480"/>
+        </w:tabs>
+        <w:ind w:left="6480" w:hanging="360"/>
+      </w:pPr>
+    </w:lvl>
+  </w:abstractNum>
+  <w:abstractNum w:abstractNumId="2" w15:restartNumberingAfterBreak="0">
+    <w:nsid w:val="2A1C3885"/>
+    <w:multiLevelType w:val="hybridMultilevel"/>
+    <w:tmpl w:val="E7483D34"/>
+    <w:lvl w:ilvl="0" w:tplc="5ECC24B4">
+      <w:start w:val="1"/>
+      <w:numFmt w:val="upperLetter"/>
+      <w:lvlText w:val="%1."/>
+      <w:lvlJc w:val="left"/>
+      <w:pPr>
+        <w:tabs>
+          <w:tab w:val="num" w:pos="720"/>
+        </w:tabs>
+        <w:ind w:left="720" w:hanging="360"/>
+      </w:pPr>
+    </w:lvl>
+    <w:lvl w:ilvl="1" w:tplc="9A88E684" w:tentative="1">
+      <w:start w:val="1"/>
+      <w:numFmt w:val="upperLetter"/>
+      <w:lvlText w:val="%2."/>
+      <w:lvlJc w:val="left"/>
+      <w:pPr>
+        <w:tabs>
+          <w:tab w:val="num" w:pos="1440"/>
+        </w:tabs>
+        <w:ind w:left="1440" w:hanging="360"/>
+      </w:pPr>
+    </w:lvl>
+    <w:lvl w:ilvl="2" w:tplc="0EFC4E6C" w:tentative="1">
+      <w:start w:val="1"/>
+      <w:numFmt w:val="upperLetter"/>
+      <w:lvlText w:val="%3."/>
+      <w:lvlJc w:val="left"/>
+      <w:pPr>
+        <w:tabs>
+          <w:tab w:val="num" w:pos="2160"/>
+        </w:tabs>
+        <w:ind w:left="2160" w:hanging="360"/>
+      </w:pPr>
+    </w:lvl>
+    <w:lvl w:ilvl="3" w:tplc="E1587A2C" w:tentative="1">
+      <w:start w:val="1"/>
+      <w:numFmt w:val="upperLetter"/>
+      <w:lvlText w:val="%4."/>
+      <w:lvlJc w:val="left"/>
+      <w:pPr>
+        <w:tabs>
+          <w:tab w:val="num" w:pos="2880"/>
+        </w:tabs>
+        <w:ind w:left="2880" w:hanging="360"/>
+      </w:pPr>
+    </w:lvl>
+    <w:lvl w:ilvl="4" w:tplc="717E7DDE" w:tentative="1">
+      <w:start w:val="1"/>
+      <w:numFmt w:val="upperLetter"/>
+      <w:lvlText w:val="%5."/>
+      <w:lvlJc w:val="left"/>
+      <w:pPr>
+        <w:tabs>
+          <w:tab w:val="num" w:pos="3600"/>
+        </w:tabs>
+        <w:ind w:left="3600" w:hanging="360"/>
+      </w:pPr>
+    </w:lvl>
+    <w:lvl w:ilvl="5" w:tplc="1C809BFE" w:tentative="1">
+      <w:start w:val="1"/>
+      <w:numFmt w:val="upperLetter"/>
+      <w:lvlText w:val="%6."/>
+      <w:lvlJc w:val="left"/>
+      <w:pPr>
+        <w:tabs>
+          <w:tab w:val="num" w:pos="4320"/>
+        </w:tabs>
+        <w:ind w:left="4320" w:hanging="360"/>
+      </w:pPr>
+    </w:lvl>
+    <w:lvl w:ilvl="6" w:tplc="06A68C66" w:tentative="1">
+      <w:start w:val="1"/>
+      <w:numFmt w:val="upperLetter"/>
+      <w:lvlText w:val="%7."/>
+      <w:lvlJc w:val="left"/>
+      <w:pPr>
+        <w:tabs>
+          <w:tab w:val="num" w:pos="5040"/>
+        </w:tabs>
+        <w:ind w:left="5040" w:hanging="360"/>
+      </w:pPr>
+    </w:lvl>
+    <w:lvl w:ilvl="7" w:tplc="BDE6C766" w:tentative="1">
+      <w:start w:val="1"/>
+      <w:numFmt w:val="upperLetter"/>
+      <w:lvlText w:val="%8."/>
+      <w:lvlJc w:val="left"/>
+      <w:pPr>
+        <w:tabs>
+          <w:tab w:val="num" w:pos="5760"/>
+        </w:tabs>
+        <w:ind w:left="5760" w:hanging="360"/>
+      </w:pPr>
+    </w:lvl>
+    <w:lvl w:ilvl="8" w:tplc="41F6DCE8" w:tentative="1">
+      <w:start w:val="1"/>
+      <w:numFmt w:val="upperLetter"/>
+      <w:lvlText w:val="%9."/>
+      <w:lvlJc w:val="left"/>
+      <w:pPr>
+        <w:tabs>
+          <w:tab w:val="num" w:pos="6480"/>
+        </w:tabs>
+        <w:ind w:left="6480" w:hanging="360"/>
+      </w:pPr>
+    </w:lvl>
+  </w:abstractNum>
+  <w:abstractNum w:abstractNumId="3" w15:restartNumberingAfterBreak="0">
+    <w:nsid w:val="3F4C19EA"/>
+    <w:multiLevelType w:val="hybridMultilevel"/>
+    <w:tmpl w:val="B3509608"/>
+    <w:lvl w:ilvl="0" w:tplc="08090019">
+      <w:start w:val="1"/>
+      <w:numFmt w:val="lowerLetter"/>
+      <w:lvlText w:val="%1."/>
+      <w:lvlJc w:val="left"/>
+      <w:pPr>
+        <w:ind w:left="720" w:hanging="360"/>
+      </w:pPr>
+    </w:lvl>
+    <w:lvl w:ilvl="1" w:tplc="08090019" w:tentative="1">
+      <w:start w:val="1"/>
+      <w:numFmt w:val="lowerLetter"/>
+      <w:lvlText w:val="%2."/>
+      <w:lvlJc w:val="left"/>
+      <w:pPr>
+        <w:ind w:left="1440" w:hanging="360"/>
+      </w:pPr>
+    </w:lvl>
+    <w:lvl w:ilvl="2" w:tplc="0809001B" w:tentative="1">
+      <w:start w:val="1"/>
+      <w:numFmt w:val="lowerRoman"/>
+      <w:lvlText w:val="%3."/>
+      <w:lvlJc w:val="right"/>
+      <w:pPr>
+        <w:ind w:left="2160" w:hanging="180"/>
+      </w:pPr>
+    </w:lvl>
+    <w:lvl w:ilvl="3" w:tplc="0809000F" w:tentative="1">
+      <w:start w:val="1"/>
+      <w:numFmt w:val="decimal"/>
+      <w:lvlText w:val="%4."/>
+      <w:lvlJc w:val="left"/>
+      <w:pPr>
+        <w:ind w:left="2880" w:hanging="360"/>
+      </w:pPr>
+    </w:lvl>
+    <w:lvl w:ilvl="4" w:tplc="08090019" w:tentative="1">
+      <w:start w:val="1"/>
+      <w:numFmt w:val="lowerLetter"/>
+      <w:lvlText w:val="%5."/>
+      <w:lvlJc w:val="left"/>
+      <w:pPr>
+        <w:ind w:left="3600" w:hanging="360"/>
+      </w:pPr>
+    </w:lvl>
+    <w:lvl w:ilvl="5" w:tplc="0809001B" w:tentative="1">
+      <w:start w:val="1"/>
+      <w:numFmt w:val="lowerRoman"/>
+      <w:lvlText w:val="%6."/>
+      <w:lvlJc w:val="right"/>
+      <w:pPr>
+        <w:ind w:left="4320" w:hanging="180"/>
+      </w:pPr>
+    </w:lvl>
+    <w:lvl w:ilvl="6" w:tplc="0809000F" w:tentative="1">
+      <w:start w:val="1"/>
+      <w:numFmt w:val="decimal"/>
+      <w:lvlText w:val="%7."/>
+      <w:lvlJc w:val="left"/>
+      <w:pPr>
+        <w:ind w:left="5040" w:hanging="360"/>
+      </w:pPr>
+    </w:lvl>
+    <w:lvl w:ilvl="7" w:tplc="08090019" w:tentative="1">
+      <w:start w:val="1"/>
+      <w:numFmt w:val="lowerLetter"/>
+      <w:lvlText w:val="%8."/>
+      <w:lvlJc w:val="left"/>
+      <w:pPr>
+        <w:ind w:left="5760" w:hanging="360"/>
+      </w:pPr>
+    </w:lvl>
+    <w:lvl w:ilvl="8" w:tplc="0809001B" w:tentative="1">
+      <w:start w:val="1"/>
+      <w:numFmt w:val="lowerRoman"/>
+      <w:lvlText w:val="%9."/>
+      <w:lvlJc w:val="right"/>
+      <w:pPr>
+        <w:ind w:left="6480" w:hanging="180"/>
+      </w:pPr>
+    </w:lvl>
+  </w:abstractNum>
+  <w:abstractNum w:abstractNumId="4" w15:restartNumberingAfterBreak="0">
+    <w:nsid w:val="433F033A"/>
+    <w:multiLevelType w:val="hybridMultilevel"/>
+    <w:tmpl w:val="820C994A"/>
+    <w:lvl w:ilvl="0" w:tplc="08090015">
+      <w:start w:val="1"/>
+      <w:numFmt w:val="upperLetter"/>
+      <w:lvlText w:val="%1."/>
+      <w:lvlJc w:val="left"/>
+      <w:pPr>
+        <w:ind w:left="720" w:hanging="360"/>
+      </w:pPr>
+      <w:rPr>
+        <w:rFonts w:hint="default"/>
+      </w:rPr>
+    </w:lvl>
+    <w:lvl w:ilvl="1" w:tplc="08090019" w:tentative="1">
+      <w:start w:val="1"/>
+      <w:numFmt w:val="lowerLetter"/>
+      <w:lvlText w:val="%2."/>
+      <w:lvlJc w:val="left"/>
+      <w:pPr>
+        <w:ind w:left="1440" w:hanging="360"/>
+      </w:pPr>
+    </w:lvl>
+    <w:lvl w:ilvl="2" w:tplc="0809001B" w:tentative="1">
+      <w:start w:val="1"/>
+      <w:numFmt w:val="lowerRoman"/>
+      <w:lvlText w:val="%3."/>
+      <w:lvlJc w:val="right"/>
+      <w:pPr>
+        <w:ind w:left="2160" w:hanging="180"/>
+      </w:pPr>
+    </w:lvl>
+    <w:lvl w:ilvl="3" w:tplc="0809000F" w:tentative="1">
+      <w:start w:val="1"/>
+      <w:numFmt w:val="decimal"/>
+      <w:lvlText w:val="%4."/>
+      <w:lvlJc w:val="left"/>
+      <w:pPr>
+        <w:ind w:left="2880" w:hanging="360"/>
+      </w:pPr>
+    </w:lvl>
+    <w:lvl w:ilvl="4" w:tplc="08090019" w:tentative="1">
+      <w:start w:val="1"/>
+      <w:numFmt w:val="lowerLetter"/>
+      <w:lvlText w:val="%5."/>
+      <w:lvlJc w:val="left"/>
+      <w:pPr>
+        <w:ind w:left="3600" w:hanging="360"/>
+      </w:pPr>
+    </w:lvl>
+    <w:lvl w:ilvl="5" w:tplc="0809001B" w:tentative="1">
+      <w:start w:val="1"/>
+      <w:numFmt w:val="lowerRoman"/>
+      <w:lvlText w:val="%6."/>
+      <w:lvlJc w:val="right"/>
+      <w:pPr>
+        <w:ind w:left="4320" w:hanging="180"/>
+      </w:pPr>
+    </w:lvl>
+    <w:lvl w:ilvl="6" w:tplc="0809000F" w:tentative="1">
+      <w:start w:val="1"/>
+      <w:numFmt w:val="decimal"/>
+      <w:lvlText w:val="%7."/>
+      <w:lvlJc w:val="left"/>
+      <w:pPr>
+        <w:ind w:left="5040" w:hanging="360"/>
+      </w:pPr>
+    </w:lvl>
+    <w:lvl w:ilvl="7" w:tplc="08090019" w:tentative="1">
+      <w:start w:val="1"/>
+      <w:numFmt w:val="lowerLetter"/>
+      <w:lvlText w:val="%8."/>
+      <w:lvlJc w:val="left"/>
+      <w:pPr>
+        <w:ind w:left="5760" w:hanging="360"/>
+      </w:pPr>
+    </w:lvl>
+    <w:lvl w:ilvl="8" w:tplc="0809001B" w:tentative="1">
+      <w:start w:val="1"/>
+      <w:numFmt w:val="lowerRoman"/>
+      <w:lvlText w:val="%9."/>
+      <w:lvlJc w:val="right"/>
+      <w:pPr>
+        <w:ind w:left="6480" w:hanging="180"/>
+      </w:pPr>
+    </w:lvl>
+  </w:abstractNum>
+  <w:abstractNum w:abstractNumId="5" w15:restartNumberingAfterBreak="0">
     <w:nsid w:val="47401766"/>
     <w:multiLevelType w:val="hybridMultilevel"/>
     <w:tmpl w:val="9F18FB2C"/>
@@ -1518,8 +6466,347 @@
       </w:rPr>
     </w:lvl>
   </w:abstractNum>
+  <w:abstractNum w:abstractNumId="6" w15:restartNumberingAfterBreak="0">
+    <w:nsid w:val="5AA4055C"/>
+    <w:multiLevelType w:val="hybridMultilevel"/>
+    <w:tmpl w:val="A8649FD0"/>
+    <w:lvl w:ilvl="0" w:tplc="7B469FC4">
+      <w:start w:val="1"/>
+      <w:numFmt w:val="upperLetter"/>
+      <w:lvlText w:val="%1."/>
+      <w:lvlJc w:val="left"/>
+      <w:pPr>
+        <w:tabs>
+          <w:tab w:val="num" w:pos="720"/>
+        </w:tabs>
+        <w:ind w:left="720" w:hanging="360"/>
+      </w:pPr>
+    </w:lvl>
+    <w:lvl w:ilvl="1" w:tplc="BFF6C760" w:tentative="1">
+      <w:start w:val="1"/>
+      <w:numFmt w:val="upperLetter"/>
+      <w:lvlText w:val="%2."/>
+      <w:lvlJc w:val="left"/>
+      <w:pPr>
+        <w:tabs>
+          <w:tab w:val="num" w:pos="1440"/>
+        </w:tabs>
+        <w:ind w:left="1440" w:hanging="360"/>
+      </w:pPr>
+    </w:lvl>
+    <w:lvl w:ilvl="2" w:tplc="59E28A08" w:tentative="1">
+      <w:start w:val="1"/>
+      <w:numFmt w:val="upperLetter"/>
+      <w:lvlText w:val="%3."/>
+      <w:lvlJc w:val="left"/>
+      <w:pPr>
+        <w:tabs>
+          <w:tab w:val="num" w:pos="2160"/>
+        </w:tabs>
+        <w:ind w:left="2160" w:hanging="360"/>
+      </w:pPr>
+    </w:lvl>
+    <w:lvl w:ilvl="3" w:tplc="E3748B34" w:tentative="1">
+      <w:start w:val="1"/>
+      <w:numFmt w:val="upperLetter"/>
+      <w:lvlText w:val="%4."/>
+      <w:lvlJc w:val="left"/>
+      <w:pPr>
+        <w:tabs>
+          <w:tab w:val="num" w:pos="2880"/>
+        </w:tabs>
+        <w:ind w:left="2880" w:hanging="360"/>
+      </w:pPr>
+    </w:lvl>
+    <w:lvl w:ilvl="4" w:tplc="AC945BEC" w:tentative="1">
+      <w:start w:val="1"/>
+      <w:numFmt w:val="upperLetter"/>
+      <w:lvlText w:val="%5."/>
+      <w:lvlJc w:val="left"/>
+      <w:pPr>
+        <w:tabs>
+          <w:tab w:val="num" w:pos="3600"/>
+        </w:tabs>
+        <w:ind w:left="3600" w:hanging="360"/>
+      </w:pPr>
+    </w:lvl>
+    <w:lvl w:ilvl="5" w:tplc="F4AC2BFE" w:tentative="1">
+      <w:start w:val="1"/>
+      <w:numFmt w:val="upperLetter"/>
+      <w:lvlText w:val="%6."/>
+      <w:lvlJc w:val="left"/>
+      <w:pPr>
+        <w:tabs>
+          <w:tab w:val="num" w:pos="4320"/>
+        </w:tabs>
+        <w:ind w:left="4320" w:hanging="360"/>
+      </w:pPr>
+    </w:lvl>
+    <w:lvl w:ilvl="6" w:tplc="2C68D97C" w:tentative="1">
+      <w:start w:val="1"/>
+      <w:numFmt w:val="upperLetter"/>
+      <w:lvlText w:val="%7."/>
+      <w:lvlJc w:val="left"/>
+      <w:pPr>
+        <w:tabs>
+          <w:tab w:val="num" w:pos="5040"/>
+        </w:tabs>
+        <w:ind w:left="5040" w:hanging="360"/>
+      </w:pPr>
+    </w:lvl>
+    <w:lvl w:ilvl="7" w:tplc="10B8E892" w:tentative="1">
+      <w:start w:val="1"/>
+      <w:numFmt w:val="upperLetter"/>
+      <w:lvlText w:val="%8."/>
+      <w:lvlJc w:val="left"/>
+      <w:pPr>
+        <w:tabs>
+          <w:tab w:val="num" w:pos="5760"/>
+        </w:tabs>
+        <w:ind w:left="5760" w:hanging="360"/>
+      </w:pPr>
+    </w:lvl>
+    <w:lvl w:ilvl="8" w:tplc="E1F64958" w:tentative="1">
+      <w:start w:val="1"/>
+      <w:numFmt w:val="upperLetter"/>
+      <w:lvlText w:val="%9."/>
+      <w:lvlJc w:val="left"/>
+      <w:pPr>
+        <w:tabs>
+          <w:tab w:val="num" w:pos="6480"/>
+        </w:tabs>
+        <w:ind w:left="6480" w:hanging="360"/>
+      </w:pPr>
+    </w:lvl>
+  </w:abstractNum>
+  <w:abstractNum w:abstractNumId="7" w15:restartNumberingAfterBreak="0">
+    <w:nsid w:val="5C696F7B"/>
+    <w:multiLevelType w:val="hybridMultilevel"/>
+    <w:tmpl w:val="0AB4FBCC"/>
+    <w:lvl w:ilvl="0" w:tplc="5808BAC6">
+      <w:start w:val="1"/>
+      <w:numFmt w:val="upperLetter"/>
+      <w:lvlText w:val="%1."/>
+      <w:lvlJc w:val="left"/>
+      <w:pPr>
+        <w:tabs>
+          <w:tab w:val="num" w:pos="720"/>
+        </w:tabs>
+        <w:ind w:left="720" w:hanging="360"/>
+      </w:pPr>
+    </w:lvl>
+    <w:lvl w:ilvl="1" w:tplc="BD90C1DA" w:tentative="1">
+      <w:start w:val="1"/>
+      <w:numFmt w:val="upperLetter"/>
+      <w:lvlText w:val="%2."/>
+      <w:lvlJc w:val="left"/>
+      <w:pPr>
+        <w:tabs>
+          <w:tab w:val="num" w:pos="1440"/>
+        </w:tabs>
+        <w:ind w:left="1440" w:hanging="360"/>
+      </w:pPr>
+    </w:lvl>
+    <w:lvl w:ilvl="2" w:tplc="56EE74F0" w:tentative="1">
+      <w:start w:val="1"/>
+      <w:numFmt w:val="upperLetter"/>
+      <w:lvlText w:val="%3."/>
+      <w:lvlJc w:val="left"/>
+      <w:pPr>
+        <w:tabs>
+          <w:tab w:val="num" w:pos="2160"/>
+        </w:tabs>
+        <w:ind w:left="2160" w:hanging="360"/>
+      </w:pPr>
+    </w:lvl>
+    <w:lvl w:ilvl="3" w:tplc="BAFE1BF2" w:tentative="1">
+      <w:start w:val="1"/>
+      <w:numFmt w:val="upperLetter"/>
+      <w:lvlText w:val="%4."/>
+      <w:lvlJc w:val="left"/>
+      <w:pPr>
+        <w:tabs>
+          <w:tab w:val="num" w:pos="2880"/>
+        </w:tabs>
+        <w:ind w:left="2880" w:hanging="360"/>
+      </w:pPr>
+    </w:lvl>
+    <w:lvl w:ilvl="4" w:tplc="5C48BC7E" w:tentative="1">
+      <w:start w:val="1"/>
+      <w:numFmt w:val="upperLetter"/>
+      <w:lvlText w:val="%5."/>
+      <w:lvlJc w:val="left"/>
+      <w:pPr>
+        <w:tabs>
+          <w:tab w:val="num" w:pos="3600"/>
+        </w:tabs>
+        <w:ind w:left="3600" w:hanging="360"/>
+      </w:pPr>
+    </w:lvl>
+    <w:lvl w:ilvl="5" w:tplc="BA70FF88" w:tentative="1">
+      <w:start w:val="1"/>
+      <w:numFmt w:val="upperLetter"/>
+      <w:lvlText w:val="%6."/>
+      <w:lvlJc w:val="left"/>
+      <w:pPr>
+        <w:tabs>
+          <w:tab w:val="num" w:pos="4320"/>
+        </w:tabs>
+        <w:ind w:left="4320" w:hanging="360"/>
+      </w:pPr>
+    </w:lvl>
+    <w:lvl w:ilvl="6" w:tplc="AB28CE00" w:tentative="1">
+      <w:start w:val="1"/>
+      <w:numFmt w:val="upperLetter"/>
+      <w:lvlText w:val="%7."/>
+      <w:lvlJc w:val="left"/>
+      <w:pPr>
+        <w:tabs>
+          <w:tab w:val="num" w:pos="5040"/>
+        </w:tabs>
+        <w:ind w:left="5040" w:hanging="360"/>
+      </w:pPr>
+    </w:lvl>
+    <w:lvl w:ilvl="7" w:tplc="4DF8AED8" w:tentative="1">
+      <w:start w:val="1"/>
+      <w:numFmt w:val="upperLetter"/>
+      <w:lvlText w:val="%8."/>
+      <w:lvlJc w:val="left"/>
+      <w:pPr>
+        <w:tabs>
+          <w:tab w:val="num" w:pos="5760"/>
+        </w:tabs>
+        <w:ind w:left="5760" w:hanging="360"/>
+      </w:pPr>
+    </w:lvl>
+    <w:lvl w:ilvl="8" w:tplc="FFDAEA22" w:tentative="1">
+      <w:start w:val="1"/>
+      <w:numFmt w:val="upperLetter"/>
+      <w:lvlText w:val="%9."/>
+      <w:lvlJc w:val="left"/>
+      <w:pPr>
+        <w:tabs>
+          <w:tab w:val="num" w:pos="6480"/>
+        </w:tabs>
+        <w:ind w:left="6480" w:hanging="360"/>
+      </w:pPr>
+    </w:lvl>
+  </w:abstractNum>
+  <w:abstractNum w:abstractNumId="8" w15:restartNumberingAfterBreak="0">
+    <w:nsid w:val="60E329BD"/>
+    <w:multiLevelType w:val="hybridMultilevel"/>
+    <w:tmpl w:val="D30ACA3E"/>
+    <w:lvl w:ilvl="0" w:tplc="0809000F">
+      <w:start w:val="1"/>
+      <w:numFmt w:val="decimal"/>
+      <w:lvlText w:val="%1."/>
+      <w:lvlJc w:val="left"/>
+      <w:pPr>
+        <w:ind w:left="720" w:hanging="360"/>
+      </w:pPr>
+      <w:rPr>
+        <w:rFonts w:hint="default"/>
+      </w:rPr>
+    </w:lvl>
+    <w:lvl w:ilvl="1" w:tplc="08090019" w:tentative="1">
+      <w:start w:val="1"/>
+      <w:numFmt w:val="lowerLetter"/>
+      <w:lvlText w:val="%2."/>
+      <w:lvlJc w:val="left"/>
+      <w:pPr>
+        <w:ind w:left="1440" w:hanging="360"/>
+      </w:pPr>
+    </w:lvl>
+    <w:lvl w:ilvl="2" w:tplc="0809001B" w:tentative="1">
+      <w:start w:val="1"/>
+      <w:numFmt w:val="lowerRoman"/>
+      <w:lvlText w:val="%3."/>
+      <w:lvlJc w:val="right"/>
+      <w:pPr>
+        <w:ind w:left="2160" w:hanging="180"/>
+      </w:pPr>
+    </w:lvl>
+    <w:lvl w:ilvl="3" w:tplc="0809000F" w:tentative="1">
+      <w:start w:val="1"/>
+      <w:numFmt w:val="decimal"/>
+      <w:lvlText w:val="%4."/>
+      <w:lvlJc w:val="left"/>
+      <w:pPr>
+        <w:ind w:left="2880" w:hanging="360"/>
+      </w:pPr>
+    </w:lvl>
+    <w:lvl w:ilvl="4" w:tplc="08090019" w:tentative="1">
+      <w:start w:val="1"/>
+      <w:numFmt w:val="lowerLetter"/>
+      <w:lvlText w:val="%5."/>
+      <w:lvlJc w:val="left"/>
+      <w:pPr>
+        <w:ind w:left="3600" w:hanging="360"/>
+      </w:pPr>
+    </w:lvl>
+    <w:lvl w:ilvl="5" w:tplc="0809001B" w:tentative="1">
+      <w:start w:val="1"/>
+      <w:numFmt w:val="lowerRoman"/>
+      <w:lvlText w:val="%6."/>
+      <w:lvlJc w:val="right"/>
+      <w:pPr>
+        <w:ind w:left="4320" w:hanging="180"/>
+      </w:pPr>
+    </w:lvl>
+    <w:lvl w:ilvl="6" w:tplc="0809000F" w:tentative="1">
+      <w:start w:val="1"/>
+      <w:numFmt w:val="decimal"/>
+      <w:lvlText w:val="%7."/>
+      <w:lvlJc w:val="left"/>
+      <w:pPr>
+        <w:ind w:left="5040" w:hanging="360"/>
+      </w:pPr>
+    </w:lvl>
+    <w:lvl w:ilvl="7" w:tplc="08090019" w:tentative="1">
+      <w:start w:val="1"/>
+      <w:numFmt w:val="lowerLetter"/>
+      <w:lvlText w:val="%8."/>
+      <w:lvlJc w:val="left"/>
+      <w:pPr>
+        <w:ind w:left="5760" w:hanging="360"/>
+      </w:pPr>
+    </w:lvl>
+    <w:lvl w:ilvl="8" w:tplc="0809001B" w:tentative="1">
+      <w:start w:val="1"/>
+      <w:numFmt w:val="lowerRoman"/>
+      <w:lvlText w:val="%9."/>
+      <w:lvlJc w:val="right"/>
+      <w:pPr>
+        <w:ind w:left="6480" w:hanging="180"/>
+      </w:pPr>
+    </w:lvl>
+  </w:abstractNum>
   <w:num w:numId="1" w16cid:durableId="1568951332">
+    <w:abstractNumId w:val="5"/>
+  </w:num>
+  <w:num w:numId="2" w16cid:durableId="1856383711">
+    <w:abstractNumId w:val="8"/>
+  </w:num>
+  <w:num w:numId="3" w16cid:durableId="453251087">
+    <w:abstractNumId w:val="6"/>
+  </w:num>
+  <w:num w:numId="4" w16cid:durableId="1453162215">
+    <w:abstractNumId w:val="3"/>
+  </w:num>
+  <w:num w:numId="5" w16cid:durableId="1742406599">
+    <w:abstractNumId w:val="7"/>
+  </w:num>
+  <w:num w:numId="6" w16cid:durableId="952135198">
+    <w:abstractNumId w:val="1"/>
+  </w:num>
+  <w:num w:numId="7" w16cid:durableId="1036781249">
     <w:abstractNumId w:val="0"/>
+  </w:num>
+  <w:num w:numId="8" w16cid:durableId="814757868">
+    <w:abstractNumId w:val="2"/>
+  </w:num>
+  <w:num w:numId="9" w16cid:durableId="648287844">
+    <w:abstractNumId w:val="4"/>
   </w:num>
 </w:numbering>
 </file>
@@ -1920,6 +7207,7 @@
   <w:style w:type="paragraph" w:default="1" w:styleId="Normal">
     <w:name w:val="Normal"/>
     <w:qFormat/>
+    <w:rsid w:val="00044A59"/>
   </w:style>
   <w:style w:type="paragraph" w:styleId="Heading1">
     <w:name w:val="heading 1"/>
@@ -1992,7 +7280,6 @@
     <w:next w:val="Normal"/>
     <w:link w:val="Heading4Char"/>
     <w:uiPriority w:val="9"/>
-    <w:semiHidden/>
     <w:unhideWhenUsed/>
     <w:qFormat/>
     <w:rsid w:val="00F071FC"/>
@@ -2187,7 +7474,6 @@
     <w:basedOn w:val="DefaultParagraphFont"/>
     <w:link w:val="Heading4"/>
     <w:uiPriority w:val="9"/>
-    <w:semiHidden/>
     <w:rsid w:val="00F071FC"/>
     <w:rPr>
       <w:rFonts w:eastAsiaTheme="majorEastAsia" w:cstheme="majorBidi"/>
